--- a/data/outputs/v2/Essential_Mathematics/SS2.6_Surface_Area_of_Solids/Essential_Mathematics_Surface_Area_of_Solids_CBE_LessonSequence.docx
+++ b/data/outputs/v2/Essential_Mathematics/SS2.6_Surface_Area_of_Solids/Essential_Mathematics_Surface_Area_of_Solids_CBE_LessonSequence.docx
@@ -2899,32 +2899,32 @@
         <w:tc>
           <w:tcPr>
             <w:tcW w:type="dxa" w:w="1520"/>
-            <w:shd w:fill="F2F2F2" w:color="auto" w:val="clear"/>
-            <w:tcMar>
-              <w:top w:type="dxa" w:w="60"/>
-              <w:left w:type="dxa" w:w="120"/>
-              <w:bottom w:type="dxa" w:w="60"/>
-              <w:right w:type="dxa" w:w="120"/>
-            </w:tcMar>
-            <w:vAlign w:val="top"/>
-          </w:tcPr>
-          <w:p>
-            <w:pPr>
-              <w:spacing w:after="40" w:before="0"/>
-              <w:jc w:val="left"/>
-            </w:pPr>
-            <w:r>
-              <w:rPr>
-                <w:rFonts w:ascii="Arial" w:cs="Arial" w:eastAsia="Arial" w:hAnsi="Arial"/>
-                <w:b/>
-                <w:bCs/>
-                <w:i w:val="false"/>
-                <w:iCs w:val="false"/>
-                <w:color w:val="000000"/>
-                <w:sz w:val="18"/>
-                <w:szCs w:val="18"/>
-              </w:rPr>
-              <w:t xml:space="preserve">Phase 1 — Predict</w:t>
+            <w:shd w:fill="EAD1F5" w:color="auto" w:val="clear"/>
+            <w:tcMar>
+              <w:top w:type="dxa" w:w="60"/>
+              <w:left w:type="dxa" w:w="120"/>
+              <w:bottom w:type="dxa" w:w="60"/>
+              <w:right w:type="dxa" w:w="120"/>
+            </w:tcMar>
+            <w:vAlign w:val="top"/>
+          </w:tcPr>
+          <w:p>
+            <w:pPr>
+              <w:spacing w:after="40" w:before="0"/>
+              <w:jc w:val="left"/>
+            </w:pPr>
+            <w:r>
+              <w:rPr>
+                <w:rFonts w:ascii="Arial" w:cs="Arial" w:eastAsia="Arial" w:hAnsi="Arial"/>
+                <w:b/>
+                <w:bCs/>
+                <w:i w:val="false"/>
+                <w:iCs w:val="false"/>
+                <w:color w:val="000000"/>
+                <w:sz w:val="18"/>
+                <w:szCs w:val="18"/>
+              </w:rPr>
+              <w:t xml:space="preserve">Predict Phase</w:t>
             </w:r>
           </w:p>
           <w:p>
@@ -2947,7 +2947,7 @@
             <w:pPr>
               <w:spacing w:after="20" w:before="0"/>
             </w:pPr>
-            <w:hyperlink w:history="1" r:id="rId4ssly_k6ofomew6a-bezm">
+            <w:hyperlink w:history="1" r:id="rIdscl3emyr14yondd9mvbo9">
               <w:r>
                 <w:rPr>
                   <w:rFonts w:ascii="Arial" w:cs="Arial" w:eastAsia="Arial" w:hAnsi="Arial"/>
@@ -2980,7 +2980,7 @@
               <w:spacing w:after="10" w:before="0"/>
               <w:ind w:left="120"/>
             </w:pPr>
-            <w:hyperlink w:history="1" r:id="rId52m9khhp4epcvcir1gfbr">
+            <w:hyperlink w:history="1" r:id="rIdhmefl7hj24bbq_xyagryn">
               <w:r>
                 <w:rPr>
                   <w:rFonts w:ascii="Arial" w:cs="Arial" w:eastAsia="Arial" w:hAnsi="Arial"/>
@@ -3025,7 +3025,7 @@
             <w:pPr>
               <w:spacing w:after="20" w:before="0"/>
             </w:pPr>
-            <w:hyperlink w:history="1" r:id="rIde9kkwmevwun26fydve7k1">
+            <w:hyperlink w:history="1" r:id="rIdehfowgr2sf7x1fqpt1qqt">
               <w:r>
                 <w:rPr>
                   <w:rFonts w:ascii="Arial" w:cs="Arial" w:eastAsia="Arial" w:hAnsi="Arial"/>
@@ -3058,7 +3058,7 @@
               <w:spacing w:after="10" w:before="0"/>
               <w:ind w:left="120"/>
             </w:pPr>
-            <w:hyperlink w:history="1" r:id="rIdejblbdyhen01ekqcf18z6">
+            <w:hyperlink w:history="1" r:id="rIdi0-9gzwz1ofjr2feaugqx">
               <w:r>
                 <w:rPr>
                   <w:rFonts w:ascii="Arial" w:cs="Arial" w:eastAsia="Arial" w:hAnsi="Arial"/>
@@ -3205,32 +3205,32 @@
         <w:tc>
           <w:tcPr>
             <w:tcW w:type="dxa" w:w="1520"/>
-            <w:shd w:fill="F2F2F2" w:color="auto" w:val="clear"/>
-            <w:tcMar>
-              <w:top w:type="dxa" w:w="60"/>
-              <w:left w:type="dxa" w:w="120"/>
-              <w:bottom w:type="dxa" w:w="60"/>
-              <w:right w:type="dxa" w:w="120"/>
-            </w:tcMar>
-            <w:vAlign w:val="top"/>
-          </w:tcPr>
-          <w:p>
-            <w:pPr>
-              <w:spacing w:after="40" w:before="0"/>
-              <w:jc w:val="left"/>
-            </w:pPr>
-            <w:r>
-              <w:rPr>
-                <w:rFonts w:ascii="Arial" w:cs="Arial" w:eastAsia="Arial" w:hAnsi="Arial"/>
-                <w:b/>
-                <w:bCs/>
-                <w:i w:val="false"/>
-                <w:iCs w:val="false"/>
-                <w:color w:val="000000"/>
-                <w:sz w:val="18"/>
-                <w:szCs w:val="18"/>
-              </w:rPr>
-              <w:t xml:space="preserve">Phase 2 — Observe</w:t>
+            <w:shd w:fill="D9EEF1" w:color="auto" w:val="clear"/>
+            <w:tcMar>
+              <w:top w:type="dxa" w:w="60"/>
+              <w:left w:type="dxa" w:w="120"/>
+              <w:bottom w:type="dxa" w:w="60"/>
+              <w:right w:type="dxa" w:w="120"/>
+            </w:tcMar>
+            <w:vAlign w:val="top"/>
+          </w:tcPr>
+          <w:p>
+            <w:pPr>
+              <w:spacing w:after="40" w:before="0"/>
+              <w:jc w:val="left"/>
+            </w:pPr>
+            <w:r>
+              <w:rPr>
+                <w:rFonts w:ascii="Arial" w:cs="Arial" w:eastAsia="Arial" w:hAnsi="Arial"/>
+                <w:b/>
+                <w:bCs/>
+                <w:i w:val="false"/>
+                <w:iCs w:val="false"/>
+                <w:color w:val="000000"/>
+                <w:sz w:val="18"/>
+                <w:szCs w:val="18"/>
+              </w:rPr>
+              <w:t xml:space="preserve">Observe Phase</w:t>
             </w:r>
           </w:p>
           <w:p>
@@ -3253,7 +3253,7 @@
             <w:pPr>
               <w:spacing w:after="20" w:before="0"/>
             </w:pPr>
-            <w:hyperlink w:history="1" r:id="rId7fvnplmt5d_bqclnvto1g">
+            <w:hyperlink w:history="1" r:id="rIdvsf4yv6xsr9_ehisf1ktn">
               <w:r>
                 <w:rPr>
                   <w:rFonts w:ascii="Arial" w:cs="Arial" w:eastAsia="Arial" w:hAnsi="Arial"/>
@@ -3286,7 +3286,7 @@
               <w:spacing w:after="10" w:before="0"/>
               <w:ind w:left="120"/>
             </w:pPr>
-            <w:hyperlink w:history="1" r:id="rIdwf80y6iuytzqeirb8ccew">
+            <w:hyperlink w:history="1" r:id="rId-9rppmtnzyhurfhzwhmn8">
               <w:r>
                 <w:rPr>
                   <w:rFonts w:ascii="Arial" w:cs="Arial" w:eastAsia="Arial" w:hAnsi="Arial"/>
@@ -3331,7 +3331,7 @@
             <w:pPr>
               <w:spacing w:after="20" w:before="0"/>
             </w:pPr>
-            <w:hyperlink w:history="1" r:id="rId_ban8xdgphj4mw0ee7vvh">
+            <w:hyperlink w:history="1" r:id="rIdmutoi3bsatr7hb1fmjq2p">
               <w:r>
                 <w:rPr>
                   <w:rFonts w:ascii="Arial" w:cs="Arial" w:eastAsia="Arial" w:hAnsi="Arial"/>
@@ -3364,7 +3364,7 @@
               <w:spacing w:after="10" w:before="0"/>
               <w:ind w:left="120"/>
             </w:pPr>
-            <w:hyperlink w:history="1" r:id="rIdfcjup2ctjlin3o8ne33jq">
+            <w:hyperlink w:history="1" r:id="rIdmqi-uygk0jtpnjsty52s0">
               <w:r>
                 <w:rPr>
                   <w:rFonts w:ascii="Arial" w:cs="Arial" w:eastAsia="Arial" w:hAnsi="Arial"/>
@@ -3511,32 +3511,32 @@
         <w:tc>
           <w:tcPr>
             <w:tcW w:type="dxa" w:w="1520"/>
-            <w:shd w:fill="F2F2F2" w:color="auto" w:val="clear"/>
-            <w:tcMar>
-              <w:top w:type="dxa" w:w="60"/>
-              <w:left w:type="dxa" w:w="120"/>
-              <w:bottom w:type="dxa" w:w="60"/>
-              <w:right w:type="dxa" w:w="120"/>
-            </w:tcMar>
-            <w:vAlign w:val="top"/>
-          </w:tcPr>
-          <w:p>
-            <w:pPr>
-              <w:spacing w:after="40" w:before="0"/>
-              <w:jc w:val="left"/>
-            </w:pPr>
-            <w:r>
-              <w:rPr>
-                <w:rFonts w:ascii="Arial" w:cs="Arial" w:eastAsia="Arial" w:hAnsi="Arial"/>
-                <w:b/>
-                <w:bCs/>
-                <w:i w:val="false"/>
-                <w:iCs w:val="false"/>
-                <w:color w:val="000000"/>
-                <w:sz w:val="18"/>
-                <w:szCs w:val="18"/>
-              </w:rPr>
-              <w:t xml:space="preserve">Phase 3 — Explain</w:t>
+            <w:shd w:fill="E2EFDA" w:color="auto" w:val="clear"/>
+            <w:tcMar>
+              <w:top w:type="dxa" w:w="60"/>
+              <w:left w:type="dxa" w:w="120"/>
+              <w:bottom w:type="dxa" w:w="60"/>
+              <w:right w:type="dxa" w:w="120"/>
+            </w:tcMar>
+            <w:vAlign w:val="top"/>
+          </w:tcPr>
+          <w:p>
+            <w:pPr>
+              <w:spacing w:after="40" w:before="0"/>
+              <w:jc w:val="left"/>
+            </w:pPr>
+            <w:r>
+              <w:rPr>
+                <w:rFonts w:ascii="Arial" w:cs="Arial" w:eastAsia="Arial" w:hAnsi="Arial"/>
+                <w:b/>
+                <w:bCs/>
+                <w:i w:val="false"/>
+                <w:iCs w:val="false"/>
+                <w:color w:val="000000"/>
+                <w:sz w:val="18"/>
+                <w:szCs w:val="18"/>
+              </w:rPr>
+              <w:t xml:space="preserve">Explain Phase</w:t>
             </w:r>
           </w:p>
           <w:p>
@@ -3559,7 +3559,7 @@
             <w:pPr>
               <w:spacing w:after="20" w:before="0"/>
             </w:pPr>
-            <w:hyperlink w:history="1" r:id="rId6bemxarcggeuujw1erio4">
+            <w:hyperlink w:history="1" r:id="rId0hp5kftacqo3srzaabmgz">
               <w:r>
                 <w:rPr>
                   <w:rFonts w:ascii="Arial" w:cs="Arial" w:eastAsia="Arial" w:hAnsi="Arial"/>
@@ -3592,7 +3592,7 @@
               <w:spacing w:after="10" w:before="0"/>
               <w:ind w:left="120"/>
             </w:pPr>
-            <w:hyperlink w:history="1" r:id="rIdk2t8_1awaw2jcvu5_4qqs">
+            <w:hyperlink w:history="1" r:id="rId7oervzzxyjh6h7vdhrmwa">
               <w:r>
                 <w:rPr>
                   <w:rFonts w:ascii="Arial" w:cs="Arial" w:eastAsia="Arial" w:hAnsi="Arial"/>
@@ -3637,7 +3637,7 @@
             <w:pPr>
               <w:spacing w:after="20" w:before="0"/>
             </w:pPr>
-            <w:hyperlink w:history="1" r:id="rIdnvo4syisxitm51u5hvgf4">
+            <w:hyperlink w:history="1" r:id="rIdzco8yg-4qrt5r_y4qmldk">
               <w:r>
                 <w:rPr>
                   <w:rFonts w:ascii="Arial" w:cs="Arial" w:eastAsia="Arial" w:hAnsi="Arial"/>
@@ -3670,7 +3670,7 @@
               <w:spacing w:after="10" w:before="0"/>
               <w:ind w:left="120"/>
             </w:pPr>
-            <w:hyperlink w:history="1" r:id="rIdmut1r_-7crwoici9v5crl">
+            <w:hyperlink w:history="1" r:id="rIdseqem8v87kcucfkbraqtt">
               <w:r>
                 <w:rPr>
                   <w:rFonts w:ascii="Arial" w:cs="Arial" w:eastAsia="Arial" w:hAnsi="Arial"/>
@@ -3817,32 +3817,32 @@
         <w:tc>
           <w:tcPr>
             <w:tcW w:type="dxa" w:w="1520"/>
-            <w:shd w:fill="F2F2F2" w:color="auto" w:val="clear"/>
-            <w:tcMar>
-              <w:top w:type="dxa" w:w="60"/>
-              <w:left w:type="dxa" w:w="120"/>
-              <w:bottom w:type="dxa" w:w="60"/>
-              <w:right w:type="dxa" w:w="120"/>
-            </w:tcMar>
-            <w:vAlign w:val="top"/>
-          </w:tcPr>
-          <w:p>
-            <w:pPr>
-              <w:spacing w:after="40" w:before="0"/>
-              <w:jc w:val="left"/>
-            </w:pPr>
-            <w:r>
-              <w:rPr>
-                <w:rFonts w:ascii="Arial" w:cs="Arial" w:eastAsia="Arial" w:hAnsi="Arial"/>
-                <w:b/>
-                <w:bCs/>
-                <w:i w:val="false"/>
-                <w:iCs w:val="false"/>
-                <w:color w:val="000000"/>
-                <w:sz w:val="18"/>
-                <w:szCs w:val="18"/>
-              </w:rPr>
-              <w:t xml:space="preserve">Phase 4 — Driving Question Board (DQB) Creation</w:t>
+            <w:shd w:fill="FCE4D6" w:color="auto" w:val="clear"/>
+            <w:tcMar>
+              <w:top w:type="dxa" w:w="60"/>
+              <w:left w:type="dxa" w:w="120"/>
+              <w:bottom w:type="dxa" w:w="60"/>
+              <w:right w:type="dxa" w:w="120"/>
+            </w:tcMar>
+            <w:vAlign w:val="top"/>
+          </w:tcPr>
+          <w:p>
+            <w:pPr>
+              <w:spacing w:after="40" w:before="0"/>
+              <w:jc w:val="left"/>
+            </w:pPr>
+            <w:r>
+              <w:rPr>
+                <w:rFonts w:ascii="Arial" w:cs="Arial" w:eastAsia="Arial" w:hAnsi="Arial"/>
+                <w:b/>
+                <w:bCs/>
+                <w:i w:val="false"/>
+                <w:iCs w:val="false"/>
+                <w:color w:val="000000"/>
+                <w:sz w:val="18"/>
+                <w:szCs w:val="18"/>
+              </w:rPr>
+              <w:t xml:space="preserve">Driving Question Board (DQB) Creation</w:t>
             </w:r>
           </w:p>
           <w:p>
@@ -3865,7 +3865,7 @@
             <w:pPr>
               <w:spacing w:after="20" w:before="0"/>
             </w:pPr>
-            <w:hyperlink w:history="1" r:id="rId1qdebxj0xs5db7_5nu1mt">
+            <w:hyperlink w:history="1" r:id="rIdzlhhadxrvsmeraywvmfl6">
               <w:r>
                 <w:rPr>
                   <w:rFonts w:ascii="Arial" w:cs="Arial" w:eastAsia="Arial" w:hAnsi="Arial"/>
@@ -3898,7 +3898,7 @@
               <w:spacing w:after="10" w:before="0"/>
               <w:ind w:left="120"/>
             </w:pPr>
-            <w:hyperlink w:history="1" r:id="rIddldht2tsrklvyua5v3tdn">
+            <w:hyperlink w:history="1" r:id="rId_mgf7erwrgq3e2jewkmaw">
               <w:r>
                 <w:rPr>
                   <w:rFonts w:ascii="Arial" w:cs="Arial" w:eastAsia="Arial" w:hAnsi="Arial"/>
@@ -3943,7 +3943,7 @@
             <w:pPr>
               <w:spacing w:after="20" w:before="0"/>
             </w:pPr>
-            <w:hyperlink w:history="1" r:id="rIdk7cdmbivayzdspbqbf9lq">
+            <w:hyperlink w:history="1" r:id="rIdhtrgkzqnxevyt4syl9sqe">
               <w:r>
                 <w:rPr>
                   <w:rFonts w:ascii="Arial" w:cs="Arial" w:eastAsia="Arial" w:hAnsi="Arial"/>
@@ -3976,7 +3976,7 @@
               <w:spacing w:after="10" w:before="0"/>
               <w:ind w:left="120"/>
             </w:pPr>
-            <w:hyperlink w:history="1" r:id="rIdgt94r3niiw1nrvf_qfnrd">
+            <w:hyperlink w:history="1" r:id="rIdyzbdejevwi9lqdrzfpt9o">
               <w:r>
                 <w:rPr>
                   <w:rFonts w:ascii="Arial" w:cs="Arial" w:eastAsia="Arial" w:hAnsi="Arial"/>
@@ -4123,32 +4123,32 @@
         <w:tc>
           <w:tcPr>
             <w:tcW w:type="dxa" w:w="1520"/>
-            <w:shd w:fill="F2F2F2" w:color="auto" w:val="clear"/>
-            <w:tcMar>
-              <w:top w:type="dxa" w:w="60"/>
-              <w:left w:type="dxa" w:w="120"/>
-              <w:bottom w:type="dxa" w:w="60"/>
-              <w:right w:type="dxa" w:w="120"/>
-            </w:tcMar>
-            <w:vAlign w:val="top"/>
-          </w:tcPr>
-          <w:p>
-            <w:pPr>
-              <w:spacing w:after="40" w:before="0"/>
-              <w:jc w:val="left"/>
-            </w:pPr>
-            <w:r>
-              <w:rPr>
-                <w:rFonts w:ascii="Arial" w:cs="Arial" w:eastAsia="Arial" w:hAnsi="Arial"/>
-                <w:b/>
-                <w:bCs/>
-                <w:i w:val="false"/>
-                <w:iCs w:val="false"/>
-                <w:color w:val="000000"/>
-                <w:sz w:val="18"/>
-                <w:szCs w:val="18"/>
-              </w:rPr>
-              <w:t xml:space="preserve">Phase 5 — Model Building</w:t>
+            <w:shd w:fill="D5E8F0" w:color="auto" w:val="clear"/>
+            <w:tcMar>
+              <w:top w:type="dxa" w:w="60"/>
+              <w:left w:type="dxa" w:w="120"/>
+              <w:bottom w:type="dxa" w:w="60"/>
+              <w:right w:type="dxa" w:w="120"/>
+            </w:tcMar>
+            <w:vAlign w:val="top"/>
+          </w:tcPr>
+          <w:p>
+            <w:pPr>
+              <w:spacing w:after="40" w:before="0"/>
+              <w:jc w:val="left"/>
+            </w:pPr>
+            <w:r>
+              <w:rPr>
+                <w:rFonts w:ascii="Arial" w:cs="Arial" w:eastAsia="Arial" w:hAnsi="Arial"/>
+                <w:b/>
+                <w:bCs/>
+                <w:i w:val="false"/>
+                <w:iCs w:val="false"/>
+                <w:color w:val="000000"/>
+                <w:sz w:val="18"/>
+                <w:szCs w:val="18"/>
+              </w:rPr>
+              <w:t xml:space="preserve">Model Building Phase</w:t>
             </w:r>
           </w:p>
           <w:p>
@@ -4171,7 +4171,7 @@
             <w:pPr>
               <w:spacing w:after="20" w:before="0"/>
             </w:pPr>
-            <w:hyperlink w:history="1" r:id="rIdkwei4b6bxffzxo53ls9k5">
+            <w:hyperlink w:history="1" r:id="rIdp9mhrup_c23ikbg99i337">
               <w:r>
                 <w:rPr>
                   <w:rFonts w:ascii="Arial" w:cs="Arial" w:eastAsia="Arial" w:hAnsi="Arial"/>
@@ -4204,7 +4204,7 @@
               <w:spacing w:after="10" w:before="0"/>
               <w:ind w:left="120"/>
             </w:pPr>
-            <w:hyperlink w:history="1" r:id="rIdwhdlmsibxicel38cheqru">
+            <w:hyperlink w:history="1" r:id="rIdiriybimvboin6lrq8uxwf">
               <w:r>
                 <w:rPr>
                   <w:rFonts w:ascii="Arial" w:cs="Arial" w:eastAsia="Arial" w:hAnsi="Arial"/>
@@ -4249,7 +4249,7 @@
             <w:pPr>
               <w:spacing w:after="20" w:before="0"/>
             </w:pPr>
-            <w:hyperlink w:history="1" r:id="rIdhittchobvq9gkddktckcw">
+            <w:hyperlink w:history="1" r:id="rIdw5mry4reqebwrqvo-aol-">
               <w:r>
                 <w:rPr>
                   <w:rFonts w:ascii="Arial" w:cs="Arial" w:eastAsia="Arial" w:hAnsi="Arial"/>
@@ -4282,7 +4282,7 @@
               <w:spacing w:after="10" w:before="0"/>
               <w:ind w:left="120"/>
             </w:pPr>
-            <w:hyperlink w:history="1" r:id="rIdvmjfiivrldb5iac0hu3ge">
+            <w:hyperlink w:history="1" r:id="rIddp8r_lf7arrz5pnsqf3sw">
               <w:r>
                 <w:rPr>
                   <w:rFonts w:ascii="Arial" w:cs="Arial" w:eastAsia="Arial" w:hAnsi="Arial"/>
@@ -5721,32 +5721,32 @@
         <w:tc>
           <w:tcPr>
             <w:tcW w:type="dxa" w:w="1520"/>
-            <w:shd w:fill="F2F2F2" w:color="auto" w:val="clear"/>
-            <w:tcMar>
-              <w:top w:type="dxa" w:w="60"/>
-              <w:left w:type="dxa" w:w="120"/>
-              <w:bottom w:type="dxa" w:w="60"/>
-              <w:right w:type="dxa" w:w="120"/>
-            </w:tcMar>
-            <w:vAlign w:val="top"/>
-          </w:tcPr>
-          <w:p>
-            <w:pPr>
-              <w:spacing w:after="40" w:before="0"/>
-              <w:jc w:val="left"/>
-            </w:pPr>
-            <w:r>
-              <w:rPr>
-                <w:rFonts w:ascii="Arial" w:cs="Arial" w:eastAsia="Arial" w:hAnsi="Arial"/>
-                <w:b/>
-                <w:bCs/>
-                <w:i w:val="false"/>
-                <w:iCs w:val="false"/>
-                <w:color w:val="000000"/>
-                <w:sz w:val="18"/>
-                <w:szCs w:val="18"/>
-              </w:rPr>
-              <w:t xml:space="preserve">Phase 1 — Predict</w:t>
+            <w:shd w:fill="EAD1F5" w:color="auto" w:val="clear"/>
+            <w:tcMar>
+              <w:top w:type="dxa" w:w="60"/>
+              <w:left w:type="dxa" w:w="120"/>
+              <w:bottom w:type="dxa" w:w="60"/>
+              <w:right w:type="dxa" w:w="120"/>
+            </w:tcMar>
+            <w:vAlign w:val="top"/>
+          </w:tcPr>
+          <w:p>
+            <w:pPr>
+              <w:spacing w:after="40" w:before="0"/>
+              <w:jc w:val="left"/>
+            </w:pPr>
+            <w:r>
+              <w:rPr>
+                <w:rFonts w:ascii="Arial" w:cs="Arial" w:eastAsia="Arial" w:hAnsi="Arial"/>
+                <w:b/>
+                <w:bCs/>
+                <w:i w:val="false"/>
+                <w:iCs w:val="false"/>
+                <w:color w:val="000000"/>
+                <w:sz w:val="18"/>
+                <w:szCs w:val="18"/>
+              </w:rPr>
+              <w:t xml:space="preserve">Predict Phase</w:t>
             </w:r>
           </w:p>
           <w:p>
@@ -5769,7 +5769,7 @@
             <w:pPr>
               <w:spacing w:after="20" w:before="0"/>
             </w:pPr>
-            <w:hyperlink w:history="1" r:id="rIdxmqgqv3pvnzxxc800zihr">
+            <w:hyperlink w:history="1" r:id="rIdi2zxjbnqzsbt6p4fjovpk">
               <w:r>
                 <w:rPr>
                   <w:rFonts w:ascii="Arial" w:cs="Arial" w:eastAsia="Arial" w:hAnsi="Arial"/>
@@ -5802,7 +5802,7 @@
               <w:spacing w:after="10" w:before="0"/>
               <w:ind w:left="120"/>
             </w:pPr>
-            <w:hyperlink w:history="1" r:id="rIdnkzbhwrtyzpem2vs4-c9a">
+            <w:hyperlink w:history="1" r:id="rIdaic_z5kfqtlrq6lcnnnqd">
               <w:r>
                 <w:rPr>
                   <w:rFonts w:ascii="Arial" w:cs="Arial" w:eastAsia="Arial" w:hAnsi="Arial"/>
@@ -5847,7 +5847,7 @@
             <w:pPr>
               <w:spacing w:after="20" w:before="0"/>
             </w:pPr>
-            <w:hyperlink w:history="1" r:id="rIdu2wgofdxcvxg21lfoqryj">
+            <w:hyperlink w:history="1" r:id="rIdpb0ogi9jmj0s8v1exdod9">
               <w:r>
                 <w:rPr>
                   <w:rFonts w:ascii="Arial" w:cs="Arial" w:eastAsia="Arial" w:hAnsi="Arial"/>
@@ -5880,7 +5880,7 @@
               <w:spacing w:after="10" w:before="0"/>
               <w:ind w:left="120"/>
             </w:pPr>
-            <w:hyperlink w:history="1" r:id="rIdgif0n0bbqm8x787xoxvat">
+            <w:hyperlink w:history="1" r:id="rIdmmzzppxuxbvjoihoucy2_">
               <w:r>
                 <w:rPr>
                   <w:rFonts w:ascii="Arial" w:cs="Arial" w:eastAsia="Arial" w:hAnsi="Arial"/>
@@ -6027,32 +6027,32 @@
         <w:tc>
           <w:tcPr>
             <w:tcW w:type="dxa" w:w="1520"/>
-            <w:shd w:fill="F2F2F2" w:color="auto" w:val="clear"/>
-            <w:tcMar>
-              <w:top w:type="dxa" w:w="60"/>
-              <w:left w:type="dxa" w:w="120"/>
-              <w:bottom w:type="dxa" w:w="60"/>
-              <w:right w:type="dxa" w:w="120"/>
-            </w:tcMar>
-            <w:vAlign w:val="top"/>
-          </w:tcPr>
-          <w:p>
-            <w:pPr>
-              <w:spacing w:after="40" w:before="0"/>
-              <w:jc w:val="left"/>
-            </w:pPr>
-            <w:r>
-              <w:rPr>
-                <w:rFonts w:ascii="Arial" w:cs="Arial" w:eastAsia="Arial" w:hAnsi="Arial"/>
-                <w:b/>
-                <w:bCs/>
-                <w:i w:val="false"/>
-                <w:iCs w:val="false"/>
-                <w:color w:val="000000"/>
-                <w:sz w:val="18"/>
-                <w:szCs w:val="18"/>
-              </w:rPr>
-              <w:t xml:space="preserve">Phase 2 — Observe</w:t>
+            <w:shd w:fill="D9EEF1" w:color="auto" w:val="clear"/>
+            <w:tcMar>
+              <w:top w:type="dxa" w:w="60"/>
+              <w:left w:type="dxa" w:w="120"/>
+              <w:bottom w:type="dxa" w:w="60"/>
+              <w:right w:type="dxa" w:w="120"/>
+            </w:tcMar>
+            <w:vAlign w:val="top"/>
+          </w:tcPr>
+          <w:p>
+            <w:pPr>
+              <w:spacing w:after="40" w:before="0"/>
+              <w:jc w:val="left"/>
+            </w:pPr>
+            <w:r>
+              <w:rPr>
+                <w:rFonts w:ascii="Arial" w:cs="Arial" w:eastAsia="Arial" w:hAnsi="Arial"/>
+                <w:b/>
+                <w:bCs/>
+                <w:i w:val="false"/>
+                <w:iCs w:val="false"/>
+                <w:color w:val="000000"/>
+                <w:sz w:val="18"/>
+                <w:szCs w:val="18"/>
+              </w:rPr>
+              <w:t xml:space="preserve">Observe Phase</w:t>
             </w:r>
           </w:p>
           <w:p>
@@ -6075,7 +6075,7 @@
             <w:pPr>
               <w:spacing w:after="20" w:before="0"/>
             </w:pPr>
-            <w:hyperlink w:history="1" r:id="rIdgzsvpodxtm-634z1agvpn">
+            <w:hyperlink w:history="1" r:id="rId2fg5_fsyxekw8xdgwpov1">
               <w:r>
                 <w:rPr>
                   <w:rFonts w:ascii="Arial" w:cs="Arial" w:eastAsia="Arial" w:hAnsi="Arial"/>
@@ -6108,7 +6108,7 @@
               <w:spacing w:after="10" w:before="0"/>
               <w:ind w:left="120"/>
             </w:pPr>
-            <w:hyperlink w:history="1" r:id="rIdzz786sc37aycemeqelmv2">
+            <w:hyperlink w:history="1" r:id="rIdvgvtbpwnyfgdix01j5c-y">
               <w:r>
                 <w:rPr>
                   <w:rFonts w:ascii="Arial" w:cs="Arial" w:eastAsia="Arial" w:hAnsi="Arial"/>
@@ -6153,7 +6153,7 @@
             <w:pPr>
               <w:spacing w:after="20" w:before="0"/>
             </w:pPr>
-            <w:hyperlink w:history="1" r:id="rIdpga5nzfjsbqkpkg0sveng">
+            <w:hyperlink w:history="1" r:id="rIdflqg5k6y-sdewvhvpmifo">
               <w:r>
                 <w:rPr>
                   <w:rFonts w:ascii="Arial" w:cs="Arial" w:eastAsia="Arial" w:hAnsi="Arial"/>
@@ -6186,7 +6186,7 @@
               <w:spacing w:after="10" w:before="0"/>
               <w:ind w:left="120"/>
             </w:pPr>
-            <w:hyperlink w:history="1" r:id="rIdbhs06bcxbvkpumbbvvmo-">
+            <w:hyperlink w:history="1" r:id="rIdgxixiestorfxjqlqqj7i6">
               <w:r>
                 <w:rPr>
                   <w:rFonts w:ascii="Arial" w:cs="Arial" w:eastAsia="Arial" w:hAnsi="Arial"/>
@@ -6333,32 +6333,32 @@
         <w:tc>
           <w:tcPr>
             <w:tcW w:type="dxa" w:w="1520"/>
-            <w:shd w:fill="F2F2F2" w:color="auto" w:val="clear"/>
-            <w:tcMar>
-              <w:top w:type="dxa" w:w="60"/>
-              <w:left w:type="dxa" w:w="120"/>
-              <w:bottom w:type="dxa" w:w="60"/>
-              <w:right w:type="dxa" w:w="120"/>
-            </w:tcMar>
-            <w:vAlign w:val="top"/>
-          </w:tcPr>
-          <w:p>
-            <w:pPr>
-              <w:spacing w:after="40" w:before="0"/>
-              <w:jc w:val="left"/>
-            </w:pPr>
-            <w:r>
-              <w:rPr>
-                <w:rFonts w:ascii="Arial" w:cs="Arial" w:eastAsia="Arial" w:hAnsi="Arial"/>
-                <w:b/>
-                <w:bCs/>
-                <w:i w:val="false"/>
-                <w:iCs w:val="false"/>
-                <w:color w:val="000000"/>
-                <w:sz w:val="18"/>
-                <w:szCs w:val="18"/>
-              </w:rPr>
-              <w:t xml:space="preserve">Phase 3 — Explain</w:t>
+            <w:shd w:fill="E2EFDA" w:color="auto" w:val="clear"/>
+            <w:tcMar>
+              <w:top w:type="dxa" w:w="60"/>
+              <w:left w:type="dxa" w:w="120"/>
+              <w:bottom w:type="dxa" w:w="60"/>
+              <w:right w:type="dxa" w:w="120"/>
+            </w:tcMar>
+            <w:vAlign w:val="top"/>
+          </w:tcPr>
+          <w:p>
+            <w:pPr>
+              <w:spacing w:after="40" w:before="0"/>
+              <w:jc w:val="left"/>
+            </w:pPr>
+            <w:r>
+              <w:rPr>
+                <w:rFonts w:ascii="Arial" w:cs="Arial" w:eastAsia="Arial" w:hAnsi="Arial"/>
+                <w:b/>
+                <w:bCs/>
+                <w:i w:val="false"/>
+                <w:iCs w:val="false"/>
+                <w:color w:val="000000"/>
+                <w:sz w:val="18"/>
+                <w:szCs w:val="18"/>
+              </w:rPr>
+              <w:t xml:space="preserve">Explain Phase</w:t>
             </w:r>
           </w:p>
           <w:p>
@@ -6381,7 +6381,7 @@
             <w:pPr>
               <w:spacing w:after="20" w:before="0"/>
             </w:pPr>
-            <w:hyperlink w:history="1" r:id="rIdmun_bautfuq1u-0lsmff8">
+            <w:hyperlink w:history="1" r:id="rIdg7yhef8s6d4dhb_4resij">
               <w:r>
                 <w:rPr>
                   <w:rFonts w:ascii="Arial" w:cs="Arial" w:eastAsia="Arial" w:hAnsi="Arial"/>
@@ -6414,7 +6414,7 @@
               <w:spacing w:after="10" w:before="0"/>
               <w:ind w:left="120"/>
             </w:pPr>
-            <w:hyperlink w:history="1" r:id="rIdkzgjkgah2pwcwyalbimk3">
+            <w:hyperlink w:history="1" r:id="rIddrxzxeo8jz5xmycmxklh0">
               <w:r>
                 <w:rPr>
                   <w:rFonts w:ascii="Arial" w:cs="Arial" w:eastAsia="Arial" w:hAnsi="Arial"/>
@@ -6459,7 +6459,7 @@
             <w:pPr>
               <w:spacing w:after="20" w:before="0"/>
             </w:pPr>
-            <w:hyperlink w:history="1" r:id="rIdqonm9vnlhauodglvqlbjt">
+            <w:hyperlink w:history="1" r:id="rIdgxnyfd0ecbbg8ewcsenjo">
               <w:r>
                 <w:rPr>
                   <w:rFonts w:ascii="Arial" w:cs="Arial" w:eastAsia="Arial" w:hAnsi="Arial"/>
@@ -6492,7 +6492,7 @@
               <w:spacing w:after="10" w:before="0"/>
               <w:ind w:left="120"/>
             </w:pPr>
-            <w:hyperlink w:history="1" r:id="rIdcjlwzc3q9rdlrwh5uqijs">
+            <w:hyperlink w:history="1" r:id="rId5m9sikhnizxtdt7skzsb4">
               <w:r>
                 <w:rPr>
                   <w:rFonts w:ascii="Arial" w:cs="Arial" w:eastAsia="Arial" w:hAnsi="Arial"/>
@@ -6639,32 +6639,32 @@
         <w:tc>
           <w:tcPr>
             <w:tcW w:type="dxa" w:w="1520"/>
-            <w:shd w:fill="F2F2F2" w:color="auto" w:val="clear"/>
-            <w:tcMar>
-              <w:top w:type="dxa" w:w="60"/>
-              <w:left w:type="dxa" w:w="120"/>
-              <w:bottom w:type="dxa" w:w="60"/>
-              <w:right w:type="dxa" w:w="120"/>
-            </w:tcMar>
-            <w:vAlign w:val="top"/>
-          </w:tcPr>
-          <w:p>
-            <w:pPr>
-              <w:spacing w:after="40" w:before="0"/>
-              <w:jc w:val="left"/>
-            </w:pPr>
-            <w:r>
-              <w:rPr>
-                <w:rFonts w:ascii="Arial" w:cs="Arial" w:eastAsia="Arial" w:hAnsi="Arial"/>
-                <w:b/>
-                <w:bCs/>
-                <w:i w:val="false"/>
-                <w:iCs w:val="false"/>
-                <w:color w:val="000000"/>
-                <w:sz w:val="18"/>
-                <w:szCs w:val="18"/>
-              </w:rPr>
-              <w:t xml:space="preserve">Phase 4 — Driving Question Board (DQB) Update</w:t>
+            <w:shd w:fill="FCE4D6" w:color="auto" w:val="clear"/>
+            <w:tcMar>
+              <w:top w:type="dxa" w:w="60"/>
+              <w:left w:type="dxa" w:w="120"/>
+              <w:bottom w:type="dxa" w:w="60"/>
+              <w:right w:type="dxa" w:w="120"/>
+            </w:tcMar>
+            <w:vAlign w:val="top"/>
+          </w:tcPr>
+          <w:p>
+            <w:pPr>
+              <w:spacing w:after="40" w:before="0"/>
+              <w:jc w:val="left"/>
+            </w:pPr>
+            <w:r>
+              <w:rPr>
+                <w:rFonts w:ascii="Arial" w:cs="Arial" w:eastAsia="Arial" w:hAnsi="Arial"/>
+                <w:b/>
+                <w:bCs/>
+                <w:i w:val="false"/>
+                <w:iCs w:val="false"/>
+                <w:color w:val="000000"/>
+                <w:sz w:val="18"/>
+                <w:szCs w:val="18"/>
+              </w:rPr>
+              <w:t xml:space="preserve">Driving Question Board (DQB) Creation</w:t>
             </w:r>
           </w:p>
           <w:p>
@@ -6687,7 +6687,7 @@
             <w:pPr>
               <w:spacing w:after="20" w:before="0"/>
             </w:pPr>
-            <w:hyperlink w:history="1" r:id="rIdtkqw_aum9ob0wiqkdhrck">
+            <w:hyperlink w:history="1" r:id="rIdik-wgljlwrleqmsk_ay2w">
               <w:r>
                 <w:rPr>
                   <w:rFonts w:ascii="Arial" w:cs="Arial" w:eastAsia="Arial" w:hAnsi="Arial"/>
@@ -6720,7 +6720,7 @@
               <w:spacing w:after="10" w:before="0"/>
               <w:ind w:left="120"/>
             </w:pPr>
-            <w:hyperlink w:history="1" r:id="rIdpzbteai_zqqpjim9c4iuo">
+            <w:hyperlink w:history="1" r:id="rIdxgagkbxe8wqa_m0ecbti6">
               <w:r>
                 <w:rPr>
                   <w:rFonts w:ascii="Arial" w:cs="Arial" w:eastAsia="Arial" w:hAnsi="Arial"/>
@@ -6765,7 +6765,7 @@
             <w:pPr>
               <w:spacing w:after="20" w:before="0"/>
             </w:pPr>
-            <w:hyperlink w:history="1" r:id="rIdb81rzniqi3c0gkicfkuxg">
+            <w:hyperlink w:history="1" r:id="rIdefomo7zklzrpvnz_d7dvy">
               <w:r>
                 <w:rPr>
                   <w:rFonts w:ascii="Arial" w:cs="Arial" w:eastAsia="Arial" w:hAnsi="Arial"/>
@@ -6798,7 +6798,7 @@
               <w:spacing w:after="10" w:before="0"/>
               <w:ind w:left="120"/>
             </w:pPr>
-            <w:hyperlink w:history="1" r:id="rIdxrqanfvgibd1-5tz-svpa">
+            <w:hyperlink w:history="1" r:id="rIdrjiolesg_e4f5cgxclddc">
               <w:r>
                 <w:rPr>
                   <w:rFonts w:ascii="Arial" w:cs="Arial" w:eastAsia="Arial" w:hAnsi="Arial"/>
@@ -6945,32 +6945,32 @@
         <w:tc>
           <w:tcPr>
             <w:tcW w:type="dxa" w:w="1520"/>
-            <w:shd w:fill="F2F2F2" w:color="auto" w:val="clear"/>
-            <w:tcMar>
-              <w:top w:type="dxa" w:w="60"/>
-              <w:left w:type="dxa" w:w="120"/>
-              <w:bottom w:type="dxa" w:w="60"/>
-              <w:right w:type="dxa" w:w="120"/>
-            </w:tcMar>
-            <w:vAlign w:val="top"/>
-          </w:tcPr>
-          <w:p>
-            <w:pPr>
-              <w:spacing w:after="40" w:before="0"/>
-              <w:jc w:val="left"/>
-            </w:pPr>
-            <w:r>
-              <w:rPr>
-                <w:rFonts w:ascii="Arial" w:cs="Arial" w:eastAsia="Arial" w:hAnsi="Arial"/>
-                <w:b/>
-                <w:bCs/>
-                <w:i w:val="false"/>
-                <w:iCs w:val="false"/>
-                <w:color w:val="000000"/>
-                <w:sz w:val="18"/>
-                <w:szCs w:val="18"/>
-              </w:rPr>
-              <w:t xml:space="preserve">Phase 5 — Model Building</w:t>
+            <w:shd w:fill="D5E8F0" w:color="auto" w:val="clear"/>
+            <w:tcMar>
+              <w:top w:type="dxa" w:w="60"/>
+              <w:left w:type="dxa" w:w="120"/>
+              <w:bottom w:type="dxa" w:w="60"/>
+              <w:right w:type="dxa" w:w="120"/>
+            </w:tcMar>
+            <w:vAlign w:val="top"/>
+          </w:tcPr>
+          <w:p>
+            <w:pPr>
+              <w:spacing w:after="40" w:before="0"/>
+              <w:jc w:val="left"/>
+            </w:pPr>
+            <w:r>
+              <w:rPr>
+                <w:rFonts w:ascii="Arial" w:cs="Arial" w:eastAsia="Arial" w:hAnsi="Arial"/>
+                <w:b/>
+                <w:bCs/>
+                <w:i w:val="false"/>
+                <w:iCs w:val="false"/>
+                <w:color w:val="000000"/>
+                <w:sz w:val="18"/>
+                <w:szCs w:val="18"/>
+              </w:rPr>
+              <w:t xml:space="preserve">Model Building Phase</w:t>
             </w:r>
           </w:p>
           <w:p>
@@ -6993,7 +6993,7 @@
             <w:pPr>
               <w:spacing w:after="20" w:before="0"/>
             </w:pPr>
-            <w:hyperlink w:history="1" r:id="rIdjv1zoa8j9d86n3xrni8_8">
+            <w:hyperlink w:history="1" r:id="rIds3uclgjtmoacpmxntdlvr">
               <w:r>
                 <w:rPr>
                   <w:rFonts w:ascii="Arial" w:cs="Arial" w:eastAsia="Arial" w:hAnsi="Arial"/>
@@ -7026,7 +7026,7 @@
               <w:spacing w:after="10" w:before="0"/>
               <w:ind w:left="120"/>
             </w:pPr>
-            <w:hyperlink w:history="1" r:id="rIdgps7dcwc7kolpfbwrs2mm">
+            <w:hyperlink w:history="1" r:id="rIduvucbwmctvxyreevikuly">
               <w:r>
                 <w:rPr>
                   <w:rFonts w:ascii="Arial" w:cs="Arial" w:eastAsia="Arial" w:hAnsi="Arial"/>
@@ -7071,7 +7071,7 @@
             <w:pPr>
               <w:spacing w:after="20" w:before="0"/>
             </w:pPr>
-            <w:hyperlink w:history="1" r:id="rIdxyik30uscw30jf7gd2wt0">
+            <w:hyperlink w:history="1" r:id="rIdzsedkmvn71sil3xqkiona">
               <w:r>
                 <w:rPr>
                   <w:rFonts w:ascii="Arial" w:cs="Arial" w:eastAsia="Arial" w:hAnsi="Arial"/>
@@ -7104,7 +7104,7 @@
               <w:spacing w:after="10" w:before="0"/>
               <w:ind w:left="120"/>
             </w:pPr>
-            <w:hyperlink w:history="1" r:id="rId_x6g8fg3zuaxqixrkoone">
+            <w:hyperlink w:history="1" r:id="rIdkucznkwirrpu2xxlgoryv">
               <w:r>
                 <w:rPr>
                   <w:rFonts w:ascii="Arial" w:cs="Arial" w:eastAsia="Arial" w:hAnsi="Arial"/>
@@ -8638,32 +8638,32 @@
         <w:tc>
           <w:tcPr>
             <w:tcW w:type="dxa" w:w="1520"/>
-            <w:shd w:fill="F2F2F2" w:color="auto" w:val="clear"/>
-            <w:tcMar>
-              <w:top w:type="dxa" w:w="60"/>
-              <w:left w:type="dxa" w:w="120"/>
-              <w:bottom w:type="dxa" w:w="60"/>
-              <w:right w:type="dxa" w:w="120"/>
-            </w:tcMar>
-            <w:vAlign w:val="top"/>
-          </w:tcPr>
-          <w:p>
-            <w:pPr>
-              <w:spacing w:after="40" w:before="0"/>
-              <w:jc w:val="left"/>
-            </w:pPr>
-            <w:r>
-              <w:rPr>
-                <w:rFonts w:ascii="Arial" w:cs="Arial" w:eastAsia="Arial" w:hAnsi="Arial"/>
-                <w:b/>
-                <w:bCs/>
-                <w:i w:val="false"/>
-                <w:iCs w:val="false"/>
-                <w:color w:val="000000"/>
-                <w:sz w:val="18"/>
-                <w:szCs w:val="18"/>
-              </w:rPr>
-              <w:t xml:space="preserve">Phase 1 — Predict</w:t>
+            <w:shd w:fill="EAD1F5" w:color="auto" w:val="clear"/>
+            <w:tcMar>
+              <w:top w:type="dxa" w:w="60"/>
+              <w:left w:type="dxa" w:w="120"/>
+              <w:bottom w:type="dxa" w:w="60"/>
+              <w:right w:type="dxa" w:w="120"/>
+            </w:tcMar>
+            <w:vAlign w:val="top"/>
+          </w:tcPr>
+          <w:p>
+            <w:pPr>
+              <w:spacing w:after="40" w:before="0"/>
+              <w:jc w:val="left"/>
+            </w:pPr>
+            <w:r>
+              <w:rPr>
+                <w:rFonts w:ascii="Arial" w:cs="Arial" w:eastAsia="Arial" w:hAnsi="Arial"/>
+                <w:b/>
+                <w:bCs/>
+                <w:i w:val="false"/>
+                <w:iCs w:val="false"/>
+                <w:color w:val="000000"/>
+                <w:sz w:val="18"/>
+                <w:szCs w:val="18"/>
+              </w:rPr>
+              <w:t xml:space="preserve">Predict Phase</w:t>
             </w:r>
           </w:p>
           <w:p>
@@ -8686,7 +8686,7 @@
             <w:pPr>
               <w:spacing w:after="20" w:before="0"/>
             </w:pPr>
-            <w:hyperlink w:history="1" r:id="rIdj9370iy9bl3kitv7imskf">
+            <w:hyperlink w:history="1" r:id="rId1ojpiyzz8mlvkzkqwgmpl">
               <w:r>
                 <w:rPr>
                   <w:rFonts w:ascii="Arial" w:cs="Arial" w:eastAsia="Arial" w:hAnsi="Arial"/>
@@ -8719,7 +8719,7 @@
               <w:spacing w:after="10" w:before="0"/>
               <w:ind w:left="120"/>
             </w:pPr>
-            <w:hyperlink w:history="1" r:id="rIduvpjqzl-cyjtatcbvruxw">
+            <w:hyperlink w:history="1" r:id="rIdse2pcad1janqhmwrcl819">
               <w:r>
                 <w:rPr>
                   <w:rFonts w:ascii="Arial" w:cs="Arial" w:eastAsia="Arial" w:hAnsi="Arial"/>
@@ -8764,7 +8764,7 @@
             <w:pPr>
               <w:spacing w:after="20" w:before="0"/>
             </w:pPr>
-            <w:hyperlink w:history="1" r:id="rIdc1x6gerhdck-leovrz8c5">
+            <w:hyperlink w:history="1" r:id="rIddot033audzq38xbwxhfb7">
               <w:r>
                 <w:rPr>
                   <w:rFonts w:ascii="Arial" w:cs="Arial" w:eastAsia="Arial" w:hAnsi="Arial"/>
@@ -8797,7 +8797,7 @@
               <w:spacing w:after="10" w:before="0"/>
               <w:ind w:left="120"/>
             </w:pPr>
-            <w:hyperlink w:history="1" r:id="rIdxmccui_zk4lulcwhnohpy">
+            <w:hyperlink w:history="1" r:id="rIdt1x1a4evm9382brbs2qc_">
               <w:r>
                 <w:rPr>
                   <w:rFonts w:ascii="Arial" w:cs="Arial" w:eastAsia="Arial" w:hAnsi="Arial"/>
@@ -8944,32 +8944,32 @@
         <w:tc>
           <w:tcPr>
             <w:tcW w:type="dxa" w:w="1520"/>
-            <w:shd w:fill="F2F2F2" w:color="auto" w:val="clear"/>
-            <w:tcMar>
-              <w:top w:type="dxa" w:w="60"/>
-              <w:left w:type="dxa" w:w="120"/>
-              <w:bottom w:type="dxa" w:w="60"/>
-              <w:right w:type="dxa" w:w="120"/>
-            </w:tcMar>
-            <w:vAlign w:val="top"/>
-          </w:tcPr>
-          <w:p>
-            <w:pPr>
-              <w:spacing w:after="40" w:before="0"/>
-              <w:jc w:val="left"/>
-            </w:pPr>
-            <w:r>
-              <w:rPr>
-                <w:rFonts w:ascii="Arial" w:cs="Arial" w:eastAsia="Arial" w:hAnsi="Arial"/>
-                <w:b/>
-                <w:bCs/>
-                <w:i w:val="false"/>
-                <w:iCs w:val="false"/>
-                <w:color w:val="000000"/>
-                <w:sz w:val="18"/>
-                <w:szCs w:val="18"/>
-              </w:rPr>
-              <w:t xml:space="preserve">Phase 2 — Observe</w:t>
+            <w:shd w:fill="D9EEF1" w:color="auto" w:val="clear"/>
+            <w:tcMar>
+              <w:top w:type="dxa" w:w="60"/>
+              <w:left w:type="dxa" w:w="120"/>
+              <w:bottom w:type="dxa" w:w="60"/>
+              <w:right w:type="dxa" w:w="120"/>
+            </w:tcMar>
+            <w:vAlign w:val="top"/>
+          </w:tcPr>
+          <w:p>
+            <w:pPr>
+              <w:spacing w:after="40" w:before="0"/>
+              <w:jc w:val="left"/>
+            </w:pPr>
+            <w:r>
+              <w:rPr>
+                <w:rFonts w:ascii="Arial" w:cs="Arial" w:eastAsia="Arial" w:hAnsi="Arial"/>
+                <w:b/>
+                <w:bCs/>
+                <w:i w:val="false"/>
+                <w:iCs w:val="false"/>
+                <w:color w:val="000000"/>
+                <w:sz w:val="18"/>
+                <w:szCs w:val="18"/>
+              </w:rPr>
+              <w:t xml:space="preserve">Observe Phase</w:t>
             </w:r>
           </w:p>
           <w:p>
@@ -8992,7 +8992,7 @@
             <w:pPr>
               <w:spacing w:after="20" w:before="0"/>
             </w:pPr>
-            <w:hyperlink w:history="1" r:id="rId3elkw52lhj5zd5_ubopud">
+            <w:hyperlink w:history="1" r:id="rIdfifv_qtfet-szxe4cxkrc">
               <w:r>
                 <w:rPr>
                   <w:rFonts w:ascii="Arial" w:cs="Arial" w:eastAsia="Arial" w:hAnsi="Arial"/>
@@ -9025,7 +9025,7 @@
               <w:spacing w:after="10" w:before="0"/>
               <w:ind w:left="120"/>
             </w:pPr>
-            <w:hyperlink w:history="1" r:id="rIdvvhmtxeut-4_bryd07492">
+            <w:hyperlink w:history="1" r:id="rIdvjpll0ukaas49ob_qofj6">
               <w:r>
                 <w:rPr>
                   <w:rFonts w:ascii="Arial" w:cs="Arial" w:eastAsia="Arial" w:hAnsi="Arial"/>
@@ -9070,7 +9070,7 @@
             <w:pPr>
               <w:spacing w:after="20" w:before="0"/>
             </w:pPr>
-            <w:hyperlink w:history="1" r:id="rIdkpdevx98ps8rww31zilwx">
+            <w:hyperlink w:history="1" r:id="rIdwjlyftkgqbutedurddp9c">
               <w:r>
                 <w:rPr>
                   <w:rFonts w:ascii="Arial" w:cs="Arial" w:eastAsia="Arial" w:hAnsi="Arial"/>
@@ -9103,7 +9103,7 @@
               <w:spacing w:after="10" w:before="0"/>
               <w:ind w:left="120"/>
             </w:pPr>
-            <w:hyperlink w:history="1" r:id="rIdqorcqjhdfs6dgin5-3wiw">
+            <w:hyperlink w:history="1" r:id="rIdkntksmeskaprhh7g4qrzl">
               <w:r>
                 <w:rPr>
                   <w:rFonts w:ascii="Arial" w:cs="Arial" w:eastAsia="Arial" w:hAnsi="Arial"/>
@@ -9250,32 +9250,32 @@
         <w:tc>
           <w:tcPr>
             <w:tcW w:type="dxa" w:w="1520"/>
-            <w:shd w:fill="F2F2F2" w:color="auto" w:val="clear"/>
-            <w:tcMar>
-              <w:top w:type="dxa" w:w="60"/>
-              <w:left w:type="dxa" w:w="120"/>
-              <w:bottom w:type="dxa" w:w="60"/>
-              <w:right w:type="dxa" w:w="120"/>
-            </w:tcMar>
-            <w:vAlign w:val="top"/>
-          </w:tcPr>
-          <w:p>
-            <w:pPr>
-              <w:spacing w:after="40" w:before="0"/>
-              <w:jc w:val="left"/>
-            </w:pPr>
-            <w:r>
-              <w:rPr>
-                <w:rFonts w:ascii="Arial" w:cs="Arial" w:eastAsia="Arial" w:hAnsi="Arial"/>
-                <w:b/>
-                <w:bCs/>
-                <w:i w:val="false"/>
-                <w:iCs w:val="false"/>
-                <w:color w:val="000000"/>
-                <w:sz w:val="18"/>
-                <w:szCs w:val="18"/>
-              </w:rPr>
-              <w:t xml:space="preserve">Phase 3 — Explain</w:t>
+            <w:shd w:fill="E2EFDA" w:color="auto" w:val="clear"/>
+            <w:tcMar>
+              <w:top w:type="dxa" w:w="60"/>
+              <w:left w:type="dxa" w:w="120"/>
+              <w:bottom w:type="dxa" w:w="60"/>
+              <w:right w:type="dxa" w:w="120"/>
+            </w:tcMar>
+            <w:vAlign w:val="top"/>
+          </w:tcPr>
+          <w:p>
+            <w:pPr>
+              <w:spacing w:after="40" w:before="0"/>
+              <w:jc w:val="left"/>
+            </w:pPr>
+            <w:r>
+              <w:rPr>
+                <w:rFonts w:ascii="Arial" w:cs="Arial" w:eastAsia="Arial" w:hAnsi="Arial"/>
+                <w:b/>
+                <w:bCs/>
+                <w:i w:val="false"/>
+                <w:iCs w:val="false"/>
+                <w:color w:val="000000"/>
+                <w:sz w:val="18"/>
+                <w:szCs w:val="18"/>
+              </w:rPr>
+              <w:t xml:space="preserve">Explain Phase</w:t>
             </w:r>
           </w:p>
           <w:p>
@@ -9298,7 +9298,7 @@
             <w:pPr>
               <w:spacing w:after="20" w:before="0"/>
             </w:pPr>
-            <w:hyperlink w:history="1" r:id="rIdseweo2byyakbftng_eo2c">
+            <w:hyperlink w:history="1" r:id="rIdmmfgonupy-5xladlfj7l0">
               <w:r>
                 <w:rPr>
                   <w:rFonts w:ascii="Arial" w:cs="Arial" w:eastAsia="Arial" w:hAnsi="Arial"/>
@@ -9331,7 +9331,7 @@
               <w:spacing w:after="10" w:before="0"/>
               <w:ind w:left="120"/>
             </w:pPr>
-            <w:hyperlink w:history="1" r:id="rIduqp5s_fbw6kw25hofgusw">
+            <w:hyperlink w:history="1" r:id="rIddmghme-ydhf3cbkcezhx0">
               <w:r>
                 <w:rPr>
                   <w:rFonts w:ascii="Arial" w:cs="Arial" w:eastAsia="Arial" w:hAnsi="Arial"/>
@@ -9376,7 +9376,7 @@
             <w:pPr>
               <w:spacing w:after="20" w:before="0"/>
             </w:pPr>
-            <w:hyperlink w:history="1" r:id="rIdyjoaausom_igllnxh23md">
+            <w:hyperlink w:history="1" r:id="rIdqfle0dtwpe2vmd6fwnyvr">
               <w:r>
                 <w:rPr>
                   <w:rFonts w:ascii="Arial" w:cs="Arial" w:eastAsia="Arial" w:hAnsi="Arial"/>
@@ -9409,7 +9409,7 @@
               <w:spacing w:after="10" w:before="0"/>
               <w:ind w:left="120"/>
             </w:pPr>
-            <w:hyperlink w:history="1" r:id="rIdwn2aebccnuhr0wf-_rdqz">
+            <w:hyperlink w:history="1" r:id="rIdgup3gxyro_myj6mddu0bh">
               <w:r>
                 <w:rPr>
                   <w:rFonts w:ascii="Arial" w:cs="Arial" w:eastAsia="Arial" w:hAnsi="Arial"/>
@@ -9556,32 +9556,32 @@
         <w:tc>
           <w:tcPr>
             <w:tcW w:type="dxa" w:w="1520"/>
-            <w:shd w:fill="F2F2F2" w:color="auto" w:val="clear"/>
-            <w:tcMar>
-              <w:top w:type="dxa" w:w="60"/>
-              <w:left w:type="dxa" w:w="120"/>
-              <w:bottom w:type="dxa" w:w="60"/>
-              <w:right w:type="dxa" w:w="120"/>
-            </w:tcMar>
-            <w:vAlign w:val="top"/>
-          </w:tcPr>
-          <w:p>
-            <w:pPr>
-              <w:spacing w:after="40" w:before="0"/>
-              <w:jc w:val="left"/>
-            </w:pPr>
-            <w:r>
-              <w:rPr>
-                <w:rFonts w:ascii="Arial" w:cs="Arial" w:eastAsia="Arial" w:hAnsi="Arial"/>
-                <w:b/>
-                <w:bCs/>
-                <w:i w:val="false"/>
-                <w:iCs w:val="false"/>
-                <w:color w:val="000000"/>
-                <w:sz w:val="18"/>
-                <w:szCs w:val="18"/>
-              </w:rPr>
-              <w:t xml:space="preserve">Phase 4 — Driving Question Board (DQB) Update</w:t>
+            <w:shd w:fill="FCE4D6" w:color="auto" w:val="clear"/>
+            <w:tcMar>
+              <w:top w:type="dxa" w:w="60"/>
+              <w:left w:type="dxa" w:w="120"/>
+              <w:bottom w:type="dxa" w:w="60"/>
+              <w:right w:type="dxa" w:w="120"/>
+            </w:tcMar>
+            <w:vAlign w:val="top"/>
+          </w:tcPr>
+          <w:p>
+            <w:pPr>
+              <w:spacing w:after="40" w:before="0"/>
+              <w:jc w:val="left"/>
+            </w:pPr>
+            <w:r>
+              <w:rPr>
+                <w:rFonts w:ascii="Arial" w:cs="Arial" w:eastAsia="Arial" w:hAnsi="Arial"/>
+                <w:b/>
+                <w:bCs/>
+                <w:i w:val="false"/>
+                <w:iCs w:val="false"/>
+                <w:color w:val="000000"/>
+                <w:sz w:val="18"/>
+                <w:szCs w:val="18"/>
+              </w:rPr>
+              <w:t xml:space="preserve">Driving Question Board (DQB) Creation</w:t>
             </w:r>
           </w:p>
           <w:p>
@@ -9604,7 +9604,7 @@
             <w:pPr>
               <w:spacing w:after="20" w:before="0"/>
             </w:pPr>
-            <w:hyperlink w:history="1" r:id="rIdmsdzv1grm3jsuvbragyyz">
+            <w:hyperlink w:history="1" r:id="rIdviqh8qufg1e9s3n3nf45p">
               <w:r>
                 <w:rPr>
                   <w:rFonts w:ascii="Arial" w:cs="Arial" w:eastAsia="Arial" w:hAnsi="Arial"/>
@@ -9637,7 +9637,7 @@
               <w:spacing w:after="10" w:before="0"/>
               <w:ind w:left="120"/>
             </w:pPr>
-            <w:hyperlink w:history="1" r:id="rIdaksyf-8nj1nhtdvh1j98c">
+            <w:hyperlink w:history="1" r:id="rIdmnu_3onijqwzo9fmfdcao">
               <w:r>
                 <w:rPr>
                   <w:rFonts w:ascii="Arial" w:cs="Arial" w:eastAsia="Arial" w:hAnsi="Arial"/>
@@ -9682,7 +9682,7 @@
             <w:pPr>
               <w:spacing w:after="20" w:before="0"/>
             </w:pPr>
-            <w:hyperlink w:history="1" r:id="rIdqiydcbbrnc3qqng_annrq">
+            <w:hyperlink w:history="1" r:id="rIdblz83v1jjipk_p8rqwcbz">
               <w:r>
                 <w:rPr>
                   <w:rFonts w:ascii="Arial" w:cs="Arial" w:eastAsia="Arial" w:hAnsi="Arial"/>
@@ -9715,7 +9715,7 @@
               <w:spacing w:after="10" w:before="0"/>
               <w:ind w:left="120"/>
             </w:pPr>
-            <w:hyperlink w:history="1" r:id="rIdun9o_kgknvgii8zvpj_ll">
+            <w:hyperlink w:history="1" r:id="rIdyxfvw5sji5z7b2zxo_ugn">
               <w:r>
                 <w:rPr>
                   <w:rFonts w:ascii="Arial" w:cs="Arial" w:eastAsia="Arial" w:hAnsi="Arial"/>
@@ -9862,32 +9862,32 @@
         <w:tc>
           <w:tcPr>
             <w:tcW w:type="dxa" w:w="1520"/>
-            <w:shd w:fill="F2F2F2" w:color="auto" w:val="clear"/>
-            <w:tcMar>
-              <w:top w:type="dxa" w:w="60"/>
-              <w:left w:type="dxa" w:w="120"/>
-              <w:bottom w:type="dxa" w:w="60"/>
-              <w:right w:type="dxa" w:w="120"/>
-            </w:tcMar>
-            <w:vAlign w:val="top"/>
-          </w:tcPr>
-          <w:p>
-            <w:pPr>
-              <w:spacing w:after="40" w:before="0"/>
-              <w:jc w:val="left"/>
-            </w:pPr>
-            <w:r>
-              <w:rPr>
-                <w:rFonts w:ascii="Arial" w:cs="Arial" w:eastAsia="Arial" w:hAnsi="Arial"/>
-                <w:b/>
-                <w:bCs/>
-                <w:i w:val="false"/>
-                <w:iCs w:val="false"/>
-                <w:color w:val="000000"/>
-                <w:sz w:val="18"/>
-                <w:szCs w:val="18"/>
-              </w:rPr>
-              <w:t xml:space="preserve">Phase 5 — Model Building</w:t>
+            <w:shd w:fill="D5E8F0" w:color="auto" w:val="clear"/>
+            <w:tcMar>
+              <w:top w:type="dxa" w:w="60"/>
+              <w:left w:type="dxa" w:w="120"/>
+              <w:bottom w:type="dxa" w:w="60"/>
+              <w:right w:type="dxa" w:w="120"/>
+            </w:tcMar>
+            <w:vAlign w:val="top"/>
+          </w:tcPr>
+          <w:p>
+            <w:pPr>
+              <w:spacing w:after="40" w:before="0"/>
+              <w:jc w:val="left"/>
+            </w:pPr>
+            <w:r>
+              <w:rPr>
+                <w:rFonts w:ascii="Arial" w:cs="Arial" w:eastAsia="Arial" w:hAnsi="Arial"/>
+                <w:b/>
+                <w:bCs/>
+                <w:i w:val="false"/>
+                <w:iCs w:val="false"/>
+                <w:color w:val="000000"/>
+                <w:sz w:val="18"/>
+                <w:szCs w:val="18"/>
+              </w:rPr>
+              <w:t xml:space="preserve">Model Building Phase</w:t>
             </w:r>
           </w:p>
           <w:p>
@@ -9910,7 +9910,7 @@
             <w:pPr>
               <w:spacing w:after="20" w:before="0"/>
             </w:pPr>
-            <w:hyperlink w:history="1" r:id="rIdvo89gtlsgm6mgi_fg1afa">
+            <w:hyperlink w:history="1" r:id="rIdi08mbplflgxvrifwfcg7b">
               <w:r>
                 <w:rPr>
                   <w:rFonts w:ascii="Arial" w:cs="Arial" w:eastAsia="Arial" w:hAnsi="Arial"/>
@@ -9943,7 +9943,7 @@
               <w:spacing w:after="10" w:before="0"/>
               <w:ind w:left="120"/>
             </w:pPr>
-            <w:hyperlink w:history="1" r:id="rIdpgfivmfvtyyih4dhm43us">
+            <w:hyperlink w:history="1" r:id="rIdyehl0f9qi9ld3jqpixzke">
               <w:r>
                 <w:rPr>
                   <w:rFonts w:ascii="Arial" w:cs="Arial" w:eastAsia="Arial" w:hAnsi="Arial"/>
@@ -9988,7 +9988,7 @@
             <w:pPr>
               <w:spacing w:after="20" w:before="0"/>
             </w:pPr>
-            <w:hyperlink w:history="1" r:id="rId0-aam8u2rw97icksnzbkh">
+            <w:hyperlink w:history="1" r:id="rIdgemdlbwgowdvrye6onlda">
               <w:r>
                 <w:rPr>
                   <w:rFonts w:ascii="Arial" w:cs="Arial" w:eastAsia="Arial" w:hAnsi="Arial"/>
@@ -10021,7 +10021,7 @@
               <w:spacing w:after="10" w:before="0"/>
               <w:ind w:left="120"/>
             </w:pPr>
-            <w:hyperlink w:history="1" r:id="rIdso8-vmk6-jbuvb7tnuonk">
+            <w:hyperlink w:history="1" r:id="rIdhjprhfa7cwjpzesqu8yje">
               <w:r>
                 <w:rPr>
                   <w:rFonts w:ascii="Arial" w:cs="Arial" w:eastAsia="Arial" w:hAnsi="Arial"/>
@@ -11460,32 +11460,32 @@
         <w:tc>
           <w:tcPr>
             <w:tcW w:type="dxa" w:w="1520"/>
-            <w:shd w:fill="F2F2F2" w:color="auto" w:val="clear"/>
-            <w:tcMar>
-              <w:top w:type="dxa" w:w="60"/>
-              <w:left w:type="dxa" w:w="120"/>
-              <w:bottom w:type="dxa" w:w="60"/>
-              <w:right w:type="dxa" w:w="120"/>
-            </w:tcMar>
-            <w:vAlign w:val="top"/>
-          </w:tcPr>
-          <w:p>
-            <w:pPr>
-              <w:spacing w:after="40" w:before="0"/>
-              <w:jc w:val="left"/>
-            </w:pPr>
-            <w:r>
-              <w:rPr>
-                <w:rFonts w:ascii="Arial" w:cs="Arial" w:eastAsia="Arial" w:hAnsi="Arial"/>
-                <w:b/>
-                <w:bCs/>
-                <w:i w:val="false"/>
-                <w:iCs w:val="false"/>
-                <w:color w:val="000000"/>
-                <w:sz w:val="18"/>
-                <w:szCs w:val="18"/>
-              </w:rPr>
-              <w:t xml:space="preserve">1. Predict Phase</w:t>
+            <w:shd w:fill="EAD1F5" w:color="auto" w:val="clear"/>
+            <w:tcMar>
+              <w:top w:type="dxa" w:w="60"/>
+              <w:left w:type="dxa" w:w="120"/>
+              <w:bottom w:type="dxa" w:w="60"/>
+              <w:right w:type="dxa" w:w="120"/>
+            </w:tcMar>
+            <w:vAlign w:val="top"/>
+          </w:tcPr>
+          <w:p>
+            <w:pPr>
+              <w:spacing w:after="40" w:before="0"/>
+              <w:jc w:val="left"/>
+            </w:pPr>
+            <w:r>
+              <w:rPr>
+                <w:rFonts w:ascii="Arial" w:cs="Arial" w:eastAsia="Arial" w:hAnsi="Arial"/>
+                <w:b/>
+                <w:bCs/>
+                <w:i w:val="false"/>
+                <w:iCs w:val="false"/>
+                <w:color w:val="000000"/>
+                <w:sz w:val="18"/>
+                <w:szCs w:val="18"/>
+              </w:rPr>
+              <w:t xml:space="preserve">Predict Phase</w:t>
             </w:r>
           </w:p>
           <w:p>
@@ -11508,7 +11508,7 @@
             <w:pPr>
               <w:spacing w:after="20" w:before="0"/>
             </w:pPr>
-            <w:hyperlink w:history="1" r:id="rIdbiaqn_euyfcnnnapswuwz">
+            <w:hyperlink w:history="1" r:id="rIdqy_xoxnhsnixlkisviopp">
               <w:r>
                 <w:rPr>
                   <w:rFonts w:ascii="Arial" w:cs="Arial" w:eastAsia="Arial" w:hAnsi="Arial"/>
@@ -11541,7 +11541,7 @@
               <w:spacing w:after="10" w:before="0"/>
               <w:ind w:left="120"/>
             </w:pPr>
-            <w:hyperlink w:history="1" r:id="rIduaip-rrako3z1slbsmvaa">
+            <w:hyperlink w:history="1" r:id="rIdnrtoziwzlu-3zwy6yny2p">
               <w:r>
                 <w:rPr>
                   <w:rFonts w:ascii="Arial" w:cs="Arial" w:eastAsia="Arial" w:hAnsi="Arial"/>
@@ -11586,7 +11586,7 @@
             <w:pPr>
               <w:spacing w:after="20" w:before="0"/>
             </w:pPr>
-            <w:hyperlink w:history="1" r:id="rIdhyb1kjkt4m-se033aw6qj">
+            <w:hyperlink w:history="1" r:id="rIdcn9ouvmuqgf0ioqhl4que">
               <w:r>
                 <w:rPr>
                   <w:rFonts w:ascii="Arial" w:cs="Arial" w:eastAsia="Arial" w:hAnsi="Arial"/>
@@ -11619,7 +11619,7 @@
               <w:spacing w:after="10" w:before="0"/>
               <w:ind w:left="120"/>
             </w:pPr>
-            <w:hyperlink w:history="1" r:id="rIdmsv3d3wcekvjmzjyh6xev">
+            <w:hyperlink w:history="1" r:id="rIdi61n3og5nl4q9mbrifobt">
               <w:r>
                 <w:rPr>
                   <w:rFonts w:ascii="Arial" w:cs="Arial" w:eastAsia="Arial" w:hAnsi="Arial"/>
@@ -11766,32 +11766,32 @@
         <w:tc>
           <w:tcPr>
             <w:tcW w:type="dxa" w:w="1520"/>
-            <w:shd w:fill="F2F2F2" w:color="auto" w:val="clear"/>
-            <w:tcMar>
-              <w:top w:type="dxa" w:w="60"/>
-              <w:left w:type="dxa" w:w="120"/>
-              <w:bottom w:type="dxa" w:w="60"/>
-              <w:right w:type="dxa" w:w="120"/>
-            </w:tcMar>
-            <w:vAlign w:val="top"/>
-          </w:tcPr>
-          <w:p>
-            <w:pPr>
-              <w:spacing w:after="40" w:before="0"/>
-              <w:jc w:val="left"/>
-            </w:pPr>
-            <w:r>
-              <w:rPr>
-                <w:rFonts w:ascii="Arial" w:cs="Arial" w:eastAsia="Arial" w:hAnsi="Arial"/>
-                <w:b/>
-                <w:bCs/>
-                <w:i w:val="false"/>
-                <w:iCs w:val="false"/>
-                <w:color w:val="000000"/>
-                <w:sz w:val="18"/>
-                <w:szCs w:val="18"/>
-              </w:rPr>
-              <w:t xml:space="preserve">2. Observe Phase</w:t>
+            <w:shd w:fill="D9EEF1" w:color="auto" w:val="clear"/>
+            <w:tcMar>
+              <w:top w:type="dxa" w:w="60"/>
+              <w:left w:type="dxa" w:w="120"/>
+              <w:bottom w:type="dxa" w:w="60"/>
+              <w:right w:type="dxa" w:w="120"/>
+            </w:tcMar>
+            <w:vAlign w:val="top"/>
+          </w:tcPr>
+          <w:p>
+            <w:pPr>
+              <w:spacing w:after="40" w:before="0"/>
+              <w:jc w:val="left"/>
+            </w:pPr>
+            <w:r>
+              <w:rPr>
+                <w:rFonts w:ascii="Arial" w:cs="Arial" w:eastAsia="Arial" w:hAnsi="Arial"/>
+                <w:b/>
+                <w:bCs/>
+                <w:i w:val="false"/>
+                <w:iCs w:val="false"/>
+                <w:color w:val="000000"/>
+                <w:sz w:val="18"/>
+                <w:szCs w:val="18"/>
+              </w:rPr>
+              <w:t xml:space="preserve">Observe Phase</w:t>
             </w:r>
           </w:p>
           <w:p>
@@ -11814,7 +11814,7 @@
             <w:pPr>
               <w:spacing w:after="20" w:before="0"/>
             </w:pPr>
-            <w:hyperlink w:history="1" r:id="rId8etyganrio9lz_ybxdrxa">
+            <w:hyperlink w:history="1" r:id="rId7y_m_ovxojrwo6zhtt7hv">
               <w:r>
                 <w:rPr>
                   <w:rFonts w:ascii="Arial" w:cs="Arial" w:eastAsia="Arial" w:hAnsi="Arial"/>
@@ -11847,7 +11847,7 @@
               <w:spacing w:after="10" w:before="0"/>
               <w:ind w:left="120"/>
             </w:pPr>
-            <w:hyperlink w:history="1" r:id="rIdslmnxotyhmtn1d9uznyc2">
+            <w:hyperlink w:history="1" r:id="rIdzzzb3akng_wji1_5-5key">
               <w:r>
                 <w:rPr>
                   <w:rFonts w:ascii="Arial" w:cs="Arial" w:eastAsia="Arial" w:hAnsi="Arial"/>
@@ -11892,7 +11892,7 @@
             <w:pPr>
               <w:spacing w:after="20" w:before="0"/>
             </w:pPr>
-            <w:hyperlink w:history="1" r:id="rIdsygyvrtzulnko6swykqsk">
+            <w:hyperlink w:history="1" r:id="rId2bzqnfvhcifawnl-z2p7-">
               <w:r>
                 <w:rPr>
                   <w:rFonts w:ascii="Arial" w:cs="Arial" w:eastAsia="Arial" w:hAnsi="Arial"/>
@@ -11925,7 +11925,7 @@
               <w:spacing w:after="10" w:before="0"/>
               <w:ind w:left="120"/>
             </w:pPr>
-            <w:hyperlink w:history="1" r:id="rIdf3zwhxmv5mrwnenz23z8f">
+            <w:hyperlink w:history="1" r:id="rIdnrdhrgzo_qescftf70ry9">
               <w:r>
                 <w:rPr>
                   <w:rFonts w:ascii="Arial" w:cs="Arial" w:eastAsia="Arial" w:hAnsi="Arial"/>
@@ -12072,32 +12072,32 @@
         <w:tc>
           <w:tcPr>
             <w:tcW w:type="dxa" w:w="1520"/>
-            <w:shd w:fill="F2F2F2" w:color="auto" w:val="clear"/>
-            <w:tcMar>
-              <w:top w:type="dxa" w:w="60"/>
-              <w:left w:type="dxa" w:w="120"/>
-              <w:bottom w:type="dxa" w:w="60"/>
-              <w:right w:type="dxa" w:w="120"/>
-            </w:tcMar>
-            <w:vAlign w:val="top"/>
-          </w:tcPr>
-          <w:p>
-            <w:pPr>
-              <w:spacing w:after="40" w:before="0"/>
-              <w:jc w:val="left"/>
-            </w:pPr>
-            <w:r>
-              <w:rPr>
-                <w:rFonts w:ascii="Arial" w:cs="Arial" w:eastAsia="Arial" w:hAnsi="Arial"/>
-                <w:b/>
-                <w:bCs/>
-                <w:i w:val="false"/>
-                <w:iCs w:val="false"/>
-                <w:color w:val="000000"/>
-                <w:sz w:val="18"/>
-                <w:szCs w:val="18"/>
-              </w:rPr>
-              <w:t xml:space="preserve">3. Explain Phase</w:t>
+            <w:shd w:fill="E2EFDA" w:color="auto" w:val="clear"/>
+            <w:tcMar>
+              <w:top w:type="dxa" w:w="60"/>
+              <w:left w:type="dxa" w:w="120"/>
+              <w:bottom w:type="dxa" w:w="60"/>
+              <w:right w:type="dxa" w:w="120"/>
+            </w:tcMar>
+            <w:vAlign w:val="top"/>
+          </w:tcPr>
+          <w:p>
+            <w:pPr>
+              <w:spacing w:after="40" w:before="0"/>
+              <w:jc w:val="left"/>
+            </w:pPr>
+            <w:r>
+              <w:rPr>
+                <w:rFonts w:ascii="Arial" w:cs="Arial" w:eastAsia="Arial" w:hAnsi="Arial"/>
+                <w:b/>
+                <w:bCs/>
+                <w:i w:val="false"/>
+                <w:iCs w:val="false"/>
+                <w:color w:val="000000"/>
+                <w:sz w:val="18"/>
+                <w:szCs w:val="18"/>
+              </w:rPr>
+              <w:t xml:space="preserve">Explain Phase</w:t>
             </w:r>
           </w:p>
           <w:p>
@@ -12120,7 +12120,7 @@
             <w:pPr>
               <w:spacing w:after="20" w:before="0"/>
             </w:pPr>
-            <w:hyperlink w:history="1" r:id="rIdnisncbvi_irfytd539pbl">
+            <w:hyperlink w:history="1" r:id="rId4fnx5dill6rd51owxfue7">
               <w:r>
                 <w:rPr>
                   <w:rFonts w:ascii="Arial" w:cs="Arial" w:eastAsia="Arial" w:hAnsi="Arial"/>
@@ -12153,7 +12153,7 @@
               <w:spacing w:after="10" w:before="0"/>
               <w:ind w:left="120"/>
             </w:pPr>
-            <w:hyperlink w:history="1" r:id="rIdiiwc1oh6s6r7zo_70qowv">
+            <w:hyperlink w:history="1" r:id="rIdt57b0ynxnxdcjgicz-k4x">
               <w:r>
                 <w:rPr>
                   <w:rFonts w:ascii="Arial" w:cs="Arial" w:eastAsia="Arial" w:hAnsi="Arial"/>
@@ -12198,7 +12198,7 @@
             <w:pPr>
               <w:spacing w:after="20" w:before="0"/>
             </w:pPr>
-            <w:hyperlink w:history="1" r:id="rIdazkfv353iuxxewif_t9pk">
+            <w:hyperlink w:history="1" r:id="rIdpa4svcp8st94w59eklcuy">
               <w:r>
                 <w:rPr>
                   <w:rFonts w:ascii="Arial" w:cs="Arial" w:eastAsia="Arial" w:hAnsi="Arial"/>
@@ -12231,7 +12231,7 @@
               <w:spacing w:after="10" w:before="0"/>
               <w:ind w:left="120"/>
             </w:pPr>
-            <w:hyperlink w:history="1" r:id="rIdh_mnaa8bkgee0cdgjfjaf">
+            <w:hyperlink w:history="1" r:id="rIdhqs5belzvrim7nrvckrxm">
               <w:r>
                 <w:rPr>
                   <w:rFonts w:ascii="Arial" w:cs="Arial" w:eastAsia="Arial" w:hAnsi="Arial"/>
@@ -12378,32 +12378,32 @@
         <w:tc>
           <w:tcPr>
             <w:tcW w:type="dxa" w:w="1520"/>
-            <w:shd w:fill="F2F2F2" w:color="auto" w:val="clear"/>
-            <w:tcMar>
-              <w:top w:type="dxa" w:w="60"/>
-              <w:left w:type="dxa" w:w="120"/>
-              <w:bottom w:type="dxa" w:w="60"/>
-              <w:right w:type="dxa" w:w="120"/>
-            </w:tcMar>
-            <w:vAlign w:val="top"/>
-          </w:tcPr>
-          <w:p>
-            <w:pPr>
-              <w:spacing w:after="40" w:before="0"/>
-              <w:jc w:val="left"/>
-            </w:pPr>
-            <w:r>
-              <w:rPr>
-                <w:rFonts w:ascii="Arial" w:cs="Arial" w:eastAsia="Arial" w:hAnsi="Arial"/>
-                <w:b/>
-                <w:bCs/>
-                <w:i w:val="false"/>
-                <w:iCs w:val="false"/>
-                <w:color w:val="000000"/>
-                <w:sz w:val="18"/>
-                <w:szCs w:val="18"/>
-              </w:rPr>
-              <w:t xml:space="preserve">4. Driving Question Board (DQB) Update — Mid-Unit Formative Check</w:t>
+            <w:shd w:fill="FCE4D6" w:color="auto" w:val="clear"/>
+            <w:tcMar>
+              <w:top w:type="dxa" w:w="60"/>
+              <w:left w:type="dxa" w:w="120"/>
+              <w:bottom w:type="dxa" w:w="60"/>
+              <w:right w:type="dxa" w:w="120"/>
+            </w:tcMar>
+            <w:vAlign w:val="top"/>
+          </w:tcPr>
+          <w:p>
+            <w:pPr>
+              <w:spacing w:after="40" w:before="0"/>
+              <w:jc w:val="left"/>
+            </w:pPr>
+            <w:r>
+              <w:rPr>
+                <w:rFonts w:ascii="Arial" w:cs="Arial" w:eastAsia="Arial" w:hAnsi="Arial"/>
+                <w:b/>
+                <w:bCs/>
+                <w:i w:val="false"/>
+                <w:iCs w:val="false"/>
+                <w:color w:val="000000"/>
+                <w:sz w:val="18"/>
+                <w:szCs w:val="18"/>
+              </w:rPr>
+              <w:t xml:space="preserve">Driving Question Board (DQB) Creation</w:t>
             </w:r>
           </w:p>
           <w:p>
@@ -12426,7 +12426,7 @@
             <w:pPr>
               <w:spacing w:after="20" w:before="0"/>
             </w:pPr>
-            <w:hyperlink w:history="1" r:id="rId4huevwhxeixnawtfx1ddg">
+            <w:hyperlink w:history="1" r:id="rIdpebrqulg_1_cgtui5ifw3">
               <w:r>
                 <w:rPr>
                   <w:rFonts w:ascii="Arial" w:cs="Arial" w:eastAsia="Arial" w:hAnsi="Arial"/>
@@ -12459,7 +12459,7 @@
               <w:spacing w:after="10" w:before="0"/>
               <w:ind w:left="120"/>
             </w:pPr>
-            <w:hyperlink w:history="1" r:id="rId7n8i-39b0wjyxxbe_luie">
+            <w:hyperlink w:history="1" r:id="rIdo2198w3hfsvzzndjpzrrc">
               <w:r>
                 <w:rPr>
                   <w:rFonts w:ascii="Arial" w:cs="Arial" w:eastAsia="Arial" w:hAnsi="Arial"/>
@@ -12504,7 +12504,7 @@
             <w:pPr>
               <w:spacing w:after="20" w:before="0"/>
             </w:pPr>
-            <w:hyperlink w:history="1" r:id="rIddplto4nxsj1r8o8premg0">
+            <w:hyperlink w:history="1" r:id="rIdlvp0calmmjjh1jyudfsox">
               <w:r>
                 <w:rPr>
                   <w:rFonts w:ascii="Arial" w:cs="Arial" w:eastAsia="Arial" w:hAnsi="Arial"/>
@@ -12537,7 +12537,7 @@
               <w:spacing w:after="10" w:before="0"/>
               <w:ind w:left="120"/>
             </w:pPr>
-            <w:hyperlink w:history="1" r:id="rId4u3bn17d2cx6p3p7uqo2f">
+            <w:hyperlink w:history="1" r:id="rIdexfinmqh63qxlj1xpmt-h">
               <w:r>
                 <w:rPr>
                   <w:rFonts w:ascii="Arial" w:cs="Arial" w:eastAsia="Arial" w:hAnsi="Arial"/>
@@ -12684,32 +12684,32 @@
         <w:tc>
           <w:tcPr>
             <w:tcW w:type="dxa" w:w="1520"/>
-            <w:shd w:fill="F2F2F2" w:color="auto" w:val="clear"/>
-            <w:tcMar>
-              <w:top w:type="dxa" w:w="60"/>
-              <w:left w:type="dxa" w:w="120"/>
-              <w:bottom w:type="dxa" w:w="60"/>
-              <w:right w:type="dxa" w:w="120"/>
-            </w:tcMar>
-            <w:vAlign w:val="top"/>
-          </w:tcPr>
-          <w:p>
-            <w:pPr>
-              <w:spacing w:after="40" w:before="0"/>
-              <w:jc w:val="left"/>
-            </w:pPr>
-            <w:r>
-              <w:rPr>
-                <w:rFonts w:ascii="Arial" w:cs="Arial" w:eastAsia="Arial" w:hAnsi="Arial"/>
-                <w:b/>
-                <w:bCs/>
-                <w:i w:val="false"/>
-                <w:iCs w:val="false"/>
-                <w:color w:val="000000"/>
-                <w:sz w:val="18"/>
-                <w:szCs w:val="18"/>
-              </w:rPr>
-              <w:t xml:space="preserve">5. Model Building Phase</w:t>
+            <w:shd w:fill="D5E8F0" w:color="auto" w:val="clear"/>
+            <w:tcMar>
+              <w:top w:type="dxa" w:w="60"/>
+              <w:left w:type="dxa" w:w="120"/>
+              <w:bottom w:type="dxa" w:w="60"/>
+              <w:right w:type="dxa" w:w="120"/>
+            </w:tcMar>
+            <w:vAlign w:val="top"/>
+          </w:tcPr>
+          <w:p>
+            <w:pPr>
+              <w:spacing w:after="40" w:before="0"/>
+              <w:jc w:val="left"/>
+            </w:pPr>
+            <w:r>
+              <w:rPr>
+                <w:rFonts w:ascii="Arial" w:cs="Arial" w:eastAsia="Arial" w:hAnsi="Arial"/>
+                <w:b/>
+                <w:bCs/>
+                <w:i w:val="false"/>
+                <w:iCs w:val="false"/>
+                <w:color w:val="000000"/>
+                <w:sz w:val="18"/>
+                <w:szCs w:val="18"/>
+              </w:rPr>
+              <w:t xml:space="preserve">Model Building Phase</w:t>
             </w:r>
           </w:p>
           <w:p>
@@ -12732,7 +12732,7 @@
             <w:pPr>
               <w:spacing w:after="20" w:before="0"/>
             </w:pPr>
-            <w:hyperlink w:history="1" r:id="rIdhy8bcrtwbshjvzyef1pfa">
+            <w:hyperlink w:history="1" r:id="rIdgujpgfhduhhtt-lpfwpqe">
               <w:r>
                 <w:rPr>
                   <w:rFonts w:ascii="Arial" w:cs="Arial" w:eastAsia="Arial" w:hAnsi="Arial"/>
@@ -12765,7 +12765,7 @@
               <w:spacing w:after="10" w:before="0"/>
               <w:ind w:left="120"/>
             </w:pPr>
-            <w:hyperlink w:history="1" r:id="rIdmx0kzpypwbxt8dlzrfbql">
+            <w:hyperlink w:history="1" r:id="rIdwbk8buvjfetph8qrgofbr">
               <w:r>
                 <w:rPr>
                   <w:rFonts w:ascii="Arial" w:cs="Arial" w:eastAsia="Arial" w:hAnsi="Arial"/>
@@ -12810,7 +12810,7 @@
             <w:pPr>
               <w:spacing w:after="20" w:before="0"/>
             </w:pPr>
-            <w:hyperlink w:history="1" r:id="rIdobxmrvfvqv3qcmjp6nqou">
+            <w:hyperlink w:history="1" r:id="rIdn0mmzui4_vw4decixhnke">
               <w:r>
                 <w:rPr>
                   <w:rFonts w:ascii="Arial" w:cs="Arial" w:eastAsia="Arial" w:hAnsi="Arial"/>
@@ -12843,7 +12843,7 @@
               <w:spacing w:after="10" w:before="0"/>
               <w:ind w:left="120"/>
             </w:pPr>
-            <w:hyperlink w:history="1" r:id="rIdfqtvnp7phjqs1hiv4priq">
+            <w:hyperlink w:history="1" r:id="rId4oicfswa5ep7j-hvuevve">
               <w:r>
                 <w:rPr>
                   <w:rFonts w:ascii="Arial" w:cs="Arial" w:eastAsia="Arial" w:hAnsi="Arial"/>
@@ -14282,32 +14282,32 @@
         <w:tc>
           <w:tcPr>
             <w:tcW w:type="dxa" w:w="1520"/>
-            <w:shd w:fill="F2F2F2" w:color="auto" w:val="clear"/>
-            <w:tcMar>
-              <w:top w:type="dxa" w:w="60"/>
-              <w:left w:type="dxa" w:w="120"/>
-              <w:bottom w:type="dxa" w:w="60"/>
-              <w:right w:type="dxa" w:w="120"/>
-            </w:tcMar>
-            <w:vAlign w:val="top"/>
-          </w:tcPr>
-          <w:p>
-            <w:pPr>
-              <w:spacing w:after="40" w:before="0"/>
-              <w:jc w:val="left"/>
-            </w:pPr>
-            <w:r>
-              <w:rPr>
-                <w:rFonts w:ascii="Arial" w:cs="Arial" w:eastAsia="Arial" w:hAnsi="Arial"/>
-                <w:b/>
-                <w:bCs/>
-                <w:i w:val="false"/>
-                <w:iCs w:val="false"/>
-                <w:color w:val="000000"/>
-                <w:sz w:val="18"/>
-                <w:szCs w:val="18"/>
-              </w:rPr>
-              <w:t xml:space="preserve">Phase 1 — Predict</w:t>
+            <w:shd w:fill="EAD1F5" w:color="auto" w:val="clear"/>
+            <w:tcMar>
+              <w:top w:type="dxa" w:w="60"/>
+              <w:left w:type="dxa" w:w="120"/>
+              <w:bottom w:type="dxa" w:w="60"/>
+              <w:right w:type="dxa" w:w="120"/>
+            </w:tcMar>
+            <w:vAlign w:val="top"/>
+          </w:tcPr>
+          <w:p>
+            <w:pPr>
+              <w:spacing w:after="40" w:before="0"/>
+              <w:jc w:val="left"/>
+            </w:pPr>
+            <w:r>
+              <w:rPr>
+                <w:rFonts w:ascii="Arial" w:cs="Arial" w:eastAsia="Arial" w:hAnsi="Arial"/>
+                <w:b/>
+                <w:bCs/>
+                <w:i w:val="false"/>
+                <w:iCs w:val="false"/>
+                <w:color w:val="000000"/>
+                <w:sz w:val="18"/>
+                <w:szCs w:val="18"/>
+              </w:rPr>
+              <w:t xml:space="preserve">Predict Phase</w:t>
             </w:r>
           </w:p>
           <w:p>
@@ -14330,7 +14330,7 @@
             <w:pPr>
               <w:spacing w:after="20" w:before="0"/>
             </w:pPr>
-            <w:hyperlink w:history="1" r:id="rIdprbepqsfqvgjzcqm-yolw">
+            <w:hyperlink w:history="1" r:id="rIdqihinryjy6anbcxfqa1g1">
               <w:r>
                 <w:rPr>
                   <w:rFonts w:ascii="Arial" w:cs="Arial" w:eastAsia="Arial" w:hAnsi="Arial"/>
@@ -14363,7 +14363,7 @@
               <w:spacing w:after="10" w:before="0"/>
               <w:ind w:left="120"/>
             </w:pPr>
-            <w:hyperlink w:history="1" r:id="rId8kbiyjfwbj1je7_fxvaoh">
+            <w:hyperlink w:history="1" r:id="rIdewygp0gdlszbbkg6sdisw">
               <w:r>
                 <w:rPr>
                   <w:rFonts w:ascii="Arial" w:cs="Arial" w:eastAsia="Arial" w:hAnsi="Arial"/>
@@ -14408,7 +14408,7 @@
             <w:pPr>
               <w:spacing w:after="20" w:before="0"/>
             </w:pPr>
-            <w:hyperlink w:history="1" r:id="rId6uoolxcd1juckwk74fetg">
+            <w:hyperlink w:history="1" r:id="rIdj99q7bw2yzfg61im5qt0i">
               <w:r>
                 <w:rPr>
                   <w:rFonts w:ascii="Arial" w:cs="Arial" w:eastAsia="Arial" w:hAnsi="Arial"/>
@@ -14441,7 +14441,7 @@
               <w:spacing w:after="10" w:before="0"/>
               <w:ind w:left="120"/>
             </w:pPr>
-            <w:hyperlink w:history="1" r:id="rIdwynrhzzjyqgkva693dlxa">
+            <w:hyperlink w:history="1" r:id="rIdil_wytme4hor2tdcemxbp">
               <w:r>
                 <w:rPr>
                   <w:rFonts w:ascii="Arial" w:cs="Arial" w:eastAsia="Arial" w:hAnsi="Arial"/>
@@ -14588,32 +14588,32 @@
         <w:tc>
           <w:tcPr>
             <w:tcW w:type="dxa" w:w="1520"/>
-            <w:shd w:fill="F2F2F2" w:color="auto" w:val="clear"/>
-            <w:tcMar>
-              <w:top w:type="dxa" w:w="60"/>
-              <w:left w:type="dxa" w:w="120"/>
-              <w:bottom w:type="dxa" w:w="60"/>
-              <w:right w:type="dxa" w:w="120"/>
-            </w:tcMar>
-            <w:vAlign w:val="top"/>
-          </w:tcPr>
-          <w:p>
-            <w:pPr>
-              <w:spacing w:after="40" w:before="0"/>
-              <w:jc w:val="left"/>
-            </w:pPr>
-            <w:r>
-              <w:rPr>
-                <w:rFonts w:ascii="Arial" w:cs="Arial" w:eastAsia="Arial" w:hAnsi="Arial"/>
-                <w:b/>
-                <w:bCs/>
-                <w:i w:val="false"/>
-                <w:iCs w:val="false"/>
-                <w:color w:val="000000"/>
-                <w:sz w:val="18"/>
-                <w:szCs w:val="18"/>
-              </w:rPr>
-              <w:t xml:space="preserve">Phase 2 — Observe</w:t>
+            <w:shd w:fill="D9EEF1" w:color="auto" w:val="clear"/>
+            <w:tcMar>
+              <w:top w:type="dxa" w:w="60"/>
+              <w:left w:type="dxa" w:w="120"/>
+              <w:bottom w:type="dxa" w:w="60"/>
+              <w:right w:type="dxa" w:w="120"/>
+            </w:tcMar>
+            <w:vAlign w:val="top"/>
+          </w:tcPr>
+          <w:p>
+            <w:pPr>
+              <w:spacing w:after="40" w:before="0"/>
+              <w:jc w:val="left"/>
+            </w:pPr>
+            <w:r>
+              <w:rPr>
+                <w:rFonts w:ascii="Arial" w:cs="Arial" w:eastAsia="Arial" w:hAnsi="Arial"/>
+                <w:b/>
+                <w:bCs/>
+                <w:i w:val="false"/>
+                <w:iCs w:val="false"/>
+                <w:color w:val="000000"/>
+                <w:sz w:val="18"/>
+                <w:szCs w:val="18"/>
+              </w:rPr>
+              <w:t xml:space="preserve">Observe Phase</w:t>
             </w:r>
           </w:p>
           <w:p>
@@ -14636,7 +14636,7 @@
             <w:pPr>
               <w:spacing w:after="20" w:before="0"/>
             </w:pPr>
-            <w:hyperlink w:history="1" r:id="rId8s_sz7dlbmrnltm9yiocs">
+            <w:hyperlink w:history="1" r:id="rIdcaphwt1rmjdnlo48arxc6">
               <w:r>
                 <w:rPr>
                   <w:rFonts w:ascii="Arial" w:cs="Arial" w:eastAsia="Arial" w:hAnsi="Arial"/>
@@ -14669,7 +14669,7 @@
               <w:spacing w:after="10" w:before="0"/>
               <w:ind w:left="120"/>
             </w:pPr>
-            <w:hyperlink w:history="1" r:id="rId4x5hrx5a0psh-j2dw_xsh">
+            <w:hyperlink w:history="1" r:id="rIdu_1e8ra2i9peqpy_gm8ok">
               <w:r>
                 <w:rPr>
                   <w:rFonts w:ascii="Arial" w:cs="Arial" w:eastAsia="Arial" w:hAnsi="Arial"/>
@@ -14714,7 +14714,7 @@
             <w:pPr>
               <w:spacing w:after="20" w:before="0"/>
             </w:pPr>
-            <w:hyperlink w:history="1" r:id="rIdcqo8gogpgvi8vksj-kuoz">
+            <w:hyperlink w:history="1" r:id="rId8vqlyr64mmvw83jnc2y6t">
               <w:r>
                 <w:rPr>
                   <w:rFonts w:ascii="Arial" w:cs="Arial" w:eastAsia="Arial" w:hAnsi="Arial"/>
@@ -14747,7 +14747,7 @@
               <w:spacing w:after="10" w:before="0"/>
               <w:ind w:left="120"/>
             </w:pPr>
-            <w:hyperlink w:history="1" r:id="rId8_rein6xla5hkhukon9hg">
+            <w:hyperlink w:history="1" r:id="rIdacmipcqw3vldfgagkfps0">
               <w:r>
                 <w:rPr>
                   <w:rFonts w:ascii="Arial" w:cs="Arial" w:eastAsia="Arial" w:hAnsi="Arial"/>
@@ -14894,32 +14894,32 @@
         <w:tc>
           <w:tcPr>
             <w:tcW w:type="dxa" w:w="1520"/>
-            <w:shd w:fill="F2F2F2" w:color="auto" w:val="clear"/>
-            <w:tcMar>
-              <w:top w:type="dxa" w:w="60"/>
-              <w:left w:type="dxa" w:w="120"/>
-              <w:bottom w:type="dxa" w:w="60"/>
-              <w:right w:type="dxa" w:w="120"/>
-            </w:tcMar>
-            <w:vAlign w:val="top"/>
-          </w:tcPr>
-          <w:p>
-            <w:pPr>
-              <w:spacing w:after="40" w:before="0"/>
-              <w:jc w:val="left"/>
-            </w:pPr>
-            <w:r>
-              <w:rPr>
-                <w:rFonts w:ascii="Arial" w:cs="Arial" w:eastAsia="Arial" w:hAnsi="Arial"/>
-                <w:b/>
-                <w:bCs/>
-                <w:i w:val="false"/>
-                <w:iCs w:val="false"/>
-                <w:color w:val="000000"/>
-                <w:sz w:val="18"/>
-                <w:szCs w:val="18"/>
-              </w:rPr>
-              <w:t xml:space="preserve">Phase 3 — Explain</w:t>
+            <w:shd w:fill="E2EFDA" w:color="auto" w:val="clear"/>
+            <w:tcMar>
+              <w:top w:type="dxa" w:w="60"/>
+              <w:left w:type="dxa" w:w="120"/>
+              <w:bottom w:type="dxa" w:w="60"/>
+              <w:right w:type="dxa" w:w="120"/>
+            </w:tcMar>
+            <w:vAlign w:val="top"/>
+          </w:tcPr>
+          <w:p>
+            <w:pPr>
+              <w:spacing w:after="40" w:before="0"/>
+              <w:jc w:val="left"/>
+            </w:pPr>
+            <w:r>
+              <w:rPr>
+                <w:rFonts w:ascii="Arial" w:cs="Arial" w:eastAsia="Arial" w:hAnsi="Arial"/>
+                <w:b/>
+                <w:bCs/>
+                <w:i w:val="false"/>
+                <w:iCs w:val="false"/>
+                <w:color w:val="000000"/>
+                <w:sz w:val="18"/>
+                <w:szCs w:val="18"/>
+              </w:rPr>
+              <w:t xml:space="preserve">Explain Phase</w:t>
             </w:r>
           </w:p>
           <w:p>
@@ -14942,7 +14942,7 @@
             <w:pPr>
               <w:spacing w:after="20" w:before="0"/>
             </w:pPr>
-            <w:hyperlink w:history="1" r:id="rId9f7gfu7a6zwnmsltdt9gp">
+            <w:hyperlink w:history="1" r:id="rIdnvmm6hk5yzp-mhle75n08">
               <w:r>
                 <w:rPr>
                   <w:rFonts w:ascii="Arial" w:cs="Arial" w:eastAsia="Arial" w:hAnsi="Arial"/>
@@ -14975,7 +14975,7 @@
               <w:spacing w:after="10" w:before="0"/>
               <w:ind w:left="120"/>
             </w:pPr>
-            <w:hyperlink w:history="1" r:id="rIdh5milaeiy5lloumawfpp_">
+            <w:hyperlink w:history="1" r:id="rIdmsk62c1ys3fbqyzhppspu">
               <w:r>
                 <w:rPr>
                   <w:rFonts w:ascii="Arial" w:cs="Arial" w:eastAsia="Arial" w:hAnsi="Arial"/>
@@ -15020,7 +15020,7 @@
             <w:pPr>
               <w:spacing w:after="20" w:before="0"/>
             </w:pPr>
-            <w:hyperlink w:history="1" r:id="rIdiqqcknfnno7aolw0ke-3o">
+            <w:hyperlink w:history="1" r:id="rIdp-3l7pkspy6v8l0khd27w">
               <w:r>
                 <w:rPr>
                   <w:rFonts w:ascii="Arial" w:cs="Arial" w:eastAsia="Arial" w:hAnsi="Arial"/>
@@ -15053,7 +15053,7 @@
               <w:spacing w:after="10" w:before="0"/>
               <w:ind w:left="120"/>
             </w:pPr>
-            <w:hyperlink w:history="1" r:id="rIdxlvebrgy-0zaitpm5jiwx">
+            <w:hyperlink w:history="1" r:id="rIdgnv5c07ms5pr_vlyaiwg-">
               <w:r>
                 <w:rPr>
                   <w:rFonts w:ascii="Arial" w:cs="Arial" w:eastAsia="Arial" w:hAnsi="Arial"/>
@@ -15200,32 +15200,32 @@
         <w:tc>
           <w:tcPr>
             <w:tcW w:type="dxa" w:w="1520"/>
-            <w:shd w:fill="F2F2F2" w:color="auto" w:val="clear"/>
-            <w:tcMar>
-              <w:top w:type="dxa" w:w="60"/>
-              <w:left w:type="dxa" w:w="120"/>
-              <w:bottom w:type="dxa" w:w="60"/>
-              <w:right w:type="dxa" w:w="120"/>
-            </w:tcMar>
-            <w:vAlign w:val="top"/>
-          </w:tcPr>
-          <w:p>
-            <w:pPr>
-              <w:spacing w:after="40" w:before="0"/>
-              <w:jc w:val="left"/>
-            </w:pPr>
-            <w:r>
-              <w:rPr>
-                <w:rFonts w:ascii="Arial" w:cs="Arial" w:eastAsia="Arial" w:hAnsi="Arial"/>
-                <w:b/>
-                <w:bCs/>
-                <w:i w:val="false"/>
-                <w:iCs w:val="false"/>
-                <w:color w:val="000000"/>
-                <w:sz w:val="18"/>
-                <w:szCs w:val="18"/>
-              </w:rPr>
-              <w:t xml:space="preserve">Phase 4 — Driving Question Board (DQB) Update</w:t>
+            <w:shd w:fill="FCE4D6" w:color="auto" w:val="clear"/>
+            <w:tcMar>
+              <w:top w:type="dxa" w:w="60"/>
+              <w:left w:type="dxa" w:w="120"/>
+              <w:bottom w:type="dxa" w:w="60"/>
+              <w:right w:type="dxa" w:w="120"/>
+            </w:tcMar>
+            <w:vAlign w:val="top"/>
+          </w:tcPr>
+          <w:p>
+            <w:pPr>
+              <w:spacing w:after="40" w:before="0"/>
+              <w:jc w:val="left"/>
+            </w:pPr>
+            <w:r>
+              <w:rPr>
+                <w:rFonts w:ascii="Arial" w:cs="Arial" w:eastAsia="Arial" w:hAnsi="Arial"/>
+                <w:b/>
+                <w:bCs/>
+                <w:i w:val="false"/>
+                <w:iCs w:val="false"/>
+                <w:color w:val="000000"/>
+                <w:sz w:val="18"/>
+                <w:szCs w:val="18"/>
+              </w:rPr>
+              <w:t xml:space="preserve">Driving Question Board (DQB) Creation</w:t>
             </w:r>
           </w:p>
           <w:p>
@@ -15248,7 +15248,7 @@
             <w:pPr>
               <w:spacing w:after="20" w:before="0"/>
             </w:pPr>
-            <w:hyperlink w:history="1" r:id="rIdmhgzvgfgs1gzsymxrf8_m">
+            <w:hyperlink w:history="1" r:id="rIddhb6e57lupa3chf1xuagm">
               <w:r>
                 <w:rPr>
                   <w:rFonts w:ascii="Arial" w:cs="Arial" w:eastAsia="Arial" w:hAnsi="Arial"/>
@@ -15281,7 +15281,7 @@
               <w:spacing w:after="10" w:before="0"/>
               <w:ind w:left="120"/>
             </w:pPr>
-            <w:hyperlink w:history="1" r:id="rIdxmthn4ivbfnrprgbw6379">
+            <w:hyperlink w:history="1" r:id="rIdwx41mqsj4idsmbl2ty7dn">
               <w:r>
                 <w:rPr>
                   <w:rFonts w:ascii="Arial" w:cs="Arial" w:eastAsia="Arial" w:hAnsi="Arial"/>
@@ -15326,7 +15326,7 @@
             <w:pPr>
               <w:spacing w:after="20" w:before="0"/>
             </w:pPr>
-            <w:hyperlink w:history="1" r:id="rIdp1hke0iaapod9s606v_zl">
+            <w:hyperlink w:history="1" r:id="rId1x-o3vxzgtansxr1ugm56">
               <w:r>
                 <w:rPr>
                   <w:rFonts w:ascii="Arial" w:cs="Arial" w:eastAsia="Arial" w:hAnsi="Arial"/>
@@ -15359,7 +15359,7 @@
               <w:spacing w:after="10" w:before="0"/>
               <w:ind w:left="120"/>
             </w:pPr>
-            <w:hyperlink w:history="1" r:id="rId1hg3z5ofd2emn7vrmvtcv">
+            <w:hyperlink w:history="1" r:id="rIdusyslkhumlqhoabhodrmz">
               <w:r>
                 <w:rPr>
                   <w:rFonts w:ascii="Arial" w:cs="Arial" w:eastAsia="Arial" w:hAnsi="Arial"/>
@@ -15506,32 +15506,32 @@
         <w:tc>
           <w:tcPr>
             <w:tcW w:type="dxa" w:w="1520"/>
-            <w:shd w:fill="F2F2F2" w:color="auto" w:val="clear"/>
-            <w:tcMar>
-              <w:top w:type="dxa" w:w="60"/>
-              <w:left w:type="dxa" w:w="120"/>
-              <w:bottom w:type="dxa" w:w="60"/>
-              <w:right w:type="dxa" w:w="120"/>
-            </w:tcMar>
-            <w:vAlign w:val="top"/>
-          </w:tcPr>
-          <w:p>
-            <w:pPr>
-              <w:spacing w:after="40" w:before="0"/>
-              <w:jc w:val="left"/>
-            </w:pPr>
-            <w:r>
-              <w:rPr>
-                <w:rFonts w:ascii="Arial" w:cs="Arial" w:eastAsia="Arial" w:hAnsi="Arial"/>
-                <w:b/>
-                <w:bCs/>
-                <w:i w:val="false"/>
-                <w:iCs w:val="false"/>
-                <w:color w:val="000000"/>
-                <w:sz w:val="18"/>
-                <w:szCs w:val="18"/>
-              </w:rPr>
-              <w:t xml:space="preserve">Phase 5 — Model Building</w:t>
+            <w:shd w:fill="D5E8F0" w:color="auto" w:val="clear"/>
+            <w:tcMar>
+              <w:top w:type="dxa" w:w="60"/>
+              <w:left w:type="dxa" w:w="120"/>
+              <w:bottom w:type="dxa" w:w="60"/>
+              <w:right w:type="dxa" w:w="120"/>
+            </w:tcMar>
+            <w:vAlign w:val="top"/>
+          </w:tcPr>
+          <w:p>
+            <w:pPr>
+              <w:spacing w:after="40" w:before="0"/>
+              <w:jc w:val="left"/>
+            </w:pPr>
+            <w:r>
+              <w:rPr>
+                <w:rFonts w:ascii="Arial" w:cs="Arial" w:eastAsia="Arial" w:hAnsi="Arial"/>
+                <w:b/>
+                <w:bCs/>
+                <w:i w:val="false"/>
+                <w:iCs w:val="false"/>
+                <w:color w:val="000000"/>
+                <w:sz w:val="18"/>
+                <w:szCs w:val="18"/>
+              </w:rPr>
+              <w:t xml:space="preserve">Model Building Phase</w:t>
             </w:r>
           </w:p>
           <w:p>
@@ -15554,7 +15554,7 @@
             <w:pPr>
               <w:spacing w:after="20" w:before="0"/>
             </w:pPr>
-            <w:hyperlink w:history="1" r:id="rIdvnknjc9z1lc9i6r4gypwc">
+            <w:hyperlink w:history="1" r:id="rIdn9fvrlr_stgcikca5vq7j">
               <w:r>
                 <w:rPr>
                   <w:rFonts w:ascii="Arial" w:cs="Arial" w:eastAsia="Arial" w:hAnsi="Arial"/>
@@ -15587,7 +15587,7 @@
               <w:spacing w:after="10" w:before="0"/>
               <w:ind w:left="120"/>
             </w:pPr>
-            <w:hyperlink w:history="1" r:id="rId2jwwmcqcel8lradf_haty">
+            <w:hyperlink w:history="1" r:id="rIdn-ptxzawwhfnxsgxji91h">
               <w:r>
                 <w:rPr>
                   <w:rFonts w:ascii="Arial" w:cs="Arial" w:eastAsia="Arial" w:hAnsi="Arial"/>
@@ -15632,7 +15632,7 @@
             <w:pPr>
               <w:spacing w:after="20" w:before="0"/>
             </w:pPr>
-            <w:hyperlink w:history="1" r:id="rId6pyuiqmsm0txxaa82t8pc">
+            <w:hyperlink w:history="1" r:id="rIdyryl9kem8hzjihabezefl">
               <w:r>
                 <w:rPr>
                   <w:rFonts w:ascii="Arial" w:cs="Arial" w:eastAsia="Arial" w:hAnsi="Arial"/>
@@ -15665,7 +15665,7 @@
               <w:spacing w:after="10" w:before="0"/>
               <w:ind w:left="120"/>
             </w:pPr>
-            <w:hyperlink w:history="1" r:id="rIdfbel_zsezamqbwok9ismp">
+            <w:hyperlink w:history="1" r:id="rIdl_6rhxjnoorthbcikodej">
               <w:r>
                 <w:rPr>
                   <w:rFonts w:ascii="Arial" w:cs="Arial" w:eastAsia="Arial" w:hAnsi="Arial"/>
@@ -17104,32 +17104,32 @@
         <w:tc>
           <w:tcPr>
             <w:tcW w:type="dxa" w:w="1520"/>
-            <w:shd w:fill="F2F2F2" w:color="auto" w:val="clear"/>
-            <w:tcMar>
-              <w:top w:type="dxa" w:w="60"/>
-              <w:left w:type="dxa" w:w="120"/>
-              <w:bottom w:type="dxa" w:w="60"/>
-              <w:right w:type="dxa" w:w="120"/>
-            </w:tcMar>
-            <w:vAlign w:val="top"/>
-          </w:tcPr>
-          <w:p>
-            <w:pPr>
-              <w:spacing w:after="40" w:before="0"/>
-              <w:jc w:val="left"/>
-            </w:pPr>
-            <w:r>
-              <w:rPr>
-                <w:rFonts w:ascii="Arial" w:cs="Arial" w:eastAsia="Arial" w:hAnsi="Arial"/>
-                <w:b/>
-                <w:bCs/>
-                <w:i w:val="false"/>
-                <w:iCs w:val="false"/>
-                <w:color w:val="000000"/>
-                <w:sz w:val="18"/>
-                <w:szCs w:val="18"/>
-              </w:rPr>
-              <w:t xml:space="preserve">Phase 1 — Predict</w:t>
+            <w:shd w:fill="EAD1F5" w:color="auto" w:val="clear"/>
+            <w:tcMar>
+              <w:top w:type="dxa" w:w="60"/>
+              <w:left w:type="dxa" w:w="120"/>
+              <w:bottom w:type="dxa" w:w="60"/>
+              <w:right w:type="dxa" w:w="120"/>
+            </w:tcMar>
+            <w:vAlign w:val="top"/>
+          </w:tcPr>
+          <w:p>
+            <w:pPr>
+              <w:spacing w:after="40" w:before="0"/>
+              <w:jc w:val="left"/>
+            </w:pPr>
+            <w:r>
+              <w:rPr>
+                <w:rFonts w:ascii="Arial" w:cs="Arial" w:eastAsia="Arial" w:hAnsi="Arial"/>
+                <w:b/>
+                <w:bCs/>
+                <w:i w:val="false"/>
+                <w:iCs w:val="false"/>
+                <w:color w:val="000000"/>
+                <w:sz w:val="18"/>
+                <w:szCs w:val="18"/>
+              </w:rPr>
+              <w:t xml:space="preserve">Predict Phase</w:t>
             </w:r>
           </w:p>
           <w:p>
@@ -17152,7 +17152,7 @@
             <w:pPr>
               <w:spacing w:after="20" w:before="0"/>
             </w:pPr>
-            <w:hyperlink w:history="1" r:id="rIdprjuqvrynijzj8xmr7dju">
+            <w:hyperlink w:history="1" r:id="rId9hp3tl1rizqdae4of5yp7">
               <w:r>
                 <w:rPr>
                   <w:rFonts w:ascii="Arial" w:cs="Arial" w:eastAsia="Arial" w:hAnsi="Arial"/>
@@ -17185,7 +17185,7 @@
               <w:spacing w:after="10" w:before="0"/>
               <w:ind w:left="120"/>
             </w:pPr>
-            <w:hyperlink w:history="1" r:id="rId7in6yme3u5c9n2yrozoft">
+            <w:hyperlink w:history="1" r:id="rId4-zb3inngnciwtsdcewwd">
               <w:r>
                 <w:rPr>
                   <w:rFonts w:ascii="Arial" w:cs="Arial" w:eastAsia="Arial" w:hAnsi="Arial"/>
@@ -17230,7 +17230,7 @@
             <w:pPr>
               <w:spacing w:after="20" w:before="0"/>
             </w:pPr>
-            <w:hyperlink w:history="1" r:id="rIdcnude7yqk04oppgujhex_">
+            <w:hyperlink w:history="1" r:id="rIdzmwyltehjxqrx-r_ga5fz">
               <w:r>
                 <w:rPr>
                   <w:rFonts w:ascii="Arial" w:cs="Arial" w:eastAsia="Arial" w:hAnsi="Arial"/>
@@ -17263,7 +17263,7 @@
               <w:spacing w:after="10" w:before="0"/>
               <w:ind w:left="120"/>
             </w:pPr>
-            <w:hyperlink w:history="1" r:id="rIdygic55dqqwiro4mxml2ik">
+            <w:hyperlink w:history="1" r:id="rIdgxs7h0b0yko1-xowcsb_p">
               <w:r>
                 <w:rPr>
                   <w:rFonts w:ascii="Arial" w:cs="Arial" w:eastAsia="Arial" w:hAnsi="Arial"/>
@@ -17410,32 +17410,32 @@
         <w:tc>
           <w:tcPr>
             <w:tcW w:type="dxa" w:w="1520"/>
-            <w:shd w:fill="F2F2F2" w:color="auto" w:val="clear"/>
-            <w:tcMar>
-              <w:top w:type="dxa" w:w="60"/>
-              <w:left w:type="dxa" w:w="120"/>
-              <w:bottom w:type="dxa" w:w="60"/>
-              <w:right w:type="dxa" w:w="120"/>
-            </w:tcMar>
-            <w:vAlign w:val="top"/>
-          </w:tcPr>
-          <w:p>
-            <w:pPr>
-              <w:spacing w:after="40" w:before="0"/>
-              <w:jc w:val="left"/>
-            </w:pPr>
-            <w:r>
-              <w:rPr>
-                <w:rFonts w:ascii="Arial" w:cs="Arial" w:eastAsia="Arial" w:hAnsi="Arial"/>
-                <w:b/>
-                <w:bCs/>
-                <w:i w:val="false"/>
-                <w:iCs w:val="false"/>
-                <w:color w:val="000000"/>
-                <w:sz w:val="18"/>
-                <w:szCs w:val="18"/>
-              </w:rPr>
-              <w:t xml:space="preserve">Phase 2 — Observe</w:t>
+            <w:shd w:fill="D9EEF1" w:color="auto" w:val="clear"/>
+            <w:tcMar>
+              <w:top w:type="dxa" w:w="60"/>
+              <w:left w:type="dxa" w:w="120"/>
+              <w:bottom w:type="dxa" w:w="60"/>
+              <w:right w:type="dxa" w:w="120"/>
+            </w:tcMar>
+            <w:vAlign w:val="top"/>
+          </w:tcPr>
+          <w:p>
+            <w:pPr>
+              <w:spacing w:after="40" w:before="0"/>
+              <w:jc w:val="left"/>
+            </w:pPr>
+            <w:r>
+              <w:rPr>
+                <w:rFonts w:ascii="Arial" w:cs="Arial" w:eastAsia="Arial" w:hAnsi="Arial"/>
+                <w:b/>
+                <w:bCs/>
+                <w:i w:val="false"/>
+                <w:iCs w:val="false"/>
+                <w:color w:val="000000"/>
+                <w:sz w:val="18"/>
+                <w:szCs w:val="18"/>
+              </w:rPr>
+              <w:t xml:space="preserve">Observe Phase</w:t>
             </w:r>
           </w:p>
           <w:p>
@@ -17458,7 +17458,7 @@
             <w:pPr>
               <w:spacing w:after="20" w:before="0"/>
             </w:pPr>
-            <w:hyperlink w:history="1" r:id="rIdjk1mx238mtfgxstzl5kjn">
+            <w:hyperlink w:history="1" r:id="rId_iolw8jm69kdfpcvxt6g6">
               <w:r>
                 <w:rPr>
                   <w:rFonts w:ascii="Arial" w:cs="Arial" w:eastAsia="Arial" w:hAnsi="Arial"/>
@@ -17491,7 +17491,7 @@
               <w:spacing w:after="10" w:before="0"/>
               <w:ind w:left="120"/>
             </w:pPr>
-            <w:hyperlink w:history="1" r:id="rIdvzu39ta4fp4bwj9jzm29j">
+            <w:hyperlink w:history="1" r:id="rIdbx8czb8wbse-uqgipibet">
               <w:r>
                 <w:rPr>
                   <w:rFonts w:ascii="Arial" w:cs="Arial" w:eastAsia="Arial" w:hAnsi="Arial"/>
@@ -17536,7 +17536,7 @@
             <w:pPr>
               <w:spacing w:after="20" w:before="0"/>
             </w:pPr>
-            <w:hyperlink w:history="1" r:id="rIdyuqkelm9dcntzcphjfeao">
+            <w:hyperlink w:history="1" r:id="rIdy6cyynrwk7tpv-8_h-_hx">
               <w:r>
                 <w:rPr>
                   <w:rFonts w:ascii="Arial" w:cs="Arial" w:eastAsia="Arial" w:hAnsi="Arial"/>
@@ -17569,7 +17569,7 @@
               <w:spacing w:after="10" w:before="0"/>
               <w:ind w:left="120"/>
             </w:pPr>
-            <w:hyperlink w:history="1" r:id="rIdpihs38blljgomitfgriep">
+            <w:hyperlink w:history="1" r:id="rIdclhu57teyslceqewk5axj">
               <w:r>
                 <w:rPr>
                   <w:rFonts w:ascii="Arial" w:cs="Arial" w:eastAsia="Arial" w:hAnsi="Arial"/>
@@ -17716,32 +17716,32 @@
         <w:tc>
           <w:tcPr>
             <w:tcW w:type="dxa" w:w="1520"/>
-            <w:shd w:fill="F2F2F2" w:color="auto" w:val="clear"/>
-            <w:tcMar>
-              <w:top w:type="dxa" w:w="60"/>
-              <w:left w:type="dxa" w:w="120"/>
-              <w:bottom w:type="dxa" w:w="60"/>
-              <w:right w:type="dxa" w:w="120"/>
-            </w:tcMar>
-            <w:vAlign w:val="top"/>
-          </w:tcPr>
-          <w:p>
-            <w:pPr>
-              <w:spacing w:after="40" w:before="0"/>
-              <w:jc w:val="left"/>
-            </w:pPr>
-            <w:r>
-              <w:rPr>
-                <w:rFonts w:ascii="Arial" w:cs="Arial" w:eastAsia="Arial" w:hAnsi="Arial"/>
-                <w:b/>
-                <w:bCs/>
-                <w:i w:val="false"/>
-                <w:iCs w:val="false"/>
-                <w:color w:val="000000"/>
-                <w:sz w:val="18"/>
-                <w:szCs w:val="18"/>
-              </w:rPr>
-              <w:t xml:space="preserve">Phase 3 — Explain</w:t>
+            <w:shd w:fill="E2EFDA" w:color="auto" w:val="clear"/>
+            <w:tcMar>
+              <w:top w:type="dxa" w:w="60"/>
+              <w:left w:type="dxa" w:w="120"/>
+              <w:bottom w:type="dxa" w:w="60"/>
+              <w:right w:type="dxa" w:w="120"/>
+            </w:tcMar>
+            <w:vAlign w:val="top"/>
+          </w:tcPr>
+          <w:p>
+            <w:pPr>
+              <w:spacing w:after="40" w:before="0"/>
+              <w:jc w:val="left"/>
+            </w:pPr>
+            <w:r>
+              <w:rPr>
+                <w:rFonts w:ascii="Arial" w:cs="Arial" w:eastAsia="Arial" w:hAnsi="Arial"/>
+                <w:b/>
+                <w:bCs/>
+                <w:i w:val="false"/>
+                <w:iCs w:val="false"/>
+                <w:color w:val="000000"/>
+                <w:sz w:val="18"/>
+                <w:szCs w:val="18"/>
+              </w:rPr>
+              <w:t xml:space="preserve">Explain Phase</w:t>
             </w:r>
           </w:p>
           <w:p>
@@ -17764,7 +17764,7 @@
             <w:pPr>
               <w:spacing w:after="20" w:before="0"/>
             </w:pPr>
-            <w:hyperlink w:history="1" r:id="rIdfpi_gc-krqbxhfylzs0jh">
+            <w:hyperlink w:history="1" r:id="rIdlmidbdyohlncs4fllzani">
               <w:r>
                 <w:rPr>
                   <w:rFonts w:ascii="Arial" w:cs="Arial" w:eastAsia="Arial" w:hAnsi="Arial"/>
@@ -17797,7 +17797,7 @@
               <w:spacing w:after="10" w:before="0"/>
               <w:ind w:left="120"/>
             </w:pPr>
-            <w:hyperlink w:history="1" r:id="rId47dit0i5v7svki8n-oldy">
+            <w:hyperlink w:history="1" r:id="rId8ck7lblqm1xksrhyexax_">
               <w:r>
                 <w:rPr>
                   <w:rFonts w:ascii="Arial" w:cs="Arial" w:eastAsia="Arial" w:hAnsi="Arial"/>
@@ -17842,7 +17842,7 @@
             <w:pPr>
               <w:spacing w:after="20" w:before="0"/>
             </w:pPr>
-            <w:hyperlink w:history="1" r:id="rIdjtfyshzwtpnfqhmqeiaoa">
+            <w:hyperlink w:history="1" r:id="rIdpxwuwjvi75e2oaffppl6g">
               <w:r>
                 <w:rPr>
                   <w:rFonts w:ascii="Arial" w:cs="Arial" w:eastAsia="Arial" w:hAnsi="Arial"/>
@@ -17875,7 +17875,7 @@
               <w:spacing w:after="10" w:before="0"/>
               <w:ind w:left="120"/>
             </w:pPr>
-            <w:hyperlink w:history="1" r:id="rId5bndqlwr4z4qx0bzzoeqj">
+            <w:hyperlink w:history="1" r:id="rIdera7nwgg9wz8w8kc7ya5c">
               <w:r>
                 <w:rPr>
                   <w:rFonts w:ascii="Arial" w:cs="Arial" w:eastAsia="Arial" w:hAnsi="Arial"/>
@@ -18022,32 +18022,32 @@
         <w:tc>
           <w:tcPr>
             <w:tcW w:type="dxa" w:w="1520"/>
-            <w:shd w:fill="F2F2F2" w:color="auto" w:val="clear"/>
-            <w:tcMar>
-              <w:top w:type="dxa" w:w="60"/>
-              <w:left w:type="dxa" w:w="120"/>
-              <w:bottom w:type="dxa" w:w="60"/>
-              <w:right w:type="dxa" w:w="120"/>
-            </w:tcMar>
-            <w:vAlign w:val="top"/>
-          </w:tcPr>
-          <w:p>
-            <w:pPr>
-              <w:spacing w:after="40" w:before="0"/>
-              <w:jc w:val="left"/>
-            </w:pPr>
-            <w:r>
-              <w:rPr>
-                <w:rFonts w:ascii="Arial" w:cs="Arial" w:eastAsia="Arial" w:hAnsi="Arial"/>
-                <w:b/>
-                <w:bCs/>
-                <w:i w:val="false"/>
-                <w:iCs w:val="false"/>
-                <w:color w:val="000000"/>
-                <w:sz w:val="18"/>
-                <w:szCs w:val="18"/>
-              </w:rPr>
-              <w:t xml:space="preserve">Phase 4 — Driving Question Board (DQB) Update</w:t>
+            <w:shd w:fill="FCE4D6" w:color="auto" w:val="clear"/>
+            <w:tcMar>
+              <w:top w:type="dxa" w:w="60"/>
+              <w:left w:type="dxa" w:w="120"/>
+              <w:bottom w:type="dxa" w:w="60"/>
+              <w:right w:type="dxa" w:w="120"/>
+            </w:tcMar>
+            <w:vAlign w:val="top"/>
+          </w:tcPr>
+          <w:p>
+            <w:pPr>
+              <w:spacing w:after="40" w:before="0"/>
+              <w:jc w:val="left"/>
+            </w:pPr>
+            <w:r>
+              <w:rPr>
+                <w:rFonts w:ascii="Arial" w:cs="Arial" w:eastAsia="Arial" w:hAnsi="Arial"/>
+                <w:b/>
+                <w:bCs/>
+                <w:i w:val="false"/>
+                <w:iCs w:val="false"/>
+                <w:color w:val="000000"/>
+                <w:sz w:val="18"/>
+                <w:szCs w:val="18"/>
+              </w:rPr>
+              <w:t xml:space="preserve">Driving Question Board (DQB) Creation</w:t>
             </w:r>
           </w:p>
           <w:p>
@@ -18070,7 +18070,7 @@
             <w:pPr>
               <w:spacing w:after="20" w:before="0"/>
             </w:pPr>
-            <w:hyperlink w:history="1" r:id="rId903wlvzv1gvweib3l2dnw">
+            <w:hyperlink w:history="1" r:id="rIdtipqeybjjmyeqjjt5jsr1">
               <w:r>
                 <w:rPr>
                   <w:rFonts w:ascii="Arial" w:cs="Arial" w:eastAsia="Arial" w:hAnsi="Arial"/>
@@ -18103,7 +18103,7 @@
               <w:spacing w:after="10" w:before="0"/>
               <w:ind w:left="120"/>
             </w:pPr>
-            <w:hyperlink w:history="1" r:id="rIdgwlvysedgumgprjorfzll">
+            <w:hyperlink w:history="1" r:id="rIdmeb-ckkkubx5plqcz43uy">
               <w:r>
                 <w:rPr>
                   <w:rFonts w:ascii="Arial" w:cs="Arial" w:eastAsia="Arial" w:hAnsi="Arial"/>
@@ -18148,7 +18148,7 @@
             <w:pPr>
               <w:spacing w:after="20" w:before="0"/>
             </w:pPr>
-            <w:hyperlink w:history="1" r:id="rIdbuvnimewedgmqzerhlo0m">
+            <w:hyperlink w:history="1" r:id="rId367nkl_x7_ni4cgwyr6mb">
               <w:r>
                 <w:rPr>
                   <w:rFonts w:ascii="Arial" w:cs="Arial" w:eastAsia="Arial" w:hAnsi="Arial"/>
@@ -18181,7 +18181,7 @@
               <w:spacing w:after="10" w:before="0"/>
               <w:ind w:left="120"/>
             </w:pPr>
-            <w:hyperlink w:history="1" r:id="rId6beppca0hdrq9bhlnhdyq">
+            <w:hyperlink w:history="1" r:id="rIdb-3jiqlvhnlp_iatpeexw">
               <w:r>
                 <w:rPr>
                   <w:rFonts w:ascii="Arial" w:cs="Arial" w:eastAsia="Arial" w:hAnsi="Arial"/>
@@ -18328,32 +18328,32 @@
         <w:tc>
           <w:tcPr>
             <w:tcW w:type="dxa" w:w="1520"/>
-            <w:shd w:fill="F2F2F2" w:color="auto" w:val="clear"/>
-            <w:tcMar>
-              <w:top w:type="dxa" w:w="60"/>
-              <w:left w:type="dxa" w:w="120"/>
-              <w:bottom w:type="dxa" w:w="60"/>
-              <w:right w:type="dxa" w:w="120"/>
-            </w:tcMar>
-            <w:vAlign w:val="top"/>
-          </w:tcPr>
-          <w:p>
-            <w:pPr>
-              <w:spacing w:after="40" w:before="0"/>
-              <w:jc w:val="left"/>
-            </w:pPr>
-            <w:r>
-              <w:rPr>
-                <w:rFonts w:ascii="Arial" w:cs="Arial" w:eastAsia="Arial" w:hAnsi="Arial"/>
-                <w:b/>
-                <w:bCs/>
-                <w:i w:val="false"/>
-                <w:iCs w:val="false"/>
-                <w:color w:val="000000"/>
-                <w:sz w:val="18"/>
-                <w:szCs w:val="18"/>
-              </w:rPr>
-              <w:t xml:space="preserve">Phase 5 — Model Building</w:t>
+            <w:shd w:fill="D5E8F0" w:color="auto" w:val="clear"/>
+            <w:tcMar>
+              <w:top w:type="dxa" w:w="60"/>
+              <w:left w:type="dxa" w:w="120"/>
+              <w:bottom w:type="dxa" w:w="60"/>
+              <w:right w:type="dxa" w:w="120"/>
+            </w:tcMar>
+            <w:vAlign w:val="top"/>
+          </w:tcPr>
+          <w:p>
+            <w:pPr>
+              <w:spacing w:after="40" w:before="0"/>
+              <w:jc w:val="left"/>
+            </w:pPr>
+            <w:r>
+              <w:rPr>
+                <w:rFonts w:ascii="Arial" w:cs="Arial" w:eastAsia="Arial" w:hAnsi="Arial"/>
+                <w:b/>
+                <w:bCs/>
+                <w:i w:val="false"/>
+                <w:iCs w:val="false"/>
+                <w:color w:val="000000"/>
+                <w:sz w:val="18"/>
+                <w:szCs w:val="18"/>
+              </w:rPr>
+              <w:t xml:space="preserve">Model Building Phase</w:t>
             </w:r>
           </w:p>
           <w:p>
@@ -18376,7 +18376,7 @@
             <w:pPr>
               <w:spacing w:after="20" w:before="0"/>
             </w:pPr>
-            <w:hyperlink w:history="1" r:id="rIdryo7gntfx823ty8bum6gi">
+            <w:hyperlink w:history="1" r:id="rIdloaperovqqv71gxh3twdx">
               <w:r>
                 <w:rPr>
                   <w:rFonts w:ascii="Arial" w:cs="Arial" w:eastAsia="Arial" w:hAnsi="Arial"/>
@@ -18409,7 +18409,7 @@
               <w:spacing w:after="10" w:before="0"/>
               <w:ind w:left="120"/>
             </w:pPr>
-            <w:hyperlink w:history="1" r:id="rIdrfi0zmcnfgcz4f3erzupy">
+            <w:hyperlink w:history="1" r:id="rId5kklcipgsylz1fzxspvwt">
               <w:r>
                 <w:rPr>
                   <w:rFonts w:ascii="Arial" w:cs="Arial" w:eastAsia="Arial" w:hAnsi="Arial"/>
@@ -18454,7 +18454,7 @@
             <w:pPr>
               <w:spacing w:after="20" w:before="0"/>
             </w:pPr>
-            <w:hyperlink w:history="1" r:id="rIdbwbz9mnab8iqasp6orqnr">
+            <w:hyperlink w:history="1" r:id="rId7y6nq8bf-xiwp-8g6jjol">
               <w:r>
                 <w:rPr>
                   <w:rFonts w:ascii="Arial" w:cs="Arial" w:eastAsia="Arial" w:hAnsi="Arial"/>
@@ -18487,7 +18487,7 @@
               <w:spacing w:after="10" w:before="0"/>
               <w:ind w:left="120"/>
             </w:pPr>
-            <w:hyperlink w:history="1" r:id="rIdqgkivhvr9gjcb8cqqqdit">
+            <w:hyperlink w:history="1" r:id="rIdwcqjk1yztixisc98zzmdp">
               <w:r>
                 <w:rPr>
                   <w:rFonts w:ascii="Arial" w:cs="Arial" w:eastAsia="Arial" w:hAnsi="Arial"/>
@@ -19926,32 +19926,32 @@
         <w:tc>
           <w:tcPr>
             <w:tcW w:type="dxa" w:w="1520"/>
-            <w:shd w:fill="F2F2F2" w:color="auto" w:val="clear"/>
-            <w:tcMar>
-              <w:top w:type="dxa" w:w="60"/>
-              <w:left w:type="dxa" w:w="120"/>
-              <w:bottom w:type="dxa" w:w="60"/>
-              <w:right w:type="dxa" w:w="120"/>
-            </w:tcMar>
-            <w:vAlign w:val="top"/>
-          </w:tcPr>
-          <w:p>
-            <w:pPr>
-              <w:spacing w:after="40" w:before="0"/>
-              <w:jc w:val="left"/>
-            </w:pPr>
-            <w:r>
-              <w:rPr>
-                <w:rFonts w:ascii="Arial" w:cs="Arial" w:eastAsia="Arial" w:hAnsi="Arial"/>
-                <w:b/>
-                <w:bCs/>
-                <w:i w:val="false"/>
-                <w:iCs w:val="false"/>
-                <w:color w:val="000000"/>
-                <w:sz w:val="18"/>
-                <w:szCs w:val="18"/>
-              </w:rPr>
-              <w:t xml:space="preserve">Phase 1 — Predict</w:t>
+            <w:shd w:fill="EAD1F5" w:color="auto" w:val="clear"/>
+            <w:tcMar>
+              <w:top w:type="dxa" w:w="60"/>
+              <w:left w:type="dxa" w:w="120"/>
+              <w:bottom w:type="dxa" w:w="60"/>
+              <w:right w:type="dxa" w:w="120"/>
+            </w:tcMar>
+            <w:vAlign w:val="top"/>
+          </w:tcPr>
+          <w:p>
+            <w:pPr>
+              <w:spacing w:after="40" w:before="0"/>
+              <w:jc w:val="left"/>
+            </w:pPr>
+            <w:r>
+              <w:rPr>
+                <w:rFonts w:ascii="Arial" w:cs="Arial" w:eastAsia="Arial" w:hAnsi="Arial"/>
+                <w:b/>
+                <w:bCs/>
+                <w:i w:val="false"/>
+                <w:iCs w:val="false"/>
+                <w:color w:val="000000"/>
+                <w:sz w:val="18"/>
+                <w:szCs w:val="18"/>
+              </w:rPr>
+              <w:t xml:space="preserve">Predict Phase</w:t>
             </w:r>
           </w:p>
           <w:p>
@@ -19974,7 +19974,7 @@
             <w:pPr>
               <w:spacing w:after="20" w:before="0"/>
             </w:pPr>
-            <w:hyperlink w:history="1" r:id="rId1k5ti7tkgtqdecy3urnb-">
+            <w:hyperlink w:history="1" r:id="rIdh58t9sw2nvjhoruwr7n18">
               <w:r>
                 <w:rPr>
                   <w:rFonts w:ascii="Arial" w:cs="Arial" w:eastAsia="Arial" w:hAnsi="Arial"/>
@@ -20007,7 +20007,7 @@
               <w:spacing w:after="10" w:before="0"/>
               <w:ind w:left="120"/>
             </w:pPr>
-            <w:hyperlink w:history="1" r:id="rIdkmty-pzuydzubfoiua9au">
+            <w:hyperlink w:history="1" r:id="rIdeqf4ye8bpbw3yjvzhvkei">
               <w:r>
                 <w:rPr>
                   <w:rFonts w:ascii="Arial" w:cs="Arial" w:eastAsia="Arial" w:hAnsi="Arial"/>
@@ -20052,7 +20052,7 @@
             <w:pPr>
               <w:spacing w:after="20" w:before="0"/>
             </w:pPr>
-            <w:hyperlink w:history="1" r:id="rIdjd7dmplew9ir86ssfn4zr">
+            <w:hyperlink w:history="1" r:id="rIdxikkddwmiq_hrngs0yhmo">
               <w:r>
                 <w:rPr>
                   <w:rFonts w:ascii="Arial" w:cs="Arial" w:eastAsia="Arial" w:hAnsi="Arial"/>
@@ -20085,7 +20085,7 @@
               <w:spacing w:after="10" w:before="0"/>
               <w:ind w:left="120"/>
             </w:pPr>
-            <w:hyperlink w:history="1" r:id="rId7dhsnapultpv2ms2scyui">
+            <w:hyperlink w:history="1" r:id="rIdpj7oohi7wkua8es8mq9pg">
               <w:r>
                 <w:rPr>
                   <w:rFonts w:ascii="Arial" w:cs="Arial" w:eastAsia="Arial" w:hAnsi="Arial"/>
@@ -20232,32 +20232,32 @@
         <w:tc>
           <w:tcPr>
             <w:tcW w:type="dxa" w:w="1520"/>
-            <w:shd w:fill="F2F2F2" w:color="auto" w:val="clear"/>
-            <w:tcMar>
-              <w:top w:type="dxa" w:w="60"/>
-              <w:left w:type="dxa" w:w="120"/>
-              <w:bottom w:type="dxa" w:w="60"/>
-              <w:right w:type="dxa" w:w="120"/>
-            </w:tcMar>
-            <w:vAlign w:val="top"/>
-          </w:tcPr>
-          <w:p>
-            <w:pPr>
-              <w:spacing w:after="40" w:before="0"/>
-              <w:jc w:val="left"/>
-            </w:pPr>
-            <w:r>
-              <w:rPr>
-                <w:rFonts w:ascii="Arial" w:cs="Arial" w:eastAsia="Arial" w:hAnsi="Arial"/>
-                <w:b/>
-                <w:bCs/>
-                <w:i w:val="false"/>
-                <w:iCs w:val="false"/>
-                <w:color w:val="000000"/>
-                <w:sz w:val="18"/>
-                <w:szCs w:val="18"/>
-              </w:rPr>
-              <w:t xml:space="preserve">Phase 2 — Observe</w:t>
+            <w:shd w:fill="D9EEF1" w:color="auto" w:val="clear"/>
+            <w:tcMar>
+              <w:top w:type="dxa" w:w="60"/>
+              <w:left w:type="dxa" w:w="120"/>
+              <w:bottom w:type="dxa" w:w="60"/>
+              <w:right w:type="dxa" w:w="120"/>
+            </w:tcMar>
+            <w:vAlign w:val="top"/>
+          </w:tcPr>
+          <w:p>
+            <w:pPr>
+              <w:spacing w:after="40" w:before="0"/>
+              <w:jc w:val="left"/>
+            </w:pPr>
+            <w:r>
+              <w:rPr>
+                <w:rFonts w:ascii="Arial" w:cs="Arial" w:eastAsia="Arial" w:hAnsi="Arial"/>
+                <w:b/>
+                <w:bCs/>
+                <w:i w:val="false"/>
+                <w:iCs w:val="false"/>
+                <w:color w:val="000000"/>
+                <w:sz w:val="18"/>
+                <w:szCs w:val="18"/>
+              </w:rPr>
+              <w:t xml:space="preserve">Observe Phase</w:t>
             </w:r>
           </w:p>
           <w:p>
@@ -20280,7 +20280,7 @@
             <w:pPr>
               <w:spacing w:after="20" w:before="0"/>
             </w:pPr>
-            <w:hyperlink w:history="1" r:id="rId79iyxefso1pzwvcmbyhao">
+            <w:hyperlink w:history="1" r:id="rIdqxvxl1a-ezvh4wvvvmfyp">
               <w:r>
                 <w:rPr>
                   <w:rFonts w:ascii="Arial" w:cs="Arial" w:eastAsia="Arial" w:hAnsi="Arial"/>
@@ -20313,7 +20313,7 @@
               <w:spacing w:after="10" w:before="0"/>
               <w:ind w:left="120"/>
             </w:pPr>
-            <w:hyperlink w:history="1" r:id="rIdfxrkgk8b5qvkwdqhgbmgx">
+            <w:hyperlink w:history="1" r:id="rIdmezn2t84_yxfsr0xo1vz1">
               <w:r>
                 <w:rPr>
                   <w:rFonts w:ascii="Arial" w:cs="Arial" w:eastAsia="Arial" w:hAnsi="Arial"/>
@@ -20358,7 +20358,7 @@
             <w:pPr>
               <w:spacing w:after="20" w:before="0"/>
             </w:pPr>
-            <w:hyperlink w:history="1" r:id="rIdmsiiibqas4qvs0epi9uqu">
+            <w:hyperlink w:history="1" r:id="rId12xu8ponld6xpypxh66tu">
               <w:r>
                 <w:rPr>
                   <w:rFonts w:ascii="Arial" w:cs="Arial" w:eastAsia="Arial" w:hAnsi="Arial"/>
@@ -20391,7 +20391,7 @@
               <w:spacing w:after="10" w:before="0"/>
               <w:ind w:left="120"/>
             </w:pPr>
-            <w:hyperlink w:history="1" r:id="rIdfcoempksj6qkr5_1t6bwt">
+            <w:hyperlink w:history="1" r:id="rIdsj_rfnij84jw3ttotumqs">
               <w:r>
                 <w:rPr>
                   <w:rFonts w:ascii="Arial" w:cs="Arial" w:eastAsia="Arial" w:hAnsi="Arial"/>
@@ -20538,32 +20538,32 @@
         <w:tc>
           <w:tcPr>
             <w:tcW w:type="dxa" w:w="1520"/>
-            <w:shd w:fill="F2F2F2" w:color="auto" w:val="clear"/>
-            <w:tcMar>
-              <w:top w:type="dxa" w:w="60"/>
-              <w:left w:type="dxa" w:w="120"/>
-              <w:bottom w:type="dxa" w:w="60"/>
-              <w:right w:type="dxa" w:w="120"/>
-            </w:tcMar>
-            <w:vAlign w:val="top"/>
-          </w:tcPr>
-          <w:p>
-            <w:pPr>
-              <w:spacing w:after="40" w:before="0"/>
-              <w:jc w:val="left"/>
-            </w:pPr>
-            <w:r>
-              <w:rPr>
-                <w:rFonts w:ascii="Arial" w:cs="Arial" w:eastAsia="Arial" w:hAnsi="Arial"/>
-                <w:b/>
-                <w:bCs/>
-                <w:i w:val="false"/>
-                <w:iCs w:val="false"/>
-                <w:color w:val="000000"/>
-                <w:sz w:val="18"/>
-                <w:szCs w:val="18"/>
-              </w:rPr>
-              <w:t xml:space="preserve">Phase 3 — Explain</w:t>
+            <w:shd w:fill="E2EFDA" w:color="auto" w:val="clear"/>
+            <w:tcMar>
+              <w:top w:type="dxa" w:w="60"/>
+              <w:left w:type="dxa" w:w="120"/>
+              <w:bottom w:type="dxa" w:w="60"/>
+              <w:right w:type="dxa" w:w="120"/>
+            </w:tcMar>
+            <w:vAlign w:val="top"/>
+          </w:tcPr>
+          <w:p>
+            <w:pPr>
+              <w:spacing w:after="40" w:before="0"/>
+              <w:jc w:val="left"/>
+            </w:pPr>
+            <w:r>
+              <w:rPr>
+                <w:rFonts w:ascii="Arial" w:cs="Arial" w:eastAsia="Arial" w:hAnsi="Arial"/>
+                <w:b/>
+                <w:bCs/>
+                <w:i w:val="false"/>
+                <w:iCs w:val="false"/>
+                <w:color w:val="000000"/>
+                <w:sz w:val="18"/>
+                <w:szCs w:val="18"/>
+              </w:rPr>
+              <w:t xml:space="preserve">Explain Phase</w:t>
             </w:r>
           </w:p>
           <w:p>
@@ -20586,7 +20586,7 @@
             <w:pPr>
               <w:spacing w:after="20" w:before="0"/>
             </w:pPr>
-            <w:hyperlink w:history="1" r:id="rId3utvell725d05eyjrwk4a">
+            <w:hyperlink w:history="1" r:id="rIdubhsp0mt_fin6jwzdeyvk">
               <w:r>
                 <w:rPr>
                   <w:rFonts w:ascii="Arial" w:cs="Arial" w:eastAsia="Arial" w:hAnsi="Arial"/>
@@ -20619,7 +20619,7 @@
               <w:spacing w:after="10" w:before="0"/>
               <w:ind w:left="120"/>
             </w:pPr>
-            <w:hyperlink w:history="1" r:id="rId0k02y2jyv4tbcj5h4ea10">
+            <w:hyperlink w:history="1" r:id="rIdrgm2sfhjzqosz5hz66riv">
               <w:r>
                 <w:rPr>
                   <w:rFonts w:ascii="Arial" w:cs="Arial" w:eastAsia="Arial" w:hAnsi="Arial"/>
@@ -20664,7 +20664,7 @@
             <w:pPr>
               <w:spacing w:after="20" w:before="0"/>
             </w:pPr>
-            <w:hyperlink w:history="1" r:id="rIdcrypy28gzzguv405ob7qh">
+            <w:hyperlink w:history="1" r:id="rIdf7ffv8gx6xfpyyxzt1hdr">
               <w:r>
                 <w:rPr>
                   <w:rFonts w:ascii="Arial" w:cs="Arial" w:eastAsia="Arial" w:hAnsi="Arial"/>
@@ -20697,7 +20697,7 @@
               <w:spacing w:after="10" w:before="0"/>
               <w:ind w:left="120"/>
             </w:pPr>
-            <w:hyperlink w:history="1" r:id="rIdc59njl5kzg7dmdsnr2bto">
+            <w:hyperlink w:history="1" r:id="rIdujsoij_8ca4wgpcz2vuau">
               <w:r>
                 <w:rPr>
                   <w:rFonts w:ascii="Arial" w:cs="Arial" w:eastAsia="Arial" w:hAnsi="Arial"/>
@@ -20844,32 +20844,32 @@
         <w:tc>
           <w:tcPr>
             <w:tcW w:type="dxa" w:w="1520"/>
-            <w:shd w:fill="F2F2F2" w:color="auto" w:val="clear"/>
-            <w:tcMar>
-              <w:top w:type="dxa" w:w="60"/>
-              <w:left w:type="dxa" w:w="120"/>
-              <w:bottom w:type="dxa" w:w="60"/>
-              <w:right w:type="dxa" w:w="120"/>
-            </w:tcMar>
-            <w:vAlign w:val="top"/>
-          </w:tcPr>
-          <w:p>
-            <w:pPr>
-              <w:spacing w:after="40" w:before="0"/>
-              <w:jc w:val="left"/>
-            </w:pPr>
-            <w:r>
-              <w:rPr>
-                <w:rFonts w:ascii="Arial" w:cs="Arial" w:eastAsia="Arial" w:hAnsi="Arial"/>
-                <w:b/>
-                <w:bCs/>
-                <w:i w:val="false"/>
-                <w:iCs w:val="false"/>
-                <w:color w:val="000000"/>
-                <w:sz w:val="18"/>
-                <w:szCs w:val="18"/>
-              </w:rPr>
-              <w:t xml:space="preserve">Phase 4 — Driving Question Board (DQB) Creation</w:t>
+            <w:shd w:fill="FCE4D6" w:color="auto" w:val="clear"/>
+            <w:tcMar>
+              <w:top w:type="dxa" w:w="60"/>
+              <w:left w:type="dxa" w:w="120"/>
+              <w:bottom w:type="dxa" w:w="60"/>
+              <w:right w:type="dxa" w:w="120"/>
+            </w:tcMar>
+            <w:vAlign w:val="top"/>
+          </w:tcPr>
+          <w:p>
+            <w:pPr>
+              <w:spacing w:after="40" w:before="0"/>
+              <w:jc w:val="left"/>
+            </w:pPr>
+            <w:r>
+              <w:rPr>
+                <w:rFonts w:ascii="Arial" w:cs="Arial" w:eastAsia="Arial" w:hAnsi="Arial"/>
+                <w:b/>
+                <w:bCs/>
+                <w:i w:val="false"/>
+                <w:iCs w:val="false"/>
+                <w:color w:val="000000"/>
+                <w:sz w:val="18"/>
+                <w:szCs w:val="18"/>
+              </w:rPr>
+              <w:t xml:space="preserve">Driving Question Board (DQB) Creation</w:t>
             </w:r>
           </w:p>
           <w:p>
@@ -20892,7 +20892,7 @@
             <w:pPr>
               <w:spacing w:after="20" w:before="0"/>
             </w:pPr>
-            <w:hyperlink w:history="1" r:id="rIdipv5m_-ocsslhk6bf7r32">
+            <w:hyperlink w:history="1" r:id="rIdcc4z-mrhc178gf_kwxtwm">
               <w:r>
                 <w:rPr>
                   <w:rFonts w:ascii="Arial" w:cs="Arial" w:eastAsia="Arial" w:hAnsi="Arial"/>
@@ -20925,7 +20925,7 @@
               <w:spacing w:after="10" w:before="0"/>
               <w:ind w:left="120"/>
             </w:pPr>
-            <w:hyperlink w:history="1" r:id="rIdpktc1iuhrocu0xmr76sar">
+            <w:hyperlink w:history="1" r:id="rIdn951qhfpy8y7rkcttwrlc">
               <w:r>
                 <w:rPr>
                   <w:rFonts w:ascii="Arial" w:cs="Arial" w:eastAsia="Arial" w:hAnsi="Arial"/>
@@ -20970,7 +20970,7 @@
             <w:pPr>
               <w:spacing w:after="20" w:before="0"/>
             </w:pPr>
-            <w:hyperlink w:history="1" r:id="rIdqq10dvevycwyvoqywy_mw">
+            <w:hyperlink w:history="1" r:id="rIdq6dyq3fnpvwon0xndl4e5">
               <w:r>
                 <w:rPr>
                   <w:rFonts w:ascii="Arial" w:cs="Arial" w:eastAsia="Arial" w:hAnsi="Arial"/>
@@ -21003,7 +21003,7 @@
               <w:spacing w:after="10" w:before="0"/>
               <w:ind w:left="120"/>
             </w:pPr>
-            <w:hyperlink w:history="1" r:id="rId8vuqxzkrkl3_jay_ethw4">
+            <w:hyperlink w:history="1" r:id="rId1n1bilikirh0jnqjy6pkt">
               <w:r>
                 <w:rPr>
                   <w:rFonts w:ascii="Arial" w:cs="Arial" w:eastAsia="Arial" w:hAnsi="Arial"/>
@@ -21150,32 +21150,32 @@
         <w:tc>
           <w:tcPr>
             <w:tcW w:type="dxa" w:w="1520"/>
-            <w:shd w:fill="F2F2F2" w:color="auto" w:val="clear"/>
-            <w:tcMar>
-              <w:top w:type="dxa" w:w="60"/>
-              <w:left w:type="dxa" w:w="120"/>
-              <w:bottom w:type="dxa" w:w="60"/>
-              <w:right w:type="dxa" w:w="120"/>
-            </w:tcMar>
-            <w:vAlign w:val="top"/>
-          </w:tcPr>
-          <w:p>
-            <w:pPr>
-              <w:spacing w:after="40" w:before="0"/>
-              <w:jc w:val="left"/>
-            </w:pPr>
-            <w:r>
-              <w:rPr>
-                <w:rFonts w:ascii="Arial" w:cs="Arial" w:eastAsia="Arial" w:hAnsi="Arial"/>
-                <w:b/>
-                <w:bCs/>
-                <w:i w:val="false"/>
-                <w:iCs w:val="false"/>
-                <w:color w:val="000000"/>
-                <w:sz w:val="18"/>
-                <w:szCs w:val="18"/>
-              </w:rPr>
-              <w:t xml:space="preserve">Phase 5 — Model Building</w:t>
+            <w:shd w:fill="D5E8F0" w:color="auto" w:val="clear"/>
+            <w:tcMar>
+              <w:top w:type="dxa" w:w="60"/>
+              <w:left w:type="dxa" w:w="120"/>
+              <w:bottom w:type="dxa" w:w="60"/>
+              <w:right w:type="dxa" w:w="120"/>
+            </w:tcMar>
+            <w:vAlign w:val="top"/>
+          </w:tcPr>
+          <w:p>
+            <w:pPr>
+              <w:spacing w:after="40" w:before="0"/>
+              <w:jc w:val="left"/>
+            </w:pPr>
+            <w:r>
+              <w:rPr>
+                <w:rFonts w:ascii="Arial" w:cs="Arial" w:eastAsia="Arial" w:hAnsi="Arial"/>
+                <w:b/>
+                <w:bCs/>
+                <w:i w:val="false"/>
+                <w:iCs w:val="false"/>
+                <w:color w:val="000000"/>
+                <w:sz w:val="18"/>
+                <w:szCs w:val="18"/>
+              </w:rPr>
+              <w:t xml:space="preserve">Model Building Phase</w:t>
             </w:r>
           </w:p>
           <w:p>
@@ -21198,7 +21198,7 @@
             <w:pPr>
               <w:spacing w:after="20" w:before="0"/>
             </w:pPr>
-            <w:hyperlink w:history="1" r:id="rIdofv8gxh8pegadw4booyju">
+            <w:hyperlink w:history="1" r:id="rIdf6yvhkkd-m8fhuydcdpgw">
               <w:r>
                 <w:rPr>
                   <w:rFonts w:ascii="Arial" w:cs="Arial" w:eastAsia="Arial" w:hAnsi="Arial"/>
@@ -21231,7 +21231,7 @@
               <w:spacing w:after="10" w:before="0"/>
               <w:ind w:left="120"/>
             </w:pPr>
-            <w:hyperlink w:history="1" r:id="rId6yw2psbmw_dvd9h9bpcmk">
+            <w:hyperlink w:history="1" r:id="rId4_tn4geae-ucq7zq3zzu8">
               <w:r>
                 <w:rPr>
                   <w:rFonts w:ascii="Arial" w:cs="Arial" w:eastAsia="Arial" w:hAnsi="Arial"/>
@@ -21276,7 +21276,7 @@
             <w:pPr>
               <w:spacing w:after="20" w:before="0"/>
             </w:pPr>
-            <w:hyperlink w:history="1" r:id="rId3v7axgcs0oduf5wf67hkn">
+            <w:hyperlink w:history="1" r:id="rId8ektqhyideoyldus9aoq2">
               <w:r>
                 <w:rPr>
                   <w:rFonts w:ascii="Arial" w:cs="Arial" w:eastAsia="Arial" w:hAnsi="Arial"/>
@@ -21309,7 +21309,7 @@
               <w:spacing w:after="10" w:before="0"/>
               <w:ind w:left="120"/>
             </w:pPr>
-            <w:hyperlink w:history="1" r:id="rIdtoy_0zi5zjjjsf6zhf9i6">
+            <w:hyperlink w:history="1" r:id="rId3cazh5js-lrpfgqwaq5gb">
               <w:r>
                 <w:rPr>
                   <w:rFonts w:ascii="Arial" w:cs="Arial" w:eastAsia="Arial" w:hAnsi="Arial"/>
@@ -22748,32 +22748,32 @@
         <w:tc>
           <w:tcPr>
             <w:tcW w:type="dxa" w:w="1520"/>
-            <w:shd w:fill="F2F2F2" w:color="auto" w:val="clear"/>
-            <w:tcMar>
-              <w:top w:type="dxa" w:w="60"/>
-              <w:left w:type="dxa" w:w="120"/>
-              <w:bottom w:type="dxa" w:w="60"/>
-              <w:right w:type="dxa" w:w="120"/>
-            </w:tcMar>
-            <w:vAlign w:val="top"/>
-          </w:tcPr>
-          <w:p>
-            <w:pPr>
-              <w:spacing w:after="40" w:before="0"/>
-              <w:jc w:val="left"/>
-            </w:pPr>
-            <w:r>
-              <w:rPr>
-                <w:rFonts w:ascii="Arial" w:cs="Arial" w:eastAsia="Arial" w:hAnsi="Arial"/>
-                <w:b/>
-                <w:bCs/>
-                <w:i w:val="false"/>
-                <w:iCs w:val="false"/>
-                <w:color w:val="000000"/>
-                <w:sz w:val="18"/>
-                <w:szCs w:val="18"/>
-              </w:rPr>
-              <w:t xml:space="preserve">Phase 1 — Predict: Revisiting the Original Predictions</w:t>
+            <w:shd w:fill="EAD1F5" w:color="auto" w:val="clear"/>
+            <w:tcMar>
+              <w:top w:type="dxa" w:w="60"/>
+              <w:left w:type="dxa" w:w="120"/>
+              <w:bottom w:type="dxa" w:w="60"/>
+              <w:right w:type="dxa" w:w="120"/>
+            </w:tcMar>
+            <w:vAlign w:val="top"/>
+          </w:tcPr>
+          <w:p>
+            <w:pPr>
+              <w:spacing w:after="40" w:before="0"/>
+              <w:jc w:val="left"/>
+            </w:pPr>
+            <w:r>
+              <w:rPr>
+                <w:rFonts w:ascii="Arial" w:cs="Arial" w:eastAsia="Arial" w:hAnsi="Arial"/>
+                <w:b/>
+                <w:bCs/>
+                <w:i w:val="false"/>
+                <w:iCs w:val="false"/>
+                <w:color w:val="000000"/>
+                <w:sz w:val="18"/>
+                <w:szCs w:val="18"/>
+              </w:rPr>
+              <w:t xml:space="preserve">Predict Phase</w:t>
             </w:r>
           </w:p>
           <w:p>
@@ -22796,7 +22796,7 @@
             <w:pPr>
               <w:spacing w:after="20" w:before="0"/>
             </w:pPr>
-            <w:hyperlink w:history="1" r:id="rId8q0evblqanw5ytmonekdp">
+            <w:hyperlink w:history="1" r:id="rIdsvnua4432fnqtepj0l76r">
               <w:r>
                 <w:rPr>
                   <w:rFonts w:ascii="Arial" w:cs="Arial" w:eastAsia="Arial" w:hAnsi="Arial"/>
@@ -22829,7 +22829,7 @@
               <w:spacing w:after="10" w:before="0"/>
               <w:ind w:left="120"/>
             </w:pPr>
-            <w:hyperlink w:history="1" r:id="rIdisklf24zjeqhfvhem9fjo">
+            <w:hyperlink w:history="1" r:id="rIdi-5s5vbpaabni3zqrewa_">
               <w:r>
                 <w:rPr>
                   <w:rFonts w:ascii="Arial" w:cs="Arial" w:eastAsia="Arial" w:hAnsi="Arial"/>
@@ -22874,7 +22874,7 @@
             <w:pPr>
               <w:spacing w:after="20" w:before="0"/>
             </w:pPr>
-            <w:hyperlink w:history="1" r:id="rIdqiy-sf6qbfaoxqyymcirr">
+            <w:hyperlink w:history="1" r:id="rIdwmexszkb-eiia-b70ymfg">
               <w:r>
                 <w:rPr>
                   <w:rFonts w:ascii="Arial" w:cs="Arial" w:eastAsia="Arial" w:hAnsi="Arial"/>
@@ -22907,7 +22907,7 @@
               <w:spacing w:after="10" w:before="0"/>
               <w:ind w:left="120"/>
             </w:pPr>
-            <w:hyperlink w:history="1" r:id="rIdgnuhai98q3jrrf0p2llyk">
+            <w:hyperlink w:history="1" r:id="rIdomyhfebuzky3vv6qdixwj">
               <w:r>
                 <w:rPr>
                   <w:rFonts w:ascii="Arial" w:cs="Arial" w:eastAsia="Arial" w:hAnsi="Arial"/>
@@ -23054,32 +23054,32 @@
         <w:tc>
           <w:tcPr>
             <w:tcW w:type="dxa" w:w="1520"/>
-            <w:shd w:fill="F2F2F2" w:color="auto" w:val="clear"/>
-            <w:tcMar>
-              <w:top w:type="dxa" w:w="60"/>
-              <w:left w:type="dxa" w:w="120"/>
-              <w:bottom w:type="dxa" w:w="60"/>
-              <w:right w:type="dxa" w:w="120"/>
-            </w:tcMar>
-            <w:vAlign w:val="top"/>
-          </w:tcPr>
-          <w:p>
-            <w:pPr>
-              <w:spacing w:after="40" w:before="0"/>
-              <w:jc w:val="left"/>
-            </w:pPr>
-            <w:r>
-              <w:rPr>
-                <w:rFonts w:ascii="Arial" w:cs="Arial" w:eastAsia="Arial" w:hAnsi="Arial"/>
-                <w:b/>
-                <w:bCs/>
-                <w:i w:val="false"/>
-                <w:iCs w:val="false"/>
-                <w:color w:val="000000"/>
-                <w:sz w:val="18"/>
-                <w:szCs w:val="18"/>
-              </w:rPr>
-              <w:t xml:space="preserve">Phase 2 — Observe: Group Calculation and Evidence Gathering</w:t>
+            <w:shd w:fill="D9EEF1" w:color="auto" w:val="clear"/>
+            <w:tcMar>
+              <w:top w:type="dxa" w:w="60"/>
+              <w:left w:type="dxa" w:w="120"/>
+              <w:bottom w:type="dxa" w:w="60"/>
+              <w:right w:type="dxa" w:w="120"/>
+            </w:tcMar>
+            <w:vAlign w:val="top"/>
+          </w:tcPr>
+          <w:p>
+            <w:pPr>
+              <w:spacing w:after="40" w:before="0"/>
+              <w:jc w:val="left"/>
+            </w:pPr>
+            <w:r>
+              <w:rPr>
+                <w:rFonts w:ascii="Arial" w:cs="Arial" w:eastAsia="Arial" w:hAnsi="Arial"/>
+                <w:b/>
+                <w:bCs/>
+                <w:i w:val="false"/>
+                <w:iCs w:val="false"/>
+                <w:color w:val="000000"/>
+                <w:sz w:val="18"/>
+                <w:szCs w:val="18"/>
+              </w:rPr>
+              <w:t xml:space="preserve">Observe Phase</w:t>
             </w:r>
           </w:p>
           <w:p>
@@ -23102,7 +23102,7 @@
             <w:pPr>
               <w:spacing w:after="20" w:before="0"/>
             </w:pPr>
-            <w:hyperlink w:history="1" r:id="rIdgq8cmzuyokrrfztx-mnbs">
+            <w:hyperlink w:history="1" r:id="rIdkcmvrfxis5rflett82g6w">
               <w:r>
                 <w:rPr>
                   <w:rFonts w:ascii="Arial" w:cs="Arial" w:eastAsia="Arial" w:hAnsi="Arial"/>
@@ -23135,7 +23135,7 @@
               <w:spacing w:after="10" w:before="0"/>
               <w:ind w:left="120"/>
             </w:pPr>
-            <w:hyperlink w:history="1" r:id="rIdbeya1wevvu4s_olwifaco">
+            <w:hyperlink w:history="1" r:id="rIdymttid6jmdopi1avwz1nq">
               <w:r>
                 <w:rPr>
                   <w:rFonts w:ascii="Arial" w:cs="Arial" w:eastAsia="Arial" w:hAnsi="Arial"/>
@@ -23180,7 +23180,7 @@
             <w:pPr>
               <w:spacing w:after="20" w:before="0"/>
             </w:pPr>
-            <w:hyperlink w:history="1" r:id="rIdlrjm3kwotr4vrjkm-r10e">
+            <w:hyperlink w:history="1" r:id="rIdsp1k3ssgt9605te2eqfus">
               <w:r>
                 <w:rPr>
                   <w:rFonts w:ascii="Arial" w:cs="Arial" w:eastAsia="Arial" w:hAnsi="Arial"/>
@@ -23213,7 +23213,7 @@
               <w:spacing w:after="10" w:before="0"/>
               <w:ind w:left="120"/>
             </w:pPr>
-            <w:hyperlink w:history="1" r:id="rIdcx_n9gcwoy6y-7ynaeujy">
+            <w:hyperlink w:history="1" r:id="rId-ebrmqlsvgqmjroljsba7">
               <w:r>
                 <w:rPr>
                   <w:rFonts w:ascii="Arial" w:cs="Arial" w:eastAsia="Arial" w:hAnsi="Arial"/>
@@ -23360,32 +23360,32 @@
         <w:tc>
           <w:tcPr>
             <w:tcW w:type="dxa" w:w="1520"/>
-            <w:shd w:fill="F2F2F2" w:color="auto" w:val="clear"/>
-            <w:tcMar>
-              <w:top w:type="dxa" w:w="60"/>
-              <w:left w:type="dxa" w:w="120"/>
-              <w:bottom w:type="dxa" w:w="60"/>
-              <w:right w:type="dxa" w:w="120"/>
-            </w:tcMar>
-            <w:vAlign w:val="top"/>
-          </w:tcPr>
-          <w:p>
-            <w:pPr>
-              <w:spacing w:after="40" w:before="0"/>
-              <w:jc w:val="left"/>
-            </w:pPr>
-            <w:r>
-              <w:rPr>
-                <w:rFonts w:ascii="Arial" w:cs="Arial" w:eastAsia="Arial" w:hAnsi="Arial"/>
-                <w:b/>
-                <w:bCs/>
-                <w:i w:val="false"/>
-                <w:iCs w:val="false"/>
-                <w:color w:val="000000"/>
-                <w:sz w:val="18"/>
-                <w:szCs w:val="18"/>
-              </w:rPr>
-              <w:t xml:space="preserve">Phase 3 — Explain: Group Presentations and Final Explanation</w:t>
+            <w:shd w:fill="E2EFDA" w:color="auto" w:val="clear"/>
+            <w:tcMar>
+              <w:top w:type="dxa" w:w="60"/>
+              <w:left w:type="dxa" w:w="120"/>
+              <w:bottom w:type="dxa" w:w="60"/>
+              <w:right w:type="dxa" w:w="120"/>
+            </w:tcMar>
+            <w:vAlign w:val="top"/>
+          </w:tcPr>
+          <w:p>
+            <w:pPr>
+              <w:spacing w:after="40" w:before="0"/>
+              <w:jc w:val="left"/>
+            </w:pPr>
+            <w:r>
+              <w:rPr>
+                <w:rFonts w:ascii="Arial" w:cs="Arial" w:eastAsia="Arial" w:hAnsi="Arial"/>
+                <w:b/>
+                <w:bCs/>
+                <w:i w:val="false"/>
+                <w:iCs w:val="false"/>
+                <w:color w:val="000000"/>
+                <w:sz w:val="18"/>
+                <w:szCs w:val="18"/>
+              </w:rPr>
+              <w:t xml:space="preserve">Explain Phase</w:t>
             </w:r>
           </w:p>
           <w:p>
@@ -23408,7 +23408,7 @@
             <w:pPr>
               <w:spacing w:after="20" w:before="0"/>
             </w:pPr>
-            <w:hyperlink w:history="1" r:id="rIdoyncrwk-n8znte68b6_dg">
+            <w:hyperlink w:history="1" r:id="rIddcwm2ilckisyax1k3zblt">
               <w:r>
                 <w:rPr>
                   <w:rFonts w:ascii="Arial" w:cs="Arial" w:eastAsia="Arial" w:hAnsi="Arial"/>
@@ -23441,7 +23441,7 @@
               <w:spacing w:after="10" w:before="0"/>
               <w:ind w:left="120"/>
             </w:pPr>
-            <w:hyperlink w:history="1" r:id="rIdh9cikap2x3atdltxtdw3k">
+            <w:hyperlink w:history="1" r:id="rIdbljgzkpamu6o4cpo0jqu7">
               <w:r>
                 <w:rPr>
                   <w:rFonts w:ascii="Arial" w:cs="Arial" w:eastAsia="Arial" w:hAnsi="Arial"/>
@@ -23486,7 +23486,7 @@
             <w:pPr>
               <w:spacing w:after="20" w:before="0"/>
             </w:pPr>
-            <w:hyperlink w:history="1" r:id="rIddyfhj0vqdmalm0ib5_qfs">
+            <w:hyperlink w:history="1" r:id="rIddwfjbvh0btifuw_tzmn-u">
               <w:r>
                 <w:rPr>
                   <w:rFonts w:ascii="Arial" w:cs="Arial" w:eastAsia="Arial" w:hAnsi="Arial"/>
@@ -23519,7 +23519,7 @@
               <w:spacing w:after="10" w:before="0"/>
               <w:ind w:left="120"/>
             </w:pPr>
-            <w:hyperlink w:history="1" r:id="rId-yxfykx2kjc_blxyrosrm">
+            <w:hyperlink w:history="1" r:id="rIdgd-kosg5fdwxdtu75hoc6">
               <w:r>
                 <w:rPr>
                   <w:rFonts w:ascii="Arial" w:cs="Arial" w:eastAsia="Arial" w:hAnsi="Arial"/>
@@ -23666,32 +23666,32 @@
         <w:tc>
           <w:tcPr>
             <w:tcW w:type="dxa" w:w="1520"/>
-            <w:shd w:fill="F2F2F2" w:color="auto" w:val="clear"/>
-            <w:tcMar>
-              <w:top w:type="dxa" w:w="60"/>
-              <w:left w:type="dxa" w:w="120"/>
-              <w:bottom w:type="dxa" w:w="60"/>
-              <w:right w:type="dxa" w:w="120"/>
-            </w:tcMar>
-            <w:vAlign w:val="top"/>
-          </w:tcPr>
-          <w:p>
-            <w:pPr>
-              <w:spacing w:after="40" w:before="0"/>
-              <w:jc w:val="left"/>
-            </w:pPr>
-            <w:r>
-              <w:rPr>
-                <w:rFonts w:ascii="Arial" w:cs="Arial" w:eastAsia="Arial" w:hAnsi="Arial"/>
-                <w:b/>
-                <w:bCs/>
-                <w:i w:val="false"/>
-                <w:iCs w:val="false"/>
-                <w:color w:val="000000"/>
-                <w:sz w:val="18"/>
-                <w:szCs w:val="18"/>
-              </w:rPr>
-              <w:t xml:space="preserve">Phase 4 — Driving Question Board (DQB) Finalisation</w:t>
+            <w:shd w:fill="FCE4D6" w:color="auto" w:val="clear"/>
+            <w:tcMar>
+              <w:top w:type="dxa" w:w="60"/>
+              <w:left w:type="dxa" w:w="120"/>
+              <w:bottom w:type="dxa" w:w="60"/>
+              <w:right w:type="dxa" w:w="120"/>
+            </w:tcMar>
+            <w:vAlign w:val="top"/>
+          </w:tcPr>
+          <w:p>
+            <w:pPr>
+              <w:spacing w:after="40" w:before="0"/>
+              <w:jc w:val="left"/>
+            </w:pPr>
+            <w:r>
+              <w:rPr>
+                <w:rFonts w:ascii="Arial" w:cs="Arial" w:eastAsia="Arial" w:hAnsi="Arial"/>
+                <w:b/>
+                <w:bCs/>
+                <w:i w:val="false"/>
+                <w:iCs w:val="false"/>
+                <w:color w:val="000000"/>
+                <w:sz w:val="18"/>
+                <w:szCs w:val="18"/>
+              </w:rPr>
+              <w:t xml:space="preserve">Driving Question Board (DQB) Creation</w:t>
             </w:r>
           </w:p>
           <w:p>
@@ -23714,7 +23714,7 @@
             <w:pPr>
               <w:spacing w:after="20" w:before="0"/>
             </w:pPr>
-            <w:hyperlink w:history="1" r:id="rIdkqyxl0easjtk_d5hf0jni">
+            <w:hyperlink w:history="1" r:id="rIdgxkd1doij7gn0bhetin3c">
               <w:r>
                 <w:rPr>
                   <w:rFonts w:ascii="Arial" w:cs="Arial" w:eastAsia="Arial" w:hAnsi="Arial"/>
@@ -23747,7 +23747,7 @@
               <w:spacing w:after="10" w:before="0"/>
               <w:ind w:left="120"/>
             </w:pPr>
-            <w:hyperlink w:history="1" r:id="rIdm8rvy2igu1ikbj_mptf1b">
+            <w:hyperlink w:history="1" r:id="rId4k0k7ibh0ahc7hkz2eway">
               <w:r>
                 <w:rPr>
                   <w:rFonts w:ascii="Arial" w:cs="Arial" w:eastAsia="Arial" w:hAnsi="Arial"/>
@@ -23792,7 +23792,7 @@
             <w:pPr>
               <w:spacing w:after="20" w:before="0"/>
             </w:pPr>
-            <w:hyperlink w:history="1" r:id="rIdupfazdeqavb4pdq0wpl3t">
+            <w:hyperlink w:history="1" r:id="rIdkf5tapzrwo2qqjgdzdlbj">
               <w:r>
                 <w:rPr>
                   <w:rFonts w:ascii="Arial" w:cs="Arial" w:eastAsia="Arial" w:hAnsi="Arial"/>
@@ -23825,7 +23825,7 @@
               <w:spacing w:after="10" w:before="0"/>
               <w:ind w:left="120"/>
             </w:pPr>
-            <w:hyperlink w:history="1" r:id="rIdb2ivchjjsks5uhebunbwt">
+            <w:hyperlink w:history="1" r:id="rIdr8ylj3mnuf2yyfdyxz1am">
               <w:r>
                 <w:rPr>
                   <w:rFonts w:ascii="Arial" w:cs="Arial" w:eastAsia="Arial" w:hAnsi="Arial"/>
@@ -23972,32 +23972,32 @@
         <w:tc>
           <w:tcPr>
             <w:tcW w:type="dxa" w:w="1520"/>
-            <w:shd w:fill="F2F2F2" w:color="auto" w:val="clear"/>
-            <w:tcMar>
-              <w:top w:type="dxa" w:w="60"/>
-              <w:left w:type="dxa" w:w="120"/>
-              <w:bottom w:type="dxa" w:w="60"/>
-              <w:right w:type="dxa" w:w="120"/>
-            </w:tcMar>
-            <w:vAlign w:val="top"/>
-          </w:tcPr>
-          <w:p>
-            <w:pPr>
-              <w:spacing w:after="40" w:before="0"/>
-              <w:jc w:val="left"/>
-            </w:pPr>
-            <w:r>
-              <w:rPr>
-                <w:rFonts w:ascii="Arial" w:cs="Arial" w:eastAsia="Arial" w:hAnsi="Arial"/>
-                <w:b/>
-                <w:bCs/>
-                <w:i w:val="false"/>
-                <w:iCs w:val="false"/>
-                <w:color w:val="000000"/>
-                <w:sz w:val="18"/>
-                <w:szCs w:val="18"/>
-              </w:rPr>
-              <w:t xml:space="preserve">Phase 5 — Model Building: Portfolio Task and Cumulative Model Revision</w:t>
+            <w:shd w:fill="D5E8F0" w:color="auto" w:val="clear"/>
+            <w:tcMar>
+              <w:top w:type="dxa" w:w="60"/>
+              <w:left w:type="dxa" w:w="120"/>
+              <w:bottom w:type="dxa" w:w="60"/>
+              <w:right w:type="dxa" w:w="120"/>
+            </w:tcMar>
+            <w:vAlign w:val="top"/>
+          </w:tcPr>
+          <w:p>
+            <w:pPr>
+              <w:spacing w:after="40" w:before="0"/>
+              <w:jc w:val="left"/>
+            </w:pPr>
+            <w:r>
+              <w:rPr>
+                <w:rFonts w:ascii="Arial" w:cs="Arial" w:eastAsia="Arial" w:hAnsi="Arial"/>
+                <w:b/>
+                <w:bCs/>
+                <w:i w:val="false"/>
+                <w:iCs w:val="false"/>
+                <w:color w:val="000000"/>
+                <w:sz w:val="18"/>
+                <w:szCs w:val="18"/>
+              </w:rPr>
+              <w:t xml:space="preserve">Model Building Phase</w:t>
             </w:r>
           </w:p>
           <w:p>
@@ -24020,7 +24020,7 @@
             <w:pPr>
               <w:spacing w:after="20" w:before="0"/>
             </w:pPr>
-            <w:hyperlink w:history="1" r:id="rIdonh09qxdevyrwtq9bpniz">
+            <w:hyperlink w:history="1" r:id="rIdxg_jokt_0vljhdcyp58ox">
               <w:r>
                 <w:rPr>
                   <w:rFonts w:ascii="Arial" w:cs="Arial" w:eastAsia="Arial" w:hAnsi="Arial"/>
@@ -24053,7 +24053,7 @@
               <w:spacing w:after="10" w:before="0"/>
               <w:ind w:left="120"/>
             </w:pPr>
-            <w:hyperlink w:history="1" r:id="rId9o5p9-gjeqhtc9dujvgxd">
+            <w:hyperlink w:history="1" r:id="rIdy_yfpftnve3rivaouzwpv">
               <w:r>
                 <w:rPr>
                   <w:rFonts w:ascii="Arial" w:cs="Arial" w:eastAsia="Arial" w:hAnsi="Arial"/>
@@ -24098,7 +24098,7 @@
             <w:pPr>
               <w:spacing w:after="20" w:before="0"/>
             </w:pPr>
-            <w:hyperlink w:history="1" r:id="rIdp6k9cjel0a8ti-pqfpx4i">
+            <w:hyperlink w:history="1" r:id="rIdhar-kx8rpl-kzggewg3pr">
               <w:r>
                 <w:rPr>
                   <w:rFonts w:ascii="Arial" w:cs="Arial" w:eastAsia="Arial" w:hAnsi="Arial"/>
@@ -24131,7 +24131,7 @@
               <w:spacing w:after="10" w:before="0"/>
               <w:ind w:left="120"/>
             </w:pPr>
-            <w:hyperlink w:history="1" r:id="rIdtnpzsr7qbme2lkvyc0jzk">
+            <w:hyperlink w:history="1" r:id="rIdkxzf7xq6kq9-wsbt8p-nc">
               <w:r>
                 <w:rPr>
                   <w:rFonts w:ascii="Arial" w:cs="Arial" w:eastAsia="Arial" w:hAnsi="Arial"/>

--- a/data/outputs/v2/Essential_Mathematics/SS2.6_Surface_Area_of_Solids/Essential_Mathematics_Surface_Area_of_Solids_CBE_LessonSequence.docx
+++ b/data/outputs/v2/Essential_Mathematics/SS2.6_Surface_Area_of_Solids/Essential_Mathematics_Surface_Area_of_Solids_CBE_LessonSequence.docx
@@ -2947,7 +2947,7 @@
             <w:pPr>
               <w:spacing w:after="20" w:before="0"/>
             </w:pPr>
-            <w:hyperlink w:history="1" r:id="rIdscl3emyr14yondd9mvbo9">
+            <w:hyperlink w:history="1" r:id="rIdgcwrxehfhweodjccuzlcp">
               <w:r>
                 <w:rPr>
                   <w:rFonts w:ascii="Arial" w:cs="Arial" w:eastAsia="Arial" w:hAnsi="Arial"/>
@@ -2980,7 +2980,7 @@
               <w:spacing w:after="10" w:before="0"/>
               <w:ind w:left="120"/>
             </w:pPr>
-            <w:hyperlink w:history="1" r:id="rIdhmefl7hj24bbq_xyagryn">
+            <w:hyperlink w:history="1" r:id="rIdrbz_ngpxjadld-vkr2jzp">
               <w:r>
                 <w:rPr>
                   <w:rFonts w:ascii="Arial" w:cs="Arial" w:eastAsia="Arial" w:hAnsi="Arial"/>
@@ -3025,7 +3025,7 @@
             <w:pPr>
               <w:spacing w:after="20" w:before="0"/>
             </w:pPr>
-            <w:hyperlink w:history="1" r:id="rIdehfowgr2sf7x1fqpt1qqt">
+            <w:hyperlink w:history="1" r:id="rIdtl8cs_cn9-kkw5aadxyww">
               <w:r>
                 <w:rPr>
                   <w:rFonts w:ascii="Arial" w:cs="Arial" w:eastAsia="Arial" w:hAnsi="Arial"/>
@@ -3058,7 +3058,7 @@
               <w:spacing w:after="10" w:before="0"/>
               <w:ind w:left="120"/>
             </w:pPr>
-            <w:hyperlink w:history="1" r:id="rIdi0-9gzwz1ofjr2feaugqx">
+            <w:hyperlink w:history="1" r:id="rIde_aymtxnep9bdtd_xtevu">
               <w:r>
                 <w:rPr>
                   <w:rFonts w:ascii="Arial" w:cs="Arial" w:eastAsia="Arial" w:hAnsi="Arial"/>
@@ -3253,7 +3253,7 @@
             <w:pPr>
               <w:spacing w:after="20" w:before="0"/>
             </w:pPr>
-            <w:hyperlink w:history="1" r:id="rIdvsf4yv6xsr9_ehisf1ktn">
+            <w:hyperlink w:history="1" r:id="rIdztzjoq9fkiun8cjpjymo6">
               <w:r>
                 <w:rPr>
                   <w:rFonts w:ascii="Arial" w:cs="Arial" w:eastAsia="Arial" w:hAnsi="Arial"/>
@@ -3286,7 +3286,7 @@
               <w:spacing w:after="10" w:before="0"/>
               <w:ind w:left="120"/>
             </w:pPr>
-            <w:hyperlink w:history="1" r:id="rId-9rppmtnzyhurfhzwhmn8">
+            <w:hyperlink w:history="1" r:id="rIdax7pqmtvo9cbziyabvw8u">
               <w:r>
                 <w:rPr>
                   <w:rFonts w:ascii="Arial" w:cs="Arial" w:eastAsia="Arial" w:hAnsi="Arial"/>
@@ -3331,7 +3331,7 @@
             <w:pPr>
               <w:spacing w:after="20" w:before="0"/>
             </w:pPr>
-            <w:hyperlink w:history="1" r:id="rIdmutoi3bsatr7hb1fmjq2p">
+            <w:hyperlink w:history="1" r:id="rIdtlpk3hpogfp_wj5pp-cqz">
               <w:r>
                 <w:rPr>
                   <w:rFonts w:ascii="Arial" w:cs="Arial" w:eastAsia="Arial" w:hAnsi="Arial"/>
@@ -3364,7 +3364,7 @@
               <w:spacing w:after="10" w:before="0"/>
               <w:ind w:left="120"/>
             </w:pPr>
-            <w:hyperlink w:history="1" r:id="rIdmqi-uygk0jtpnjsty52s0">
+            <w:hyperlink w:history="1" r:id="rIdx40szmcezorrab192gusb">
               <w:r>
                 <w:rPr>
                   <w:rFonts w:ascii="Arial" w:cs="Arial" w:eastAsia="Arial" w:hAnsi="Arial"/>
@@ -3559,7 +3559,7 @@
             <w:pPr>
               <w:spacing w:after="20" w:before="0"/>
             </w:pPr>
-            <w:hyperlink w:history="1" r:id="rId0hp5kftacqo3srzaabmgz">
+            <w:hyperlink w:history="1" r:id="rIdjxg2mefnnaart-bc9cw1k">
               <w:r>
                 <w:rPr>
                   <w:rFonts w:ascii="Arial" w:cs="Arial" w:eastAsia="Arial" w:hAnsi="Arial"/>
@@ -3592,7 +3592,7 @@
               <w:spacing w:after="10" w:before="0"/>
               <w:ind w:left="120"/>
             </w:pPr>
-            <w:hyperlink w:history="1" r:id="rId7oervzzxyjh6h7vdhrmwa">
+            <w:hyperlink w:history="1" r:id="rIdcneootn_5k6_ptcfhajzc">
               <w:r>
                 <w:rPr>
                   <w:rFonts w:ascii="Arial" w:cs="Arial" w:eastAsia="Arial" w:hAnsi="Arial"/>
@@ -3637,7 +3637,7 @@
             <w:pPr>
               <w:spacing w:after="20" w:before="0"/>
             </w:pPr>
-            <w:hyperlink w:history="1" r:id="rIdzco8yg-4qrt5r_y4qmldk">
+            <w:hyperlink w:history="1" r:id="rIdypbe_0qnbpzakevybzwzh">
               <w:r>
                 <w:rPr>
                   <w:rFonts w:ascii="Arial" w:cs="Arial" w:eastAsia="Arial" w:hAnsi="Arial"/>
@@ -3670,7 +3670,7 @@
               <w:spacing w:after="10" w:before="0"/>
               <w:ind w:left="120"/>
             </w:pPr>
-            <w:hyperlink w:history="1" r:id="rIdseqem8v87kcucfkbraqtt">
+            <w:hyperlink w:history="1" r:id="rIdgqopedkp2ci8mmezlewil">
               <w:r>
                 <w:rPr>
                   <w:rFonts w:ascii="Arial" w:cs="Arial" w:eastAsia="Arial" w:hAnsi="Arial"/>
@@ -3865,7 +3865,7 @@
             <w:pPr>
               <w:spacing w:after="20" w:before="0"/>
             </w:pPr>
-            <w:hyperlink w:history="1" r:id="rIdzlhhadxrvsmeraywvmfl6">
+            <w:hyperlink w:history="1" r:id="rIdv3by0jfrypczcbnykzfvs">
               <w:r>
                 <w:rPr>
                   <w:rFonts w:ascii="Arial" w:cs="Arial" w:eastAsia="Arial" w:hAnsi="Arial"/>
@@ -3898,7 +3898,7 @@
               <w:spacing w:after="10" w:before="0"/>
               <w:ind w:left="120"/>
             </w:pPr>
-            <w:hyperlink w:history="1" r:id="rId_mgf7erwrgq3e2jewkmaw">
+            <w:hyperlink w:history="1" r:id="rIdliiti3fz8ppxl_hxzfoj9">
               <w:r>
                 <w:rPr>
                   <w:rFonts w:ascii="Arial" w:cs="Arial" w:eastAsia="Arial" w:hAnsi="Arial"/>
@@ -3943,7 +3943,7 @@
             <w:pPr>
               <w:spacing w:after="20" w:before="0"/>
             </w:pPr>
-            <w:hyperlink w:history="1" r:id="rIdhtrgkzqnxevyt4syl9sqe">
+            <w:hyperlink w:history="1" r:id="rIdujz9qh9xbv9xfs_6wuh5o">
               <w:r>
                 <w:rPr>
                   <w:rFonts w:ascii="Arial" w:cs="Arial" w:eastAsia="Arial" w:hAnsi="Arial"/>
@@ -3976,7 +3976,7 @@
               <w:spacing w:after="10" w:before="0"/>
               <w:ind w:left="120"/>
             </w:pPr>
-            <w:hyperlink w:history="1" r:id="rIdyzbdejevwi9lqdrzfpt9o">
+            <w:hyperlink w:history="1" r:id="rIduqctpjn2pxr-sqixr30ta">
               <w:r>
                 <w:rPr>
                   <w:rFonts w:ascii="Arial" w:cs="Arial" w:eastAsia="Arial" w:hAnsi="Arial"/>
@@ -4171,7 +4171,7 @@
             <w:pPr>
               <w:spacing w:after="20" w:before="0"/>
             </w:pPr>
-            <w:hyperlink w:history="1" r:id="rIdp9mhrup_c23ikbg99i337">
+            <w:hyperlink w:history="1" r:id="rIddwnjlohzdbxokad2hrl1p">
               <w:r>
                 <w:rPr>
                   <w:rFonts w:ascii="Arial" w:cs="Arial" w:eastAsia="Arial" w:hAnsi="Arial"/>
@@ -4204,7 +4204,7 @@
               <w:spacing w:after="10" w:before="0"/>
               <w:ind w:left="120"/>
             </w:pPr>
-            <w:hyperlink w:history="1" r:id="rIdiriybimvboin6lrq8uxwf">
+            <w:hyperlink w:history="1" r:id="rIdawipiycw2xwqosxajyhw4">
               <w:r>
                 <w:rPr>
                   <w:rFonts w:ascii="Arial" w:cs="Arial" w:eastAsia="Arial" w:hAnsi="Arial"/>
@@ -4249,7 +4249,7 @@
             <w:pPr>
               <w:spacing w:after="20" w:before="0"/>
             </w:pPr>
-            <w:hyperlink w:history="1" r:id="rIdw5mry4reqebwrqvo-aol-">
+            <w:hyperlink w:history="1" r:id="rId1zywqpdkuvajmyej5c9j-">
               <w:r>
                 <w:rPr>
                   <w:rFonts w:ascii="Arial" w:cs="Arial" w:eastAsia="Arial" w:hAnsi="Arial"/>
@@ -4282,7 +4282,7 @@
               <w:spacing w:after="10" w:before="0"/>
               <w:ind w:left="120"/>
             </w:pPr>
-            <w:hyperlink w:history="1" r:id="rIddp8r_lf7arrz5pnsqf3sw">
+            <w:hyperlink w:history="1" r:id="rIdlxjuowr-xeholmmsfccti">
               <w:r>
                 <w:rPr>
                   <w:rFonts w:ascii="Arial" w:cs="Arial" w:eastAsia="Arial" w:hAnsi="Arial"/>
@@ -5769,7 +5769,7 @@
             <w:pPr>
               <w:spacing w:after="20" w:before="0"/>
             </w:pPr>
-            <w:hyperlink w:history="1" r:id="rIdi2zxjbnqzsbt6p4fjovpk">
+            <w:hyperlink w:history="1" r:id="rIdmjkc_eedifarkpcukxqi_">
               <w:r>
                 <w:rPr>
                   <w:rFonts w:ascii="Arial" w:cs="Arial" w:eastAsia="Arial" w:hAnsi="Arial"/>
@@ -5802,7 +5802,7 @@
               <w:spacing w:after="10" w:before="0"/>
               <w:ind w:left="120"/>
             </w:pPr>
-            <w:hyperlink w:history="1" r:id="rIdaic_z5kfqtlrq6lcnnnqd">
+            <w:hyperlink w:history="1" r:id="rIdqyjzs-tt_cmhpsi3lzq4_">
               <w:r>
                 <w:rPr>
                   <w:rFonts w:ascii="Arial" w:cs="Arial" w:eastAsia="Arial" w:hAnsi="Arial"/>
@@ -5847,7 +5847,7 @@
             <w:pPr>
               <w:spacing w:after="20" w:before="0"/>
             </w:pPr>
-            <w:hyperlink w:history="1" r:id="rIdpb0ogi9jmj0s8v1exdod9">
+            <w:hyperlink w:history="1" r:id="rIdc3q5bkoghxfxonjadi07n">
               <w:r>
                 <w:rPr>
                   <w:rFonts w:ascii="Arial" w:cs="Arial" w:eastAsia="Arial" w:hAnsi="Arial"/>
@@ -5880,7 +5880,7 @@
               <w:spacing w:after="10" w:before="0"/>
               <w:ind w:left="120"/>
             </w:pPr>
-            <w:hyperlink w:history="1" r:id="rIdmmzzppxuxbvjoihoucy2_">
+            <w:hyperlink w:history="1" r:id="rIdwny-5gfcek9n4r_jmgidr">
               <w:r>
                 <w:rPr>
                   <w:rFonts w:ascii="Arial" w:cs="Arial" w:eastAsia="Arial" w:hAnsi="Arial"/>
@@ -6075,7 +6075,7 @@
             <w:pPr>
               <w:spacing w:after="20" w:before="0"/>
             </w:pPr>
-            <w:hyperlink w:history="1" r:id="rId2fg5_fsyxekw8xdgwpov1">
+            <w:hyperlink w:history="1" r:id="rIdsozlc5cskpjuylgmqxskz">
               <w:r>
                 <w:rPr>
                   <w:rFonts w:ascii="Arial" w:cs="Arial" w:eastAsia="Arial" w:hAnsi="Arial"/>
@@ -6108,7 +6108,7 @@
               <w:spacing w:after="10" w:before="0"/>
               <w:ind w:left="120"/>
             </w:pPr>
-            <w:hyperlink w:history="1" r:id="rIdvgvtbpwnyfgdix01j5c-y">
+            <w:hyperlink w:history="1" r:id="rIdwctkyohangmqh58nzcfm1">
               <w:r>
                 <w:rPr>
                   <w:rFonts w:ascii="Arial" w:cs="Arial" w:eastAsia="Arial" w:hAnsi="Arial"/>
@@ -6153,7 +6153,7 @@
             <w:pPr>
               <w:spacing w:after="20" w:before="0"/>
             </w:pPr>
-            <w:hyperlink w:history="1" r:id="rIdflqg5k6y-sdewvhvpmifo">
+            <w:hyperlink w:history="1" r:id="rIdus9bdjfcpp5b6wvbmt6zm">
               <w:r>
                 <w:rPr>
                   <w:rFonts w:ascii="Arial" w:cs="Arial" w:eastAsia="Arial" w:hAnsi="Arial"/>
@@ -6186,7 +6186,7 @@
               <w:spacing w:after="10" w:before="0"/>
               <w:ind w:left="120"/>
             </w:pPr>
-            <w:hyperlink w:history="1" r:id="rIdgxixiestorfxjqlqqj7i6">
+            <w:hyperlink w:history="1" r:id="rId6mhtrsadtzo4vgrddcu0w">
               <w:r>
                 <w:rPr>
                   <w:rFonts w:ascii="Arial" w:cs="Arial" w:eastAsia="Arial" w:hAnsi="Arial"/>
@@ -6381,7 +6381,7 @@
             <w:pPr>
               <w:spacing w:after="20" w:before="0"/>
             </w:pPr>
-            <w:hyperlink w:history="1" r:id="rIdg7yhef8s6d4dhb_4resij">
+            <w:hyperlink w:history="1" r:id="rIddizvhrkj614o25rj_jpmk">
               <w:r>
                 <w:rPr>
                   <w:rFonts w:ascii="Arial" w:cs="Arial" w:eastAsia="Arial" w:hAnsi="Arial"/>
@@ -6414,7 +6414,7 @@
               <w:spacing w:after="10" w:before="0"/>
               <w:ind w:left="120"/>
             </w:pPr>
-            <w:hyperlink w:history="1" r:id="rIddrxzxeo8jz5xmycmxklh0">
+            <w:hyperlink w:history="1" r:id="rIdd-l0nvq50g4anmhoohu01">
               <w:r>
                 <w:rPr>
                   <w:rFonts w:ascii="Arial" w:cs="Arial" w:eastAsia="Arial" w:hAnsi="Arial"/>
@@ -6459,7 +6459,7 @@
             <w:pPr>
               <w:spacing w:after="20" w:before="0"/>
             </w:pPr>
-            <w:hyperlink w:history="1" r:id="rIdgxnyfd0ecbbg8ewcsenjo">
+            <w:hyperlink w:history="1" r:id="rIdb0laggikzgjyambvd6eq9">
               <w:r>
                 <w:rPr>
                   <w:rFonts w:ascii="Arial" w:cs="Arial" w:eastAsia="Arial" w:hAnsi="Arial"/>
@@ -6492,7 +6492,7 @@
               <w:spacing w:after="10" w:before="0"/>
               <w:ind w:left="120"/>
             </w:pPr>
-            <w:hyperlink w:history="1" r:id="rId5m9sikhnizxtdt7skzsb4">
+            <w:hyperlink w:history="1" r:id="rId5plospy0nbibmnqseruet">
               <w:r>
                 <w:rPr>
                   <w:rFonts w:ascii="Arial" w:cs="Arial" w:eastAsia="Arial" w:hAnsi="Arial"/>
@@ -6687,7 +6687,7 @@
             <w:pPr>
               <w:spacing w:after="20" w:before="0"/>
             </w:pPr>
-            <w:hyperlink w:history="1" r:id="rIdik-wgljlwrleqmsk_ay2w">
+            <w:hyperlink w:history="1" r:id="rIdaxvsv3mr-sljiw3xtrvx-">
               <w:r>
                 <w:rPr>
                   <w:rFonts w:ascii="Arial" w:cs="Arial" w:eastAsia="Arial" w:hAnsi="Arial"/>
@@ -6720,7 +6720,7 @@
               <w:spacing w:after="10" w:before="0"/>
               <w:ind w:left="120"/>
             </w:pPr>
-            <w:hyperlink w:history="1" r:id="rIdxgagkbxe8wqa_m0ecbti6">
+            <w:hyperlink w:history="1" r:id="rIdbwerv4rqahemox104gbw0">
               <w:r>
                 <w:rPr>
                   <w:rFonts w:ascii="Arial" w:cs="Arial" w:eastAsia="Arial" w:hAnsi="Arial"/>
@@ -6765,7 +6765,7 @@
             <w:pPr>
               <w:spacing w:after="20" w:before="0"/>
             </w:pPr>
-            <w:hyperlink w:history="1" r:id="rIdefomo7zklzrpvnz_d7dvy">
+            <w:hyperlink w:history="1" r:id="rIdrbwbsr3zcyt_rli-ovvim">
               <w:r>
                 <w:rPr>
                   <w:rFonts w:ascii="Arial" w:cs="Arial" w:eastAsia="Arial" w:hAnsi="Arial"/>
@@ -6798,7 +6798,7 @@
               <w:spacing w:after="10" w:before="0"/>
               <w:ind w:left="120"/>
             </w:pPr>
-            <w:hyperlink w:history="1" r:id="rIdrjiolesg_e4f5cgxclddc">
+            <w:hyperlink w:history="1" r:id="rId45mvbftfs7otci1ojalrh">
               <w:r>
                 <w:rPr>
                   <w:rFonts w:ascii="Arial" w:cs="Arial" w:eastAsia="Arial" w:hAnsi="Arial"/>
@@ -6993,7 +6993,7 @@
             <w:pPr>
               <w:spacing w:after="20" w:before="0"/>
             </w:pPr>
-            <w:hyperlink w:history="1" r:id="rIds3uclgjtmoacpmxntdlvr">
+            <w:hyperlink w:history="1" r:id="rIdbrksy0hc3uaj_dg79ojld">
               <w:r>
                 <w:rPr>
                   <w:rFonts w:ascii="Arial" w:cs="Arial" w:eastAsia="Arial" w:hAnsi="Arial"/>
@@ -7026,7 +7026,7 @@
               <w:spacing w:after="10" w:before="0"/>
               <w:ind w:left="120"/>
             </w:pPr>
-            <w:hyperlink w:history="1" r:id="rIduvucbwmctvxyreevikuly">
+            <w:hyperlink w:history="1" r:id="rIdpeehxyhjucakjxpl5tfli">
               <w:r>
                 <w:rPr>
                   <w:rFonts w:ascii="Arial" w:cs="Arial" w:eastAsia="Arial" w:hAnsi="Arial"/>
@@ -7071,7 +7071,7 @@
             <w:pPr>
               <w:spacing w:after="20" w:before="0"/>
             </w:pPr>
-            <w:hyperlink w:history="1" r:id="rIdzsedkmvn71sil3xqkiona">
+            <w:hyperlink w:history="1" r:id="rIdx-z65_spqzx_umu7fuin7">
               <w:r>
                 <w:rPr>
                   <w:rFonts w:ascii="Arial" w:cs="Arial" w:eastAsia="Arial" w:hAnsi="Arial"/>
@@ -7104,7 +7104,7 @@
               <w:spacing w:after="10" w:before="0"/>
               <w:ind w:left="120"/>
             </w:pPr>
-            <w:hyperlink w:history="1" r:id="rIdkucznkwirrpu2xxlgoryv">
+            <w:hyperlink w:history="1" r:id="rId4nyxju_rynru9d0z_vb_w">
               <w:r>
                 <w:rPr>
                   <w:rFonts w:ascii="Arial" w:cs="Arial" w:eastAsia="Arial" w:hAnsi="Arial"/>
@@ -8686,7 +8686,7 @@
             <w:pPr>
               <w:spacing w:after="20" w:before="0"/>
             </w:pPr>
-            <w:hyperlink w:history="1" r:id="rId1ojpiyzz8mlvkzkqwgmpl">
+            <w:hyperlink w:history="1" r:id="rIdhnff46euxrugfinlimkvf">
               <w:r>
                 <w:rPr>
                   <w:rFonts w:ascii="Arial" w:cs="Arial" w:eastAsia="Arial" w:hAnsi="Arial"/>
@@ -8719,7 +8719,7 @@
               <w:spacing w:after="10" w:before="0"/>
               <w:ind w:left="120"/>
             </w:pPr>
-            <w:hyperlink w:history="1" r:id="rIdse2pcad1janqhmwrcl819">
+            <w:hyperlink w:history="1" r:id="rIdwivcl7fseu2vow7qosllw">
               <w:r>
                 <w:rPr>
                   <w:rFonts w:ascii="Arial" w:cs="Arial" w:eastAsia="Arial" w:hAnsi="Arial"/>
@@ -8764,7 +8764,7 @@
             <w:pPr>
               <w:spacing w:after="20" w:before="0"/>
             </w:pPr>
-            <w:hyperlink w:history="1" r:id="rIddot033audzq38xbwxhfb7">
+            <w:hyperlink w:history="1" r:id="rIdfommhlr7jnuz6h3892jvs">
               <w:r>
                 <w:rPr>
                   <w:rFonts w:ascii="Arial" w:cs="Arial" w:eastAsia="Arial" w:hAnsi="Arial"/>
@@ -8797,7 +8797,7 @@
               <w:spacing w:after="10" w:before="0"/>
               <w:ind w:left="120"/>
             </w:pPr>
-            <w:hyperlink w:history="1" r:id="rIdt1x1a4evm9382brbs2qc_">
+            <w:hyperlink w:history="1" r:id="rIdahvrew5xlc7g7_fjyev2s">
               <w:r>
                 <w:rPr>
                   <w:rFonts w:ascii="Arial" w:cs="Arial" w:eastAsia="Arial" w:hAnsi="Arial"/>
@@ -8992,7 +8992,7 @@
             <w:pPr>
               <w:spacing w:after="20" w:before="0"/>
             </w:pPr>
-            <w:hyperlink w:history="1" r:id="rIdfifv_qtfet-szxe4cxkrc">
+            <w:hyperlink w:history="1" r:id="rId_5bhx3ionvkvyvrwsmgay">
               <w:r>
                 <w:rPr>
                   <w:rFonts w:ascii="Arial" w:cs="Arial" w:eastAsia="Arial" w:hAnsi="Arial"/>
@@ -9025,7 +9025,7 @@
               <w:spacing w:after="10" w:before="0"/>
               <w:ind w:left="120"/>
             </w:pPr>
-            <w:hyperlink w:history="1" r:id="rIdvjpll0ukaas49ob_qofj6">
+            <w:hyperlink w:history="1" r:id="rIdaqc3n5a9ckzarel5rfcjf">
               <w:r>
                 <w:rPr>
                   <w:rFonts w:ascii="Arial" w:cs="Arial" w:eastAsia="Arial" w:hAnsi="Arial"/>
@@ -9070,7 +9070,7 @@
             <w:pPr>
               <w:spacing w:after="20" w:before="0"/>
             </w:pPr>
-            <w:hyperlink w:history="1" r:id="rIdwjlyftkgqbutedurddp9c">
+            <w:hyperlink w:history="1" r:id="rIdjrk4glkhc9fuumlbt0ffy">
               <w:r>
                 <w:rPr>
                   <w:rFonts w:ascii="Arial" w:cs="Arial" w:eastAsia="Arial" w:hAnsi="Arial"/>
@@ -9103,7 +9103,7 @@
               <w:spacing w:after="10" w:before="0"/>
               <w:ind w:left="120"/>
             </w:pPr>
-            <w:hyperlink w:history="1" r:id="rIdkntksmeskaprhh7g4qrzl">
+            <w:hyperlink w:history="1" r:id="rIdesqfwvgtpqrxps6j6kam_">
               <w:r>
                 <w:rPr>
                   <w:rFonts w:ascii="Arial" w:cs="Arial" w:eastAsia="Arial" w:hAnsi="Arial"/>
@@ -9298,7 +9298,7 @@
             <w:pPr>
               <w:spacing w:after="20" w:before="0"/>
             </w:pPr>
-            <w:hyperlink w:history="1" r:id="rIdmmfgonupy-5xladlfj7l0">
+            <w:hyperlink w:history="1" r:id="rIdugl-cz4ep6rha-7a_qhxo">
               <w:r>
                 <w:rPr>
                   <w:rFonts w:ascii="Arial" w:cs="Arial" w:eastAsia="Arial" w:hAnsi="Arial"/>
@@ -9331,7 +9331,7 @@
               <w:spacing w:after="10" w:before="0"/>
               <w:ind w:left="120"/>
             </w:pPr>
-            <w:hyperlink w:history="1" r:id="rIddmghme-ydhf3cbkcezhx0">
+            <w:hyperlink w:history="1" r:id="rIdirl_kmskmowjtmszxdyur">
               <w:r>
                 <w:rPr>
                   <w:rFonts w:ascii="Arial" w:cs="Arial" w:eastAsia="Arial" w:hAnsi="Arial"/>
@@ -9376,7 +9376,7 @@
             <w:pPr>
               <w:spacing w:after="20" w:before="0"/>
             </w:pPr>
-            <w:hyperlink w:history="1" r:id="rIdqfle0dtwpe2vmd6fwnyvr">
+            <w:hyperlink w:history="1" r:id="rIddwwzlewzwx8ratr1iaqwe">
               <w:r>
                 <w:rPr>
                   <w:rFonts w:ascii="Arial" w:cs="Arial" w:eastAsia="Arial" w:hAnsi="Arial"/>
@@ -9409,7 +9409,7 @@
               <w:spacing w:after="10" w:before="0"/>
               <w:ind w:left="120"/>
             </w:pPr>
-            <w:hyperlink w:history="1" r:id="rIdgup3gxyro_myj6mddu0bh">
+            <w:hyperlink w:history="1" r:id="rIdzmhhb4rpwmhy6muikqoz4">
               <w:r>
                 <w:rPr>
                   <w:rFonts w:ascii="Arial" w:cs="Arial" w:eastAsia="Arial" w:hAnsi="Arial"/>
@@ -9604,7 +9604,7 @@
             <w:pPr>
               <w:spacing w:after="20" w:before="0"/>
             </w:pPr>
-            <w:hyperlink w:history="1" r:id="rIdviqh8qufg1e9s3n3nf45p">
+            <w:hyperlink w:history="1" r:id="rIddib0iw215s_wo_exkia-4">
               <w:r>
                 <w:rPr>
                   <w:rFonts w:ascii="Arial" w:cs="Arial" w:eastAsia="Arial" w:hAnsi="Arial"/>
@@ -9637,7 +9637,7 @@
               <w:spacing w:after="10" w:before="0"/>
               <w:ind w:left="120"/>
             </w:pPr>
-            <w:hyperlink w:history="1" r:id="rIdmnu_3onijqwzo9fmfdcao">
+            <w:hyperlink w:history="1" r:id="rIdvdsgi1t-spegi0emmzf4z">
               <w:r>
                 <w:rPr>
                   <w:rFonts w:ascii="Arial" w:cs="Arial" w:eastAsia="Arial" w:hAnsi="Arial"/>
@@ -9682,7 +9682,7 @@
             <w:pPr>
               <w:spacing w:after="20" w:before="0"/>
             </w:pPr>
-            <w:hyperlink w:history="1" r:id="rIdblz83v1jjipk_p8rqwcbz">
+            <w:hyperlink w:history="1" r:id="rIdrhwfvxjrcer0a37tgk3do">
               <w:r>
                 <w:rPr>
                   <w:rFonts w:ascii="Arial" w:cs="Arial" w:eastAsia="Arial" w:hAnsi="Arial"/>
@@ -9715,7 +9715,7 @@
               <w:spacing w:after="10" w:before="0"/>
               <w:ind w:left="120"/>
             </w:pPr>
-            <w:hyperlink w:history="1" r:id="rIdyxfvw5sji5z7b2zxo_ugn">
+            <w:hyperlink w:history="1" r:id="rIdebo68qhftjxqyxzqwef5h">
               <w:r>
                 <w:rPr>
                   <w:rFonts w:ascii="Arial" w:cs="Arial" w:eastAsia="Arial" w:hAnsi="Arial"/>
@@ -9910,7 +9910,7 @@
             <w:pPr>
               <w:spacing w:after="20" w:before="0"/>
             </w:pPr>
-            <w:hyperlink w:history="1" r:id="rIdi08mbplflgxvrifwfcg7b">
+            <w:hyperlink w:history="1" r:id="rIdan-2gkp4ynfvgu7fhx4kg">
               <w:r>
                 <w:rPr>
                   <w:rFonts w:ascii="Arial" w:cs="Arial" w:eastAsia="Arial" w:hAnsi="Arial"/>
@@ -9943,7 +9943,7 @@
               <w:spacing w:after="10" w:before="0"/>
               <w:ind w:left="120"/>
             </w:pPr>
-            <w:hyperlink w:history="1" r:id="rIdyehl0f9qi9ld3jqpixzke">
+            <w:hyperlink w:history="1" r:id="rIdlijiwkoe5uf_b6xr7ggly">
               <w:r>
                 <w:rPr>
                   <w:rFonts w:ascii="Arial" w:cs="Arial" w:eastAsia="Arial" w:hAnsi="Arial"/>
@@ -9988,7 +9988,7 @@
             <w:pPr>
               <w:spacing w:after="20" w:before="0"/>
             </w:pPr>
-            <w:hyperlink w:history="1" r:id="rIdgemdlbwgowdvrye6onlda">
+            <w:hyperlink w:history="1" r:id="rIdcsglzkl3abnmaqeavdg7p">
               <w:r>
                 <w:rPr>
                   <w:rFonts w:ascii="Arial" w:cs="Arial" w:eastAsia="Arial" w:hAnsi="Arial"/>
@@ -10021,7 +10021,7 @@
               <w:spacing w:after="10" w:before="0"/>
               <w:ind w:left="120"/>
             </w:pPr>
-            <w:hyperlink w:history="1" r:id="rIdhjprhfa7cwjpzesqu8yje">
+            <w:hyperlink w:history="1" r:id="rIdtedil_l46_5kvqog5mo0p">
               <w:r>
                 <w:rPr>
                   <w:rFonts w:ascii="Arial" w:cs="Arial" w:eastAsia="Arial" w:hAnsi="Arial"/>
@@ -11508,7 +11508,7 @@
             <w:pPr>
               <w:spacing w:after="20" w:before="0"/>
             </w:pPr>
-            <w:hyperlink w:history="1" r:id="rIdqy_xoxnhsnixlkisviopp">
+            <w:hyperlink w:history="1" r:id="rIdbhxiid0ttvm07o-3ptfqe">
               <w:r>
                 <w:rPr>
                   <w:rFonts w:ascii="Arial" w:cs="Arial" w:eastAsia="Arial" w:hAnsi="Arial"/>
@@ -11541,7 +11541,7 @@
               <w:spacing w:after="10" w:before="0"/>
               <w:ind w:left="120"/>
             </w:pPr>
-            <w:hyperlink w:history="1" r:id="rIdnrtoziwzlu-3zwy6yny2p">
+            <w:hyperlink w:history="1" r:id="rId2edja4sadj7anyjtrvkpr">
               <w:r>
                 <w:rPr>
                   <w:rFonts w:ascii="Arial" w:cs="Arial" w:eastAsia="Arial" w:hAnsi="Arial"/>
@@ -11586,7 +11586,7 @@
             <w:pPr>
               <w:spacing w:after="20" w:before="0"/>
             </w:pPr>
-            <w:hyperlink w:history="1" r:id="rIdcn9ouvmuqgf0ioqhl4que">
+            <w:hyperlink w:history="1" r:id="rIdwcgbsnqynjevqwlgl6dz2">
               <w:r>
                 <w:rPr>
                   <w:rFonts w:ascii="Arial" w:cs="Arial" w:eastAsia="Arial" w:hAnsi="Arial"/>
@@ -11619,7 +11619,7 @@
               <w:spacing w:after="10" w:before="0"/>
               <w:ind w:left="120"/>
             </w:pPr>
-            <w:hyperlink w:history="1" r:id="rIdi61n3og5nl4q9mbrifobt">
+            <w:hyperlink w:history="1" r:id="rIdkzs5r9wh_kufiys1x98tv">
               <w:r>
                 <w:rPr>
                   <w:rFonts w:ascii="Arial" w:cs="Arial" w:eastAsia="Arial" w:hAnsi="Arial"/>
@@ -11814,7 +11814,7 @@
             <w:pPr>
               <w:spacing w:after="20" w:before="0"/>
             </w:pPr>
-            <w:hyperlink w:history="1" r:id="rId7y_m_ovxojrwo6zhtt7hv">
+            <w:hyperlink w:history="1" r:id="rId_xweny5uftv3b8znxwehm">
               <w:r>
                 <w:rPr>
                   <w:rFonts w:ascii="Arial" w:cs="Arial" w:eastAsia="Arial" w:hAnsi="Arial"/>
@@ -11847,7 +11847,7 @@
               <w:spacing w:after="10" w:before="0"/>
               <w:ind w:left="120"/>
             </w:pPr>
-            <w:hyperlink w:history="1" r:id="rIdzzzb3akng_wji1_5-5key">
+            <w:hyperlink w:history="1" r:id="rId09hliouj85vakxcgc_ncb">
               <w:r>
                 <w:rPr>
                   <w:rFonts w:ascii="Arial" w:cs="Arial" w:eastAsia="Arial" w:hAnsi="Arial"/>
@@ -11892,7 +11892,7 @@
             <w:pPr>
               <w:spacing w:after="20" w:before="0"/>
             </w:pPr>
-            <w:hyperlink w:history="1" r:id="rId2bzqnfvhcifawnl-z2p7-">
+            <w:hyperlink w:history="1" r:id="rIdh8ybrqtwrpxxcbhntnbp2">
               <w:r>
                 <w:rPr>
                   <w:rFonts w:ascii="Arial" w:cs="Arial" w:eastAsia="Arial" w:hAnsi="Arial"/>
@@ -11925,7 +11925,7 @@
               <w:spacing w:after="10" w:before="0"/>
               <w:ind w:left="120"/>
             </w:pPr>
-            <w:hyperlink w:history="1" r:id="rIdnrdhrgzo_qescftf70ry9">
+            <w:hyperlink w:history="1" r:id="rIdbxhhp8sovtwgkpt4fgoct">
               <w:r>
                 <w:rPr>
                   <w:rFonts w:ascii="Arial" w:cs="Arial" w:eastAsia="Arial" w:hAnsi="Arial"/>
@@ -12120,7 +12120,7 @@
             <w:pPr>
               <w:spacing w:after="20" w:before="0"/>
             </w:pPr>
-            <w:hyperlink w:history="1" r:id="rId4fnx5dill6rd51owxfue7">
+            <w:hyperlink w:history="1" r:id="rIdcz6mnin1r9kn85udhcqgc">
               <w:r>
                 <w:rPr>
                   <w:rFonts w:ascii="Arial" w:cs="Arial" w:eastAsia="Arial" w:hAnsi="Arial"/>
@@ -12153,7 +12153,7 @@
               <w:spacing w:after="10" w:before="0"/>
               <w:ind w:left="120"/>
             </w:pPr>
-            <w:hyperlink w:history="1" r:id="rIdt57b0ynxnxdcjgicz-k4x">
+            <w:hyperlink w:history="1" r:id="rIdyxvpzfi17hdo0fvzqjely">
               <w:r>
                 <w:rPr>
                   <w:rFonts w:ascii="Arial" w:cs="Arial" w:eastAsia="Arial" w:hAnsi="Arial"/>
@@ -12198,7 +12198,7 @@
             <w:pPr>
               <w:spacing w:after="20" w:before="0"/>
             </w:pPr>
-            <w:hyperlink w:history="1" r:id="rIdpa4svcp8st94w59eklcuy">
+            <w:hyperlink w:history="1" r:id="rIdh7ffyzsmsn8_8mqalb3af">
               <w:r>
                 <w:rPr>
                   <w:rFonts w:ascii="Arial" w:cs="Arial" w:eastAsia="Arial" w:hAnsi="Arial"/>
@@ -12231,7 +12231,7 @@
               <w:spacing w:after="10" w:before="0"/>
               <w:ind w:left="120"/>
             </w:pPr>
-            <w:hyperlink w:history="1" r:id="rIdhqs5belzvrim7nrvckrxm">
+            <w:hyperlink w:history="1" r:id="rIdmdzqzqgdrgx2rlaektmqj">
               <w:r>
                 <w:rPr>
                   <w:rFonts w:ascii="Arial" w:cs="Arial" w:eastAsia="Arial" w:hAnsi="Arial"/>
@@ -12426,7 +12426,7 @@
             <w:pPr>
               <w:spacing w:after="20" w:before="0"/>
             </w:pPr>
-            <w:hyperlink w:history="1" r:id="rIdpebrqulg_1_cgtui5ifw3">
+            <w:hyperlink w:history="1" r:id="rIdde4qwlivqfwehotms54bs">
               <w:r>
                 <w:rPr>
                   <w:rFonts w:ascii="Arial" w:cs="Arial" w:eastAsia="Arial" w:hAnsi="Arial"/>
@@ -12459,7 +12459,7 @@
               <w:spacing w:after="10" w:before="0"/>
               <w:ind w:left="120"/>
             </w:pPr>
-            <w:hyperlink w:history="1" r:id="rIdo2198w3hfsvzzndjpzrrc">
+            <w:hyperlink w:history="1" r:id="rIdsvd6feq11itvmbcv1v8zd">
               <w:r>
                 <w:rPr>
                   <w:rFonts w:ascii="Arial" w:cs="Arial" w:eastAsia="Arial" w:hAnsi="Arial"/>
@@ -12504,7 +12504,7 @@
             <w:pPr>
               <w:spacing w:after="20" w:before="0"/>
             </w:pPr>
-            <w:hyperlink w:history="1" r:id="rIdlvp0calmmjjh1jyudfsox">
+            <w:hyperlink w:history="1" r:id="rIdcebr4ekmq5slzgsmg_rey">
               <w:r>
                 <w:rPr>
                   <w:rFonts w:ascii="Arial" w:cs="Arial" w:eastAsia="Arial" w:hAnsi="Arial"/>
@@ -12537,7 +12537,7 @@
               <w:spacing w:after="10" w:before="0"/>
               <w:ind w:left="120"/>
             </w:pPr>
-            <w:hyperlink w:history="1" r:id="rIdexfinmqh63qxlj1xpmt-h">
+            <w:hyperlink w:history="1" r:id="rId1uzt5btn3ouob0qvu26wy">
               <w:r>
                 <w:rPr>
                   <w:rFonts w:ascii="Arial" w:cs="Arial" w:eastAsia="Arial" w:hAnsi="Arial"/>
@@ -12732,7 +12732,7 @@
             <w:pPr>
               <w:spacing w:after="20" w:before="0"/>
             </w:pPr>
-            <w:hyperlink w:history="1" r:id="rIdgujpgfhduhhtt-lpfwpqe">
+            <w:hyperlink w:history="1" r:id="rIdmwembejg2hmgjn03j1gx0">
               <w:r>
                 <w:rPr>
                   <w:rFonts w:ascii="Arial" w:cs="Arial" w:eastAsia="Arial" w:hAnsi="Arial"/>
@@ -12765,7 +12765,7 @@
               <w:spacing w:after="10" w:before="0"/>
               <w:ind w:left="120"/>
             </w:pPr>
-            <w:hyperlink w:history="1" r:id="rIdwbk8buvjfetph8qrgofbr">
+            <w:hyperlink w:history="1" r:id="rIdsjmpmmiv_bt6mayu2hfka">
               <w:r>
                 <w:rPr>
                   <w:rFonts w:ascii="Arial" w:cs="Arial" w:eastAsia="Arial" w:hAnsi="Arial"/>
@@ -12810,7 +12810,7 @@
             <w:pPr>
               <w:spacing w:after="20" w:before="0"/>
             </w:pPr>
-            <w:hyperlink w:history="1" r:id="rIdn0mmzui4_vw4decixhnke">
+            <w:hyperlink w:history="1" r:id="rId7hd6e9nq2dmxiigo3nchf">
               <w:r>
                 <w:rPr>
                   <w:rFonts w:ascii="Arial" w:cs="Arial" w:eastAsia="Arial" w:hAnsi="Arial"/>
@@ -12843,7 +12843,7 @@
               <w:spacing w:after="10" w:before="0"/>
               <w:ind w:left="120"/>
             </w:pPr>
-            <w:hyperlink w:history="1" r:id="rId4oicfswa5ep7j-hvuevve">
+            <w:hyperlink w:history="1" r:id="rIdbobuwrp7zbymji8yefa0m">
               <w:r>
                 <w:rPr>
                   <w:rFonts w:ascii="Arial" w:cs="Arial" w:eastAsia="Arial" w:hAnsi="Arial"/>
@@ -14330,7 +14330,7 @@
             <w:pPr>
               <w:spacing w:after="20" w:before="0"/>
             </w:pPr>
-            <w:hyperlink w:history="1" r:id="rIdqihinryjy6anbcxfqa1g1">
+            <w:hyperlink w:history="1" r:id="rIdsiy7eugsq1b5xcwvkyuua">
               <w:r>
                 <w:rPr>
                   <w:rFonts w:ascii="Arial" w:cs="Arial" w:eastAsia="Arial" w:hAnsi="Arial"/>
@@ -14363,7 +14363,7 @@
               <w:spacing w:after="10" w:before="0"/>
               <w:ind w:left="120"/>
             </w:pPr>
-            <w:hyperlink w:history="1" r:id="rIdewygp0gdlszbbkg6sdisw">
+            <w:hyperlink w:history="1" r:id="rIdu0gjlmrqvyu7rr_kbtpby">
               <w:r>
                 <w:rPr>
                   <w:rFonts w:ascii="Arial" w:cs="Arial" w:eastAsia="Arial" w:hAnsi="Arial"/>
@@ -14408,7 +14408,7 @@
             <w:pPr>
               <w:spacing w:after="20" w:before="0"/>
             </w:pPr>
-            <w:hyperlink w:history="1" r:id="rIdj99q7bw2yzfg61im5qt0i">
+            <w:hyperlink w:history="1" r:id="rIdo5lzqcx917kyh7h6_hm3w">
               <w:r>
                 <w:rPr>
                   <w:rFonts w:ascii="Arial" w:cs="Arial" w:eastAsia="Arial" w:hAnsi="Arial"/>
@@ -14441,7 +14441,7 @@
               <w:spacing w:after="10" w:before="0"/>
               <w:ind w:left="120"/>
             </w:pPr>
-            <w:hyperlink w:history="1" r:id="rIdil_wytme4hor2tdcemxbp">
+            <w:hyperlink w:history="1" r:id="rIdbucfvqv4-bc1w-hugjswz">
               <w:r>
                 <w:rPr>
                   <w:rFonts w:ascii="Arial" w:cs="Arial" w:eastAsia="Arial" w:hAnsi="Arial"/>
@@ -14636,7 +14636,7 @@
             <w:pPr>
               <w:spacing w:after="20" w:before="0"/>
             </w:pPr>
-            <w:hyperlink w:history="1" r:id="rIdcaphwt1rmjdnlo48arxc6">
+            <w:hyperlink w:history="1" r:id="rId3fbqwzsbl_xkydsh85pvs">
               <w:r>
                 <w:rPr>
                   <w:rFonts w:ascii="Arial" w:cs="Arial" w:eastAsia="Arial" w:hAnsi="Arial"/>
@@ -14669,7 +14669,7 @@
               <w:spacing w:after="10" w:before="0"/>
               <w:ind w:left="120"/>
             </w:pPr>
-            <w:hyperlink w:history="1" r:id="rIdu_1e8ra2i9peqpy_gm8ok">
+            <w:hyperlink w:history="1" r:id="rIdw15udveulliwoearcnbgk">
               <w:r>
                 <w:rPr>
                   <w:rFonts w:ascii="Arial" w:cs="Arial" w:eastAsia="Arial" w:hAnsi="Arial"/>
@@ -14714,7 +14714,7 @@
             <w:pPr>
               <w:spacing w:after="20" w:before="0"/>
             </w:pPr>
-            <w:hyperlink w:history="1" r:id="rId8vqlyr64mmvw83jnc2y6t">
+            <w:hyperlink w:history="1" r:id="rIdssojk1l1utv10qnw0jwye">
               <w:r>
                 <w:rPr>
                   <w:rFonts w:ascii="Arial" w:cs="Arial" w:eastAsia="Arial" w:hAnsi="Arial"/>
@@ -14747,7 +14747,7 @@
               <w:spacing w:after="10" w:before="0"/>
               <w:ind w:left="120"/>
             </w:pPr>
-            <w:hyperlink w:history="1" r:id="rIdacmipcqw3vldfgagkfps0">
+            <w:hyperlink w:history="1" r:id="rIdya5qgr9bh73rkx0ik3ky2">
               <w:r>
                 <w:rPr>
                   <w:rFonts w:ascii="Arial" w:cs="Arial" w:eastAsia="Arial" w:hAnsi="Arial"/>
@@ -14942,7 +14942,7 @@
             <w:pPr>
               <w:spacing w:after="20" w:before="0"/>
             </w:pPr>
-            <w:hyperlink w:history="1" r:id="rIdnvmm6hk5yzp-mhle75n08">
+            <w:hyperlink w:history="1" r:id="rIdy6uu9wvrvtlmrutf52x30">
               <w:r>
                 <w:rPr>
                   <w:rFonts w:ascii="Arial" w:cs="Arial" w:eastAsia="Arial" w:hAnsi="Arial"/>
@@ -14975,7 +14975,7 @@
               <w:spacing w:after="10" w:before="0"/>
               <w:ind w:left="120"/>
             </w:pPr>
-            <w:hyperlink w:history="1" r:id="rIdmsk62c1ys3fbqyzhppspu">
+            <w:hyperlink w:history="1" r:id="rIdg949mawosrrjfdt31uu5x">
               <w:r>
                 <w:rPr>
                   <w:rFonts w:ascii="Arial" w:cs="Arial" w:eastAsia="Arial" w:hAnsi="Arial"/>
@@ -15020,7 +15020,7 @@
             <w:pPr>
               <w:spacing w:after="20" w:before="0"/>
             </w:pPr>
-            <w:hyperlink w:history="1" r:id="rIdp-3l7pkspy6v8l0khd27w">
+            <w:hyperlink w:history="1" r:id="rIdclxkw4gsgknkvkqndpsfk">
               <w:r>
                 <w:rPr>
                   <w:rFonts w:ascii="Arial" w:cs="Arial" w:eastAsia="Arial" w:hAnsi="Arial"/>
@@ -15053,7 +15053,7 @@
               <w:spacing w:after="10" w:before="0"/>
               <w:ind w:left="120"/>
             </w:pPr>
-            <w:hyperlink w:history="1" r:id="rIdgnv5c07ms5pr_vlyaiwg-">
+            <w:hyperlink w:history="1" r:id="rIdd2idjd0xhbauvb1bxmdr7">
               <w:r>
                 <w:rPr>
                   <w:rFonts w:ascii="Arial" w:cs="Arial" w:eastAsia="Arial" w:hAnsi="Arial"/>
@@ -15248,7 +15248,7 @@
             <w:pPr>
               <w:spacing w:after="20" w:before="0"/>
             </w:pPr>
-            <w:hyperlink w:history="1" r:id="rIddhb6e57lupa3chf1xuagm">
+            <w:hyperlink w:history="1" r:id="rId2zf074o8r3dk2qclfddmz">
               <w:r>
                 <w:rPr>
                   <w:rFonts w:ascii="Arial" w:cs="Arial" w:eastAsia="Arial" w:hAnsi="Arial"/>
@@ -15281,7 +15281,7 @@
               <w:spacing w:after="10" w:before="0"/>
               <w:ind w:left="120"/>
             </w:pPr>
-            <w:hyperlink w:history="1" r:id="rIdwx41mqsj4idsmbl2ty7dn">
+            <w:hyperlink w:history="1" r:id="rId8pkxwrgxix_o4uojhis19">
               <w:r>
                 <w:rPr>
                   <w:rFonts w:ascii="Arial" w:cs="Arial" w:eastAsia="Arial" w:hAnsi="Arial"/>
@@ -15326,7 +15326,7 @@
             <w:pPr>
               <w:spacing w:after="20" w:before="0"/>
             </w:pPr>
-            <w:hyperlink w:history="1" r:id="rId1x-o3vxzgtansxr1ugm56">
+            <w:hyperlink w:history="1" r:id="rIdk-5z99olpnyndoqabcwpx">
               <w:r>
                 <w:rPr>
                   <w:rFonts w:ascii="Arial" w:cs="Arial" w:eastAsia="Arial" w:hAnsi="Arial"/>
@@ -15359,7 +15359,7 @@
               <w:spacing w:after="10" w:before="0"/>
               <w:ind w:left="120"/>
             </w:pPr>
-            <w:hyperlink w:history="1" r:id="rIdusyslkhumlqhoabhodrmz">
+            <w:hyperlink w:history="1" r:id="rIdguv8n92wsqnkkd5ews8hu">
               <w:r>
                 <w:rPr>
                   <w:rFonts w:ascii="Arial" w:cs="Arial" w:eastAsia="Arial" w:hAnsi="Arial"/>
@@ -15554,7 +15554,7 @@
             <w:pPr>
               <w:spacing w:after="20" w:before="0"/>
             </w:pPr>
-            <w:hyperlink w:history="1" r:id="rIdn9fvrlr_stgcikca5vq7j">
+            <w:hyperlink w:history="1" r:id="rId5idsp74p9onz2o7x6yiha">
               <w:r>
                 <w:rPr>
                   <w:rFonts w:ascii="Arial" w:cs="Arial" w:eastAsia="Arial" w:hAnsi="Arial"/>
@@ -15587,7 +15587,7 @@
               <w:spacing w:after="10" w:before="0"/>
               <w:ind w:left="120"/>
             </w:pPr>
-            <w:hyperlink w:history="1" r:id="rIdn-ptxzawwhfnxsgxji91h">
+            <w:hyperlink w:history="1" r:id="rId13re7tnygavyeddorbmzc">
               <w:r>
                 <w:rPr>
                   <w:rFonts w:ascii="Arial" w:cs="Arial" w:eastAsia="Arial" w:hAnsi="Arial"/>
@@ -15632,7 +15632,7 @@
             <w:pPr>
               <w:spacing w:after="20" w:before="0"/>
             </w:pPr>
-            <w:hyperlink w:history="1" r:id="rIdyryl9kem8hzjihabezefl">
+            <w:hyperlink w:history="1" r:id="rId2ontz8egm4zuepkgpnoao">
               <w:r>
                 <w:rPr>
                   <w:rFonts w:ascii="Arial" w:cs="Arial" w:eastAsia="Arial" w:hAnsi="Arial"/>
@@ -15665,7 +15665,7 @@
               <w:spacing w:after="10" w:before="0"/>
               <w:ind w:left="120"/>
             </w:pPr>
-            <w:hyperlink w:history="1" r:id="rIdl_6rhxjnoorthbcikodej">
+            <w:hyperlink w:history="1" r:id="rIdvck0my0gswjkd7rcquf6m">
               <w:r>
                 <w:rPr>
                   <w:rFonts w:ascii="Arial" w:cs="Arial" w:eastAsia="Arial" w:hAnsi="Arial"/>
@@ -17152,7 +17152,7 @@
             <w:pPr>
               <w:spacing w:after="20" w:before="0"/>
             </w:pPr>
-            <w:hyperlink w:history="1" r:id="rId9hp3tl1rizqdae4of5yp7">
+            <w:hyperlink w:history="1" r:id="rIdlr6h8i1yctp9pafttakze">
               <w:r>
                 <w:rPr>
                   <w:rFonts w:ascii="Arial" w:cs="Arial" w:eastAsia="Arial" w:hAnsi="Arial"/>
@@ -17185,7 +17185,7 @@
               <w:spacing w:after="10" w:before="0"/>
               <w:ind w:left="120"/>
             </w:pPr>
-            <w:hyperlink w:history="1" r:id="rId4-zb3inngnciwtsdcewwd">
+            <w:hyperlink w:history="1" r:id="rIdontiemix6mtvtfjzxehz7">
               <w:r>
                 <w:rPr>
                   <w:rFonts w:ascii="Arial" w:cs="Arial" w:eastAsia="Arial" w:hAnsi="Arial"/>
@@ -17230,7 +17230,7 @@
             <w:pPr>
               <w:spacing w:after="20" w:before="0"/>
             </w:pPr>
-            <w:hyperlink w:history="1" r:id="rIdzmwyltehjxqrx-r_ga5fz">
+            <w:hyperlink w:history="1" r:id="rId6tfy_hqeao7ulaqu9wsy8">
               <w:r>
                 <w:rPr>
                   <w:rFonts w:ascii="Arial" w:cs="Arial" w:eastAsia="Arial" w:hAnsi="Arial"/>
@@ -17263,7 +17263,7 @@
               <w:spacing w:after="10" w:before="0"/>
               <w:ind w:left="120"/>
             </w:pPr>
-            <w:hyperlink w:history="1" r:id="rIdgxs7h0b0yko1-xowcsb_p">
+            <w:hyperlink w:history="1" r:id="rId0y-kftnwhtsrll9ivfucz">
               <w:r>
                 <w:rPr>
                   <w:rFonts w:ascii="Arial" w:cs="Arial" w:eastAsia="Arial" w:hAnsi="Arial"/>
@@ -17458,7 +17458,7 @@
             <w:pPr>
               <w:spacing w:after="20" w:before="0"/>
             </w:pPr>
-            <w:hyperlink w:history="1" r:id="rId_iolw8jm69kdfpcvxt6g6">
+            <w:hyperlink w:history="1" r:id="rIdje10z2qzgy3mkujzuzhvh">
               <w:r>
                 <w:rPr>
                   <w:rFonts w:ascii="Arial" w:cs="Arial" w:eastAsia="Arial" w:hAnsi="Arial"/>
@@ -17491,7 +17491,7 @@
               <w:spacing w:after="10" w:before="0"/>
               <w:ind w:left="120"/>
             </w:pPr>
-            <w:hyperlink w:history="1" r:id="rIdbx8czb8wbse-uqgipibet">
+            <w:hyperlink w:history="1" r:id="rIdfrpwofya-rwiuxix4biyf">
               <w:r>
                 <w:rPr>
                   <w:rFonts w:ascii="Arial" w:cs="Arial" w:eastAsia="Arial" w:hAnsi="Arial"/>
@@ -17536,7 +17536,7 @@
             <w:pPr>
               <w:spacing w:after="20" w:before="0"/>
             </w:pPr>
-            <w:hyperlink w:history="1" r:id="rIdy6cyynrwk7tpv-8_h-_hx">
+            <w:hyperlink w:history="1" r:id="rIdfv4ba2gr0csty44z30ois">
               <w:r>
                 <w:rPr>
                   <w:rFonts w:ascii="Arial" w:cs="Arial" w:eastAsia="Arial" w:hAnsi="Arial"/>
@@ -17569,7 +17569,7 @@
               <w:spacing w:after="10" w:before="0"/>
               <w:ind w:left="120"/>
             </w:pPr>
-            <w:hyperlink w:history="1" r:id="rIdclhu57teyslceqewk5axj">
+            <w:hyperlink w:history="1" r:id="rId5wzmxzcdga8rr8wyy0sse">
               <w:r>
                 <w:rPr>
                   <w:rFonts w:ascii="Arial" w:cs="Arial" w:eastAsia="Arial" w:hAnsi="Arial"/>
@@ -17764,7 +17764,7 @@
             <w:pPr>
               <w:spacing w:after="20" w:before="0"/>
             </w:pPr>
-            <w:hyperlink w:history="1" r:id="rIdlmidbdyohlncs4fllzani">
+            <w:hyperlink w:history="1" r:id="rId2c3fbdxpbca3muaftnsr-">
               <w:r>
                 <w:rPr>
                   <w:rFonts w:ascii="Arial" w:cs="Arial" w:eastAsia="Arial" w:hAnsi="Arial"/>
@@ -17797,7 +17797,7 @@
               <w:spacing w:after="10" w:before="0"/>
               <w:ind w:left="120"/>
             </w:pPr>
-            <w:hyperlink w:history="1" r:id="rId8ck7lblqm1xksrhyexax_">
+            <w:hyperlink w:history="1" r:id="rIdo8dhnjj-nw6wdqlcwmc62">
               <w:r>
                 <w:rPr>
                   <w:rFonts w:ascii="Arial" w:cs="Arial" w:eastAsia="Arial" w:hAnsi="Arial"/>
@@ -17842,7 +17842,7 @@
             <w:pPr>
               <w:spacing w:after="20" w:before="0"/>
             </w:pPr>
-            <w:hyperlink w:history="1" r:id="rIdpxwuwjvi75e2oaffppl6g">
+            <w:hyperlink w:history="1" r:id="rIde9y6_htnmyxzb0u70tuxs">
               <w:r>
                 <w:rPr>
                   <w:rFonts w:ascii="Arial" w:cs="Arial" w:eastAsia="Arial" w:hAnsi="Arial"/>
@@ -17875,7 +17875,7 @@
               <w:spacing w:after="10" w:before="0"/>
               <w:ind w:left="120"/>
             </w:pPr>
-            <w:hyperlink w:history="1" r:id="rIdera7nwgg9wz8w8kc7ya5c">
+            <w:hyperlink w:history="1" r:id="rId7ca1y9ohdpo9dznxqhyat">
               <w:r>
                 <w:rPr>
                   <w:rFonts w:ascii="Arial" w:cs="Arial" w:eastAsia="Arial" w:hAnsi="Arial"/>
@@ -18070,7 +18070,7 @@
             <w:pPr>
               <w:spacing w:after="20" w:before="0"/>
             </w:pPr>
-            <w:hyperlink w:history="1" r:id="rIdtipqeybjjmyeqjjt5jsr1">
+            <w:hyperlink w:history="1" r:id="rIdzx0b5hwo5qopy7nvui1hm">
               <w:r>
                 <w:rPr>
                   <w:rFonts w:ascii="Arial" w:cs="Arial" w:eastAsia="Arial" w:hAnsi="Arial"/>
@@ -18103,7 +18103,7 @@
               <w:spacing w:after="10" w:before="0"/>
               <w:ind w:left="120"/>
             </w:pPr>
-            <w:hyperlink w:history="1" r:id="rIdmeb-ckkkubx5plqcz43uy">
+            <w:hyperlink w:history="1" r:id="rIdkxgkklsnlhgivefefjmcb">
               <w:r>
                 <w:rPr>
                   <w:rFonts w:ascii="Arial" w:cs="Arial" w:eastAsia="Arial" w:hAnsi="Arial"/>
@@ -18148,7 +18148,7 @@
             <w:pPr>
               <w:spacing w:after="20" w:before="0"/>
             </w:pPr>
-            <w:hyperlink w:history="1" r:id="rId367nkl_x7_ni4cgwyr6mb">
+            <w:hyperlink w:history="1" r:id="rIdjvenkvuflt_2os3b3jj97">
               <w:r>
                 <w:rPr>
                   <w:rFonts w:ascii="Arial" w:cs="Arial" w:eastAsia="Arial" w:hAnsi="Arial"/>
@@ -18181,7 +18181,7 @@
               <w:spacing w:after="10" w:before="0"/>
               <w:ind w:left="120"/>
             </w:pPr>
-            <w:hyperlink w:history="1" r:id="rIdb-3jiqlvhnlp_iatpeexw">
+            <w:hyperlink w:history="1" r:id="rIdueihplk3we4vnn5qwvzx3">
               <w:r>
                 <w:rPr>
                   <w:rFonts w:ascii="Arial" w:cs="Arial" w:eastAsia="Arial" w:hAnsi="Arial"/>
@@ -18376,7 +18376,7 @@
             <w:pPr>
               <w:spacing w:after="20" w:before="0"/>
             </w:pPr>
-            <w:hyperlink w:history="1" r:id="rIdloaperovqqv71gxh3twdx">
+            <w:hyperlink w:history="1" r:id="rIdntd3n6ztzgzdpiakqpfab">
               <w:r>
                 <w:rPr>
                   <w:rFonts w:ascii="Arial" w:cs="Arial" w:eastAsia="Arial" w:hAnsi="Arial"/>
@@ -18409,7 +18409,7 @@
               <w:spacing w:after="10" w:before="0"/>
               <w:ind w:left="120"/>
             </w:pPr>
-            <w:hyperlink w:history="1" r:id="rId5kklcipgsylz1fzxspvwt">
+            <w:hyperlink w:history="1" r:id="rId7w7i1rtqqde26b3lnzudy">
               <w:r>
                 <w:rPr>
                   <w:rFonts w:ascii="Arial" w:cs="Arial" w:eastAsia="Arial" w:hAnsi="Arial"/>
@@ -18454,7 +18454,7 @@
             <w:pPr>
               <w:spacing w:after="20" w:before="0"/>
             </w:pPr>
-            <w:hyperlink w:history="1" r:id="rId7y6nq8bf-xiwp-8g6jjol">
+            <w:hyperlink w:history="1" r:id="rIdben5jstptkz0t3md4p5he">
               <w:r>
                 <w:rPr>
                   <w:rFonts w:ascii="Arial" w:cs="Arial" w:eastAsia="Arial" w:hAnsi="Arial"/>
@@ -18487,7 +18487,7 @@
               <w:spacing w:after="10" w:before="0"/>
               <w:ind w:left="120"/>
             </w:pPr>
-            <w:hyperlink w:history="1" r:id="rIdwcqjk1yztixisc98zzmdp">
+            <w:hyperlink w:history="1" r:id="rIdifzrh2hrmkl8auf_ear8y">
               <w:r>
                 <w:rPr>
                   <w:rFonts w:ascii="Arial" w:cs="Arial" w:eastAsia="Arial" w:hAnsi="Arial"/>
@@ -19974,7 +19974,7 @@
             <w:pPr>
               <w:spacing w:after="20" w:before="0"/>
             </w:pPr>
-            <w:hyperlink w:history="1" r:id="rIdh58t9sw2nvjhoruwr7n18">
+            <w:hyperlink w:history="1" r:id="rId1t0foaqft5ukieyzlb5se">
               <w:r>
                 <w:rPr>
                   <w:rFonts w:ascii="Arial" w:cs="Arial" w:eastAsia="Arial" w:hAnsi="Arial"/>
@@ -20007,7 +20007,7 @@
               <w:spacing w:after="10" w:before="0"/>
               <w:ind w:left="120"/>
             </w:pPr>
-            <w:hyperlink w:history="1" r:id="rIdeqf4ye8bpbw3yjvzhvkei">
+            <w:hyperlink w:history="1" r:id="rIdwtw3osrb7ru1lneik68gq">
               <w:r>
                 <w:rPr>
                   <w:rFonts w:ascii="Arial" w:cs="Arial" w:eastAsia="Arial" w:hAnsi="Arial"/>
@@ -20052,7 +20052,7 @@
             <w:pPr>
               <w:spacing w:after="20" w:before="0"/>
             </w:pPr>
-            <w:hyperlink w:history="1" r:id="rIdxikkddwmiq_hrngs0yhmo">
+            <w:hyperlink w:history="1" r:id="rIdz8udwo40ld6uy5kijr6qf">
               <w:r>
                 <w:rPr>
                   <w:rFonts w:ascii="Arial" w:cs="Arial" w:eastAsia="Arial" w:hAnsi="Arial"/>
@@ -20085,7 +20085,7 @@
               <w:spacing w:after="10" w:before="0"/>
               <w:ind w:left="120"/>
             </w:pPr>
-            <w:hyperlink w:history="1" r:id="rIdpj7oohi7wkua8es8mq9pg">
+            <w:hyperlink w:history="1" r:id="rId2wtqzyao6bm7tqug_bzxg">
               <w:r>
                 <w:rPr>
                   <w:rFonts w:ascii="Arial" w:cs="Arial" w:eastAsia="Arial" w:hAnsi="Arial"/>
@@ -20280,7 +20280,7 @@
             <w:pPr>
               <w:spacing w:after="20" w:before="0"/>
             </w:pPr>
-            <w:hyperlink w:history="1" r:id="rIdqxvxl1a-ezvh4wvvvmfyp">
+            <w:hyperlink w:history="1" r:id="rIdor-na7g6tsjetcxbiulff">
               <w:r>
                 <w:rPr>
                   <w:rFonts w:ascii="Arial" w:cs="Arial" w:eastAsia="Arial" w:hAnsi="Arial"/>
@@ -20313,7 +20313,7 @@
               <w:spacing w:after="10" w:before="0"/>
               <w:ind w:left="120"/>
             </w:pPr>
-            <w:hyperlink w:history="1" r:id="rIdmezn2t84_yxfsr0xo1vz1">
+            <w:hyperlink w:history="1" r:id="rIdpb6atxuy5j3qkjk6atn92">
               <w:r>
                 <w:rPr>
                   <w:rFonts w:ascii="Arial" w:cs="Arial" w:eastAsia="Arial" w:hAnsi="Arial"/>
@@ -20358,7 +20358,7 @@
             <w:pPr>
               <w:spacing w:after="20" w:before="0"/>
             </w:pPr>
-            <w:hyperlink w:history="1" r:id="rId12xu8ponld6xpypxh66tu">
+            <w:hyperlink w:history="1" r:id="rIdgihs4oh-5yxssewuertur">
               <w:r>
                 <w:rPr>
                   <w:rFonts w:ascii="Arial" w:cs="Arial" w:eastAsia="Arial" w:hAnsi="Arial"/>
@@ -20391,7 +20391,7 @@
               <w:spacing w:after="10" w:before="0"/>
               <w:ind w:left="120"/>
             </w:pPr>
-            <w:hyperlink w:history="1" r:id="rIdsj_rfnij84jw3ttotumqs">
+            <w:hyperlink w:history="1" r:id="rIdz5zadlqgnwhiwtu_uqlqs">
               <w:r>
                 <w:rPr>
                   <w:rFonts w:ascii="Arial" w:cs="Arial" w:eastAsia="Arial" w:hAnsi="Arial"/>
@@ -20586,7 +20586,7 @@
             <w:pPr>
               <w:spacing w:after="20" w:before="0"/>
             </w:pPr>
-            <w:hyperlink w:history="1" r:id="rIdubhsp0mt_fin6jwzdeyvk">
+            <w:hyperlink w:history="1" r:id="rIdjtq6fozxciz994nsmxxjp">
               <w:r>
                 <w:rPr>
                   <w:rFonts w:ascii="Arial" w:cs="Arial" w:eastAsia="Arial" w:hAnsi="Arial"/>
@@ -20619,7 +20619,7 @@
               <w:spacing w:after="10" w:before="0"/>
               <w:ind w:left="120"/>
             </w:pPr>
-            <w:hyperlink w:history="1" r:id="rIdrgm2sfhjzqosz5hz66riv">
+            <w:hyperlink w:history="1" r:id="rIdojewbwpnbjjafcx9xvnfm">
               <w:r>
                 <w:rPr>
                   <w:rFonts w:ascii="Arial" w:cs="Arial" w:eastAsia="Arial" w:hAnsi="Arial"/>
@@ -20664,7 +20664,7 @@
             <w:pPr>
               <w:spacing w:after="20" w:before="0"/>
             </w:pPr>
-            <w:hyperlink w:history="1" r:id="rIdf7ffv8gx6xfpyyxzt1hdr">
+            <w:hyperlink w:history="1" r:id="rIdej55on3jecrqvm9g_hxaw">
               <w:r>
                 <w:rPr>
                   <w:rFonts w:ascii="Arial" w:cs="Arial" w:eastAsia="Arial" w:hAnsi="Arial"/>
@@ -20697,7 +20697,7 @@
               <w:spacing w:after="10" w:before="0"/>
               <w:ind w:left="120"/>
             </w:pPr>
-            <w:hyperlink w:history="1" r:id="rIdujsoij_8ca4wgpcz2vuau">
+            <w:hyperlink w:history="1" r:id="rIdvufe8sv37jdy7szahbfmj">
               <w:r>
                 <w:rPr>
                   <w:rFonts w:ascii="Arial" w:cs="Arial" w:eastAsia="Arial" w:hAnsi="Arial"/>
@@ -20892,7 +20892,7 @@
             <w:pPr>
               <w:spacing w:after="20" w:before="0"/>
             </w:pPr>
-            <w:hyperlink w:history="1" r:id="rIdcc4z-mrhc178gf_kwxtwm">
+            <w:hyperlink w:history="1" r:id="rIdk_uknmtddizhnele5iz-n">
               <w:r>
                 <w:rPr>
                   <w:rFonts w:ascii="Arial" w:cs="Arial" w:eastAsia="Arial" w:hAnsi="Arial"/>
@@ -20925,7 +20925,7 @@
               <w:spacing w:after="10" w:before="0"/>
               <w:ind w:left="120"/>
             </w:pPr>
-            <w:hyperlink w:history="1" r:id="rIdn951qhfpy8y7rkcttwrlc">
+            <w:hyperlink w:history="1" r:id="rIdindllcv-6icdro3hfgnpj">
               <w:r>
                 <w:rPr>
                   <w:rFonts w:ascii="Arial" w:cs="Arial" w:eastAsia="Arial" w:hAnsi="Arial"/>
@@ -20970,7 +20970,7 @@
             <w:pPr>
               <w:spacing w:after="20" w:before="0"/>
             </w:pPr>
-            <w:hyperlink w:history="1" r:id="rIdq6dyq3fnpvwon0xndl4e5">
+            <w:hyperlink w:history="1" r:id="rIdbyjz3xdkuolewh2vi4qiy">
               <w:r>
                 <w:rPr>
                   <w:rFonts w:ascii="Arial" w:cs="Arial" w:eastAsia="Arial" w:hAnsi="Arial"/>
@@ -21003,7 +21003,7 @@
               <w:spacing w:after="10" w:before="0"/>
               <w:ind w:left="120"/>
             </w:pPr>
-            <w:hyperlink w:history="1" r:id="rId1n1bilikirh0jnqjy6pkt">
+            <w:hyperlink w:history="1" r:id="rIduw_py1ll5lp0ecxv0i9p1">
               <w:r>
                 <w:rPr>
                   <w:rFonts w:ascii="Arial" w:cs="Arial" w:eastAsia="Arial" w:hAnsi="Arial"/>
@@ -21198,7 +21198,7 @@
             <w:pPr>
               <w:spacing w:after="20" w:before="0"/>
             </w:pPr>
-            <w:hyperlink w:history="1" r:id="rIdf6yvhkkd-m8fhuydcdpgw">
+            <w:hyperlink w:history="1" r:id="rId1dbmzh9biar-or0fwkw9w">
               <w:r>
                 <w:rPr>
                   <w:rFonts w:ascii="Arial" w:cs="Arial" w:eastAsia="Arial" w:hAnsi="Arial"/>
@@ -21231,7 +21231,7 @@
               <w:spacing w:after="10" w:before="0"/>
               <w:ind w:left="120"/>
             </w:pPr>
-            <w:hyperlink w:history="1" r:id="rId4_tn4geae-ucq7zq3zzu8">
+            <w:hyperlink w:history="1" r:id="rIdmqdk0uk5lpfxnokynnsy1">
               <w:r>
                 <w:rPr>
                   <w:rFonts w:ascii="Arial" w:cs="Arial" w:eastAsia="Arial" w:hAnsi="Arial"/>
@@ -21276,7 +21276,7 @@
             <w:pPr>
               <w:spacing w:after="20" w:before="0"/>
             </w:pPr>
-            <w:hyperlink w:history="1" r:id="rId8ektqhyideoyldus9aoq2">
+            <w:hyperlink w:history="1" r:id="rIdwj-5w5d39zukgufjl2c9i">
               <w:r>
                 <w:rPr>
                   <w:rFonts w:ascii="Arial" w:cs="Arial" w:eastAsia="Arial" w:hAnsi="Arial"/>
@@ -21309,7 +21309,7 @@
               <w:spacing w:after="10" w:before="0"/>
               <w:ind w:left="120"/>
             </w:pPr>
-            <w:hyperlink w:history="1" r:id="rId3cazh5js-lrpfgqwaq5gb">
+            <w:hyperlink w:history="1" r:id="rIdug44sgf65qqcqzbfygk8q">
               <w:r>
                 <w:rPr>
                   <w:rFonts w:ascii="Arial" w:cs="Arial" w:eastAsia="Arial" w:hAnsi="Arial"/>
@@ -22796,7 +22796,7 @@
             <w:pPr>
               <w:spacing w:after="20" w:before="0"/>
             </w:pPr>
-            <w:hyperlink w:history="1" r:id="rIdsvnua4432fnqtepj0l76r">
+            <w:hyperlink w:history="1" r:id="rId9xov96rtjogcoa37kka-h">
               <w:r>
                 <w:rPr>
                   <w:rFonts w:ascii="Arial" w:cs="Arial" w:eastAsia="Arial" w:hAnsi="Arial"/>
@@ -22829,7 +22829,7 @@
               <w:spacing w:after="10" w:before="0"/>
               <w:ind w:left="120"/>
             </w:pPr>
-            <w:hyperlink w:history="1" r:id="rIdi-5s5vbpaabni3zqrewa_">
+            <w:hyperlink w:history="1" r:id="rId_nthfdzzjlsr287ootgnu">
               <w:r>
                 <w:rPr>
                   <w:rFonts w:ascii="Arial" w:cs="Arial" w:eastAsia="Arial" w:hAnsi="Arial"/>
@@ -22874,7 +22874,7 @@
             <w:pPr>
               <w:spacing w:after="20" w:before="0"/>
             </w:pPr>
-            <w:hyperlink w:history="1" r:id="rIdwmexszkb-eiia-b70ymfg">
+            <w:hyperlink w:history="1" r:id="rIdyx8bz5ln7qmjtn-_7rmcc">
               <w:r>
                 <w:rPr>
                   <w:rFonts w:ascii="Arial" w:cs="Arial" w:eastAsia="Arial" w:hAnsi="Arial"/>
@@ -22907,7 +22907,7 @@
               <w:spacing w:after="10" w:before="0"/>
               <w:ind w:left="120"/>
             </w:pPr>
-            <w:hyperlink w:history="1" r:id="rIdomyhfebuzky3vv6qdixwj">
+            <w:hyperlink w:history="1" r:id="rIdfcpvahszg4beappsczf1a">
               <w:r>
                 <w:rPr>
                   <w:rFonts w:ascii="Arial" w:cs="Arial" w:eastAsia="Arial" w:hAnsi="Arial"/>
@@ -23102,7 +23102,7 @@
             <w:pPr>
               <w:spacing w:after="20" w:before="0"/>
             </w:pPr>
-            <w:hyperlink w:history="1" r:id="rIdkcmvrfxis5rflett82g6w">
+            <w:hyperlink w:history="1" r:id="rIdy3wg0if3i7xmpffunglpp">
               <w:r>
                 <w:rPr>
                   <w:rFonts w:ascii="Arial" w:cs="Arial" w:eastAsia="Arial" w:hAnsi="Arial"/>
@@ -23135,7 +23135,7 @@
               <w:spacing w:after="10" w:before="0"/>
               <w:ind w:left="120"/>
             </w:pPr>
-            <w:hyperlink w:history="1" r:id="rIdymttid6jmdopi1avwz1nq">
+            <w:hyperlink w:history="1" r:id="rId6ruf-fzj8zpymq7ten5uh">
               <w:r>
                 <w:rPr>
                   <w:rFonts w:ascii="Arial" w:cs="Arial" w:eastAsia="Arial" w:hAnsi="Arial"/>
@@ -23180,7 +23180,7 @@
             <w:pPr>
               <w:spacing w:after="20" w:before="0"/>
             </w:pPr>
-            <w:hyperlink w:history="1" r:id="rIdsp1k3ssgt9605te2eqfus">
+            <w:hyperlink w:history="1" r:id="rIdg8svwdbnpuynx1qudoilz">
               <w:r>
                 <w:rPr>
                   <w:rFonts w:ascii="Arial" w:cs="Arial" w:eastAsia="Arial" w:hAnsi="Arial"/>
@@ -23213,7 +23213,7 @@
               <w:spacing w:after="10" w:before="0"/>
               <w:ind w:left="120"/>
             </w:pPr>
-            <w:hyperlink w:history="1" r:id="rId-ebrmqlsvgqmjroljsba7">
+            <w:hyperlink w:history="1" r:id="rIdnugld3symkibqi1yof4ts">
               <w:r>
                 <w:rPr>
                   <w:rFonts w:ascii="Arial" w:cs="Arial" w:eastAsia="Arial" w:hAnsi="Arial"/>
@@ -23408,7 +23408,7 @@
             <w:pPr>
               <w:spacing w:after="20" w:before="0"/>
             </w:pPr>
-            <w:hyperlink w:history="1" r:id="rIddcwm2ilckisyax1k3zblt">
+            <w:hyperlink w:history="1" r:id="rIdxqrm8w4xid1k22u_k3m26">
               <w:r>
                 <w:rPr>
                   <w:rFonts w:ascii="Arial" w:cs="Arial" w:eastAsia="Arial" w:hAnsi="Arial"/>
@@ -23441,7 +23441,7 @@
               <w:spacing w:after="10" w:before="0"/>
               <w:ind w:left="120"/>
             </w:pPr>
-            <w:hyperlink w:history="1" r:id="rIdbljgzkpamu6o4cpo0jqu7">
+            <w:hyperlink w:history="1" r:id="rId6hsldrh-iuvndurr7bfow">
               <w:r>
                 <w:rPr>
                   <w:rFonts w:ascii="Arial" w:cs="Arial" w:eastAsia="Arial" w:hAnsi="Arial"/>
@@ -23486,7 +23486,7 @@
             <w:pPr>
               <w:spacing w:after="20" w:before="0"/>
             </w:pPr>
-            <w:hyperlink w:history="1" r:id="rIddwfjbvh0btifuw_tzmn-u">
+            <w:hyperlink w:history="1" r:id="rIduacxmf7nvqiytlpiajfbr">
               <w:r>
                 <w:rPr>
                   <w:rFonts w:ascii="Arial" w:cs="Arial" w:eastAsia="Arial" w:hAnsi="Arial"/>
@@ -23519,7 +23519,7 @@
               <w:spacing w:after="10" w:before="0"/>
               <w:ind w:left="120"/>
             </w:pPr>
-            <w:hyperlink w:history="1" r:id="rIdgd-kosg5fdwxdtu75hoc6">
+            <w:hyperlink w:history="1" r:id="rIdcpcazmciam9z1e3uq4l7x">
               <w:r>
                 <w:rPr>
                   <w:rFonts w:ascii="Arial" w:cs="Arial" w:eastAsia="Arial" w:hAnsi="Arial"/>
@@ -23714,7 +23714,7 @@
             <w:pPr>
               <w:spacing w:after="20" w:before="0"/>
             </w:pPr>
-            <w:hyperlink w:history="1" r:id="rIdgxkd1doij7gn0bhetin3c">
+            <w:hyperlink w:history="1" r:id="rIdckitxpyxwwzuscgku6x0s">
               <w:r>
                 <w:rPr>
                   <w:rFonts w:ascii="Arial" w:cs="Arial" w:eastAsia="Arial" w:hAnsi="Arial"/>
@@ -23747,7 +23747,7 @@
               <w:spacing w:after="10" w:before="0"/>
               <w:ind w:left="120"/>
             </w:pPr>
-            <w:hyperlink w:history="1" r:id="rId4k0k7ibh0ahc7hkz2eway">
+            <w:hyperlink w:history="1" r:id="rIdlmsl3f57fmi95p73odylk">
               <w:r>
                 <w:rPr>
                   <w:rFonts w:ascii="Arial" w:cs="Arial" w:eastAsia="Arial" w:hAnsi="Arial"/>
@@ -23792,7 +23792,7 @@
             <w:pPr>
               <w:spacing w:after="20" w:before="0"/>
             </w:pPr>
-            <w:hyperlink w:history="1" r:id="rIdkf5tapzrwo2qqjgdzdlbj">
+            <w:hyperlink w:history="1" r:id="rIderrhix00gm1npk9u1oa2r">
               <w:r>
                 <w:rPr>
                   <w:rFonts w:ascii="Arial" w:cs="Arial" w:eastAsia="Arial" w:hAnsi="Arial"/>
@@ -23825,7 +23825,7 @@
               <w:spacing w:after="10" w:before="0"/>
               <w:ind w:left="120"/>
             </w:pPr>
-            <w:hyperlink w:history="1" r:id="rIdr8ylj3mnuf2yyfdyxz1am">
+            <w:hyperlink w:history="1" r:id="rIdirhf1mxvli-rgmiwlmtl8">
               <w:r>
                 <w:rPr>
                   <w:rFonts w:ascii="Arial" w:cs="Arial" w:eastAsia="Arial" w:hAnsi="Arial"/>
@@ -24020,7 +24020,7 @@
             <w:pPr>
               <w:spacing w:after="20" w:before="0"/>
             </w:pPr>
-            <w:hyperlink w:history="1" r:id="rIdxg_jokt_0vljhdcyp58ox">
+            <w:hyperlink w:history="1" r:id="rIdkaps7xzlxdgttesnmv3ws">
               <w:r>
                 <w:rPr>
                   <w:rFonts w:ascii="Arial" w:cs="Arial" w:eastAsia="Arial" w:hAnsi="Arial"/>
@@ -24053,7 +24053,7 @@
               <w:spacing w:after="10" w:before="0"/>
               <w:ind w:left="120"/>
             </w:pPr>
-            <w:hyperlink w:history="1" r:id="rIdy_yfpftnve3rivaouzwpv">
+            <w:hyperlink w:history="1" r:id="rIdnsvmq-dnrhzpkx4hdqjc3">
               <w:r>
                 <w:rPr>
                   <w:rFonts w:ascii="Arial" w:cs="Arial" w:eastAsia="Arial" w:hAnsi="Arial"/>
@@ -24098,7 +24098,7 @@
             <w:pPr>
               <w:spacing w:after="20" w:before="0"/>
             </w:pPr>
-            <w:hyperlink w:history="1" r:id="rIdhar-kx8rpl-kzggewg3pr">
+            <w:hyperlink w:history="1" r:id="rIdtyanktjgpttehdnljakje">
               <w:r>
                 <w:rPr>
                   <w:rFonts w:ascii="Arial" w:cs="Arial" w:eastAsia="Arial" w:hAnsi="Arial"/>
@@ -24131,7 +24131,7 @@
               <w:spacing w:after="10" w:before="0"/>
               <w:ind w:left="120"/>
             </w:pPr>
-            <w:hyperlink w:history="1" r:id="rIdkxzf7xq6kq9-wsbt8p-nc">
+            <w:hyperlink w:history="1" r:id="rId9luul0exybylmkeuydnd3">
               <w:r>
                 <w:rPr>
                   <w:rFonts w:ascii="Arial" w:cs="Arial" w:eastAsia="Arial" w:hAnsi="Arial"/>
